--- a/KURIKULUM2026_REVISI/DOCX/027_RENCANA_RESTRUKTURISASI_KODE_MK_CORE_STI_KONTINU.docx
+++ b/KURIKULUM2026_REVISI/DOCX/027_RENCANA_RESTRUKTURISASI_KODE_MK_CORE_STI_KONTINU.docx
@@ -53,9 +53,9 @@
       <w:r>
         <w:rPr>
           <w:color w:val="C8D2E1"/>
-          <w:sz w:val="16"/>
+          <w:sz w:val="14"/>
         </w:rPr>
-        <w:t>_________________________________________________________________________________</w:t>
+        <w:t>————————————————————————————————————————————————————————————————————————————————————————————————————————————————————————</w:t>
       </w:r>
     </w:p>
     <w:p>
@@ -568,9 +568,9 @@
       <w:r>
         <w:rPr>
           <w:color w:val="C8D2E1"/>
-          <w:sz w:val="16"/>
+          <w:sz w:val="14"/>
         </w:rPr>
-        <w:t>_________________________________________________________________________________</w:t>
+        <w:t>————————————————————————————————————————————————————————————————————————————————————————————————————————————————————————</w:t>
       </w:r>
     </w:p>
     <w:p>
@@ -604,14 +604,14 @@
         </w:tblBorders>
       </w:tblPr>
       <w:tblGrid>
-        <w:gridCol w:w="1129"/>
-        <w:gridCol w:w="1129"/>
-        <w:gridCol w:w="1129"/>
-        <w:gridCol w:w="1129"/>
-        <w:gridCol w:w="1129"/>
-        <w:gridCol w:w="1129"/>
-        <w:gridCol w:w="1129"/>
-        <w:gridCol w:w="1129"/>
+        <w:gridCol w:w="1870"/>
+        <w:gridCol w:w="1870"/>
+        <w:gridCol w:w="1870"/>
+        <w:gridCol w:w="1870"/>
+        <w:gridCol w:w="1870"/>
+        <w:gridCol w:w="1870"/>
+        <w:gridCol w:w="1870"/>
+        <w:gridCol w:w="1870"/>
       </w:tblGrid>
       <w:tr>
         <w:trPr>
@@ -621,7 +621,7 @@
         </w:trPr>
         <w:tc>
           <w:tcPr>
-            <w:tcW w:type="dxa" w:w="1129"/>
+            <w:tcW w:type="dxa" w:w="1870"/>
             <w:vAlign w:val="center"/>
             <w:shd w:fill="1F3864"/>
             <w:tcMar>
@@ -641,7 +641,7 @@
                 <w:rFonts w:ascii="Calibri" w:hAnsi="Calibri"/>
                 <w:b/>
                 <w:color w:val="FFFFFF"/>
-                <w:sz w:val="20"/>
+                <w:sz w:val="19"/>
               </w:rPr>
               <w:t>Sem</w:t>
             </w:r>
@@ -649,7 +649,7 @@
         </w:tc>
         <w:tc>
           <w:tcPr>
-            <w:tcW w:type="dxa" w:w="1129"/>
+            <w:tcW w:type="dxa" w:w="1870"/>
             <w:vAlign w:val="center"/>
             <w:shd w:fill="1F3864"/>
             <w:tcMar>
@@ -669,7 +669,7 @@
                 <w:rFonts w:ascii="Calibri" w:hAnsi="Calibri"/>
                 <w:b/>
                 <w:color w:val="FFFFFF"/>
-                <w:sz w:val="20"/>
+                <w:sz w:val="19"/>
               </w:rPr>
               <w:t>No Urut</w:t>
             </w:r>
@@ -677,7 +677,7 @@
         </w:tc>
         <w:tc>
           <w:tcPr>
-            <w:tcW w:type="dxa" w:w="1129"/>
+            <w:tcW w:type="dxa" w:w="1870"/>
             <w:vAlign w:val="center"/>
             <w:shd w:fill="1F3864"/>
             <w:tcMar>
@@ -697,7 +697,7 @@
                 <w:rFonts w:ascii="Calibri" w:hAnsi="Calibri"/>
                 <w:b/>
                 <w:color w:val="FFFFFF"/>
-                <w:sz w:val="20"/>
+                <w:sz w:val="19"/>
               </w:rPr>
               <w:t>Kode Lama</w:t>
             </w:r>
@@ -705,7 +705,7 @@
         </w:tc>
         <w:tc>
           <w:tcPr>
-            <w:tcW w:type="dxa" w:w="1129"/>
+            <w:tcW w:type="dxa" w:w="1870"/>
             <w:vAlign w:val="center"/>
             <w:shd w:fill="1F3864"/>
             <w:tcMar>
@@ -725,7 +725,7 @@
                 <w:rFonts w:ascii="Calibri" w:hAnsi="Calibri"/>
                 <w:b/>
                 <w:color w:val="FFFFFF"/>
-                <w:sz w:val="20"/>
+                <w:sz w:val="19"/>
               </w:rPr>
               <w:t>Kode Baru Kontinu</w:t>
             </w:r>
@@ -733,7 +733,7 @@
         </w:tc>
         <w:tc>
           <w:tcPr>
-            <w:tcW w:type="dxa" w:w="1129"/>
+            <w:tcW w:type="dxa" w:w="1870"/>
             <w:vAlign w:val="center"/>
             <w:shd w:fill="1F3864"/>
             <w:tcMar>
@@ -753,7 +753,7 @@
                 <w:rFonts w:ascii="Calibri" w:hAnsi="Calibri"/>
                 <w:b/>
                 <w:color w:val="FFFFFF"/>
-                <w:sz w:val="20"/>
+                <w:sz w:val="19"/>
               </w:rPr>
               <w:t>Nama Mata Kuliah</w:t>
             </w:r>
@@ -761,7 +761,7 @@
         </w:tc>
         <w:tc>
           <w:tcPr>
-            <w:tcW w:type="dxa" w:w="1129"/>
+            <w:tcW w:type="dxa" w:w="1870"/>
             <w:vAlign w:val="center"/>
             <w:shd w:fill="1F3864"/>
             <w:tcMar>
@@ -781,7 +781,7 @@
                 <w:rFonts w:ascii="Calibri" w:hAnsi="Calibri"/>
                 <w:b/>
                 <w:color w:val="FFFFFF"/>
-                <w:sz w:val="20"/>
+                <w:sz w:val="19"/>
               </w:rPr>
               <w:t>SKS</w:t>
             </w:r>
@@ -789,7 +789,7 @@
         </w:tc>
         <w:tc>
           <w:tcPr>
-            <w:tcW w:type="dxa" w:w="1129"/>
+            <w:tcW w:type="dxa" w:w="1870"/>
             <w:vAlign w:val="center"/>
             <w:shd w:fill="1F3864"/>
             <w:tcMar>
@@ -809,7 +809,7 @@
                 <w:rFonts w:ascii="Calibri" w:hAnsi="Calibri"/>
                 <w:b/>
                 <w:color w:val="FFFFFF"/>
-                <w:sz w:val="20"/>
+                <w:sz w:val="19"/>
               </w:rPr>
               <w:t>Prasyarat Lama</w:t>
             </w:r>
@@ -817,7 +817,7 @@
         </w:tc>
         <w:tc>
           <w:tcPr>
-            <w:tcW w:type="dxa" w:w="1129"/>
+            <w:tcW w:type="dxa" w:w="1870"/>
             <w:vAlign w:val="center"/>
             <w:shd w:fill="1F3864"/>
             <w:tcMar>
@@ -837,7 +837,7 @@
                 <w:rFonts w:ascii="Calibri" w:hAnsi="Calibri"/>
                 <w:b/>
                 <w:color w:val="FFFFFF"/>
-                <w:sz w:val="20"/>
+                <w:sz w:val="19"/>
               </w:rPr>
               <w:t>Prasyarat Baru</w:t>
             </w:r>
@@ -850,14 +850,14 @@
         </w:trPr>
         <w:tc>
           <w:tcPr>
-            <w:tcW w:type="dxa" w:w="1129"/>
+            <w:tcW w:type="dxa" w:w="1870"/>
             <w:vAlign w:val="center"/>
             <w:shd w:fill="FFFFFF"/>
             <w:tcMar>
-              <w:top w:w="80" w:type="dxa"/>
-              <w:bottom w:w="80" w:type="dxa"/>
-              <w:left w:w="100" w:type="dxa"/>
-              <w:right w:w="100" w:type="dxa"/>
+              <w:top w:w="70" w:type="dxa"/>
+              <w:bottom w:w="70" w:type="dxa"/>
+              <w:left w:w="90" w:type="dxa"/>
+              <w:right w:w="90" w:type="dxa"/>
             </w:tcMar>
           </w:tcPr>
           <w:p>
@@ -870,7 +870,7 @@
                 <w:rFonts w:ascii="Calibri" w:hAnsi="Calibri"/>
                 <w:b/>
                 <w:color w:val="262626"/>
-                <w:sz w:val="19"/>
+                <w:sz w:val="18"/>
               </w:rPr>
               <w:t>1</w:t>
             </w:r>
@@ -878,14 +878,14 @@
         </w:tc>
         <w:tc>
           <w:tcPr>
-            <w:tcW w:type="dxa" w:w="1129"/>
+            <w:tcW w:type="dxa" w:w="1870"/>
             <w:vAlign w:val="center"/>
             <w:shd w:fill="FFFFFF"/>
             <w:tcMar>
-              <w:top w:w="80" w:type="dxa"/>
-              <w:bottom w:w="80" w:type="dxa"/>
-              <w:left w:w="100" w:type="dxa"/>
-              <w:right w:w="100" w:type="dxa"/>
+              <w:top w:w="70" w:type="dxa"/>
+              <w:bottom w:w="70" w:type="dxa"/>
+              <w:left w:w="90" w:type="dxa"/>
+              <w:right w:w="90" w:type="dxa"/>
             </w:tcMar>
           </w:tcPr>
           <w:p>
@@ -897,7 +897,7 @@
               <w:rPr>
                 <w:rFonts w:ascii="Calibri" w:hAnsi="Calibri"/>
                 <w:color w:val="262626"/>
-                <w:sz w:val="19"/>
+                <w:sz w:val="18"/>
               </w:rPr>
               <w:t>01</w:t>
             </w:r>
@@ -905,14 +905,14 @@
         </w:tc>
         <w:tc>
           <w:tcPr>
-            <w:tcW w:type="dxa" w:w="1129"/>
+            <w:tcW w:type="dxa" w:w="1870"/>
             <w:vAlign w:val="center"/>
             <w:shd w:fill="FFFFFF"/>
             <w:tcMar>
-              <w:top w:w="80" w:type="dxa"/>
-              <w:bottom w:w="80" w:type="dxa"/>
-              <w:left w:w="100" w:type="dxa"/>
-              <w:right w:w="100" w:type="dxa"/>
+              <w:top w:w="70" w:type="dxa"/>
+              <w:bottom w:w="70" w:type="dxa"/>
+              <w:left w:w="90" w:type="dxa"/>
+              <w:right w:w="90" w:type="dxa"/>
             </w:tcMar>
           </w:tcPr>
           <w:p>
@@ -924,7 +924,7 @@
               <w:rPr>
                 <w:rFonts w:ascii="Consolas" w:hAnsi="Consolas"/>
                 <w:color w:val="A02828"/>
-                <w:sz w:val="18"/>
+                <w:sz w:val="17"/>
               </w:rPr>
               <w:t>STI-101</w:t>
             </w:r>
@@ -932,14 +932,14 @@
         </w:tc>
         <w:tc>
           <w:tcPr>
-            <w:tcW w:type="dxa" w:w="1129"/>
+            <w:tcW w:type="dxa" w:w="1870"/>
             <w:vAlign w:val="center"/>
             <w:shd w:fill="FFFFFF"/>
             <w:tcMar>
-              <w:top w:w="80" w:type="dxa"/>
-              <w:bottom w:w="80" w:type="dxa"/>
-              <w:left w:w="100" w:type="dxa"/>
-              <w:right w:w="100" w:type="dxa"/>
+              <w:top w:w="70" w:type="dxa"/>
+              <w:bottom w:w="70" w:type="dxa"/>
+              <w:left w:w="90" w:type="dxa"/>
+              <w:right w:w="90" w:type="dxa"/>
             </w:tcMar>
           </w:tcPr>
           <w:p>
@@ -952,7 +952,7 @@
                 <w:rFonts w:ascii="Calibri" w:hAnsi="Calibri"/>
                 <w:b/>
                 <w:color w:val="262626"/>
-                <w:sz w:val="19"/>
+                <w:sz w:val="18"/>
               </w:rPr>
               <w:t>`STI-101`</w:t>
             </w:r>
@@ -960,14 +960,14 @@
         </w:tc>
         <w:tc>
           <w:tcPr>
-            <w:tcW w:type="dxa" w:w="1129"/>
+            <w:tcW w:type="dxa" w:w="1870"/>
             <w:vAlign w:val="center"/>
             <w:shd w:fill="FFFFFF"/>
             <w:tcMar>
-              <w:top w:w="80" w:type="dxa"/>
-              <w:bottom w:w="80" w:type="dxa"/>
-              <w:left w:w="100" w:type="dxa"/>
-              <w:right w:w="100" w:type="dxa"/>
+              <w:top w:w="70" w:type="dxa"/>
+              <w:bottom w:w="70" w:type="dxa"/>
+              <w:left w:w="90" w:type="dxa"/>
+              <w:right w:w="90" w:type="dxa"/>
             </w:tcMar>
           </w:tcPr>
           <w:p>
@@ -979,7 +979,7 @@
               <w:rPr>
                 <w:rFonts w:ascii="Calibri" w:hAnsi="Calibri"/>
                 <w:color w:val="262626"/>
-                <w:sz w:val="19"/>
+                <w:sz w:val="18"/>
               </w:rPr>
               <w:t>Pengantar Sistem dan Teknologi Informasi</w:t>
             </w:r>
@@ -987,14 +987,14 @@
         </w:tc>
         <w:tc>
           <w:tcPr>
-            <w:tcW w:type="dxa" w:w="1129"/>
+            <w:tcW w:type="dxa" w:w="1870"/>
             <w:vAlign w:val="center"/>
             <w:shd w:fill="FFFFFF"/>
             <w:tcMar>
-              <w:top w:w="80" w:type="dxa"/>
-              <w:bottom w:w="80" w:type="dxa"/>
-              <w:left w:w="100" w:type="dxa"/>
-              <w:right w:w="100" w:type="dxa"/>
+              <w:top w:w="70" w:type="dxa"/>
+              <w:bottom w:w="70" w:type="dxa"/>
+              <w:left w:w="90" w:type="dxa"/>
+              <w:right w:w="90" w:type="dxa"/>
             </w:tcMar>
           </w:tcPr>
           <w:p>
@@ -1006,7 +1006,7 @@
               <w:rPr>
                 <w:rFonts w:ascii="Calibri" w:hAnsi="Calibri"/>
                 <w:color w:val="262626"/>
-                <w:sz w:val="19"/>
+                <w:sz w:val="18"/>
               </w:rPr>
               <w:t>2</w:t>
             </w:r>
@@ -1014,14 +1014,14 @@
         </w:tc>
         <w:tc>
           <w:tcPr>
-            <w:tcW w:type="dxa" w:w="1129"/>
+            <w:tcW w:type="dxa" w:w="1870"/>
             <w:vAlign w:val="center"/>
             <w:shd w:fill="FFFFFF"/>
             <w:tcMar>
-              <w:top w:w="80" w:type="dxa"/>
-              <w:bottom w:w="80" w:type="dxa"/>
-              <w:left w:w="100" w:type="dxa"/>
-              <w:right w:w="100" w:type="dxa"/>
+              <w:top w:w="70" w:type="dxa"/>
+              <w:bottom w:w="70" w:type="dxa"/>
+              <w:left w:w="90" w:type="dxa"/>
+              <w:right w:w="90" w:type="dxa"/>
             </w:tcMar>
           </w:tcPr>
           <w:p>
@@ -1033,7 +1033,7 @@
               <w:rPr>
                 <w:rFonts w:ascii="Calibri" w:hAnsi="Calibri"/>
                 <w:color w:val="262626"/>
-                <w:sz w:val="19"/>
+                <w:sz w:val="18"/>
               </w:rPr>
               <w:t>—</w:t>
             </w:r>
@@ -1041,14 +1041,14 @@
         </w:tc>
         <w:tc>
           <w:tcPr>
-            <w:tcW w:type="dxa" w:w="1129"/>
+            <w:tcW w:type="dxa" w:w="1870"/>
             <w:vAlign w:val="center"/>
             <w:shd w:fill="FFFFFF"/>
             <w:tcMar>
-              <w:top w:w="80" w:type="dxa"/>
-              <w:bottom w:w="80" w:type="dxa"/>
-              <w:left w:w="100" w:type="dxa"/>
-              <w:right w:w="100" w:type="dxa"/>
+              <w:top w:w="70" w:type="dxa"/>
+              <w:bottom w:w="70" w:type="dxa"/>
+              <w:left w:w="90" w:type="dxa"/>
+              <w:right w:w="90" w:type="dxa"/>
             </w:tcMar>
           </w:tcPr>
           <w:p>
@@ -1060,7 +1060,7 @@
               <w:rPr>
                 <w:rFonts w:ascii="Calibri" w:hAnsi="Calibri"/>
                 <w:color w:val="262626"/>
-                <w:sz w:val="19"/>
+                <w:sz w:val="18"/>
               </w:rPr>
               <w:t>—</w:t>
             </w:r>
@@ -1073,14 +1073,14 @@
         </w:trPr>
         <w:tc>
           <w:tcPr>
-            <w:tcW w:type="dxa" w:w="1129"/>
+            <w:tcW w:type="dxa" w:w="1870"/>
             <w:vAlign w:val="center"/>
             <w:shd w:fill="F2F5F9"/>
             <w:tcMar>
-              <w:top w:w="80" w:type="dxa"/>
-              <w:bottom w:w="80" w:type="dxa"/>
-              <w:left w:w="100" w:type="dxa"/>
-              <w:right w:w="100" w:type="dxa"/>
+              <w:top w:w="70" w:type="dxa"/>
+              <w:bottom w:w="70" w:type="dxa"/>
+              <w:left w:w="90" w:type="dxa"/>
+              <w:right w:w="90" w:type="dxa"/>
             </w:tcMar>
           </w:tcPr>
           <w:p>
@@ -1093,7 +1093,7 @@
                 <w:rFonts w:ascii="Calibri" w:hAnsi="Calibri"/>
                 <w:b/>
                 <w:color w:val="262626"/>
-                <w:sz w:val="19"/>
+                <w:sz w:val="18"/>
               </w:rPr>
               <w:t>1</w:t>
             </w:r>
@@ -1101,14 +1101,14 @@
         </w:tc>
         <w:tc>
           <w:tcPr>
-            <w:tcW w:type="dxa" w:w="1129"/>
+            <w:tcW w:type="dxa" w:w="1870"/>
             <w:vAlign w:val="center"/>
             <w:shd w:fill="F2F5F9"/>
             <w:tcMar>
-              <w:top w:w="80" w:type="dxa"/>
-              <w:bottom w:w="80" w:type="dxa"/>
-              <w:left w:w="100" w:type="dxa"/>
-              <w:right w:w="100" w:type="dxa"/>
+              <w:top w:w="70" w:type="dxa"/>
+              <w:bottom w:w="70" w:type="dxa"/>
+              <w:left w:w="90" w:type="dxa"/>
+              <w:right w:w="90" w:type="dxa"/>
             </w:tcMar>
           </w:tcPr>
           <w:p>
@@ -1120,7 +1120,7 @@
               <w:rPr>
                 <w:rFonts w:ascii="Calibri" w:hAnsi="Calibri"/>
                 <w:color w:val="262626"/>
-                <w:sz w:val="19"/>
+                <w:sz w:val="18"/>
               </w:rPr>
               <w:t>02</w:t>
             </w:r>
@@ -1128,14 +1128,14 @@
         </w:tc>
         <w:tc>
           <w:tcPr>
-            <w:tcW w:type="dxa" w:w="1129"/>
+            <w:tcW w:type="dxa" w:w="1870"/>
             <w:vAlign w:val="center"/>
             <w:shd w:fill="F2F5F9"/>
             <w:tcMar>
-              <w:top w:w="80" w:type="dxa"/>
-              <w:bottom w:w="80" w:type="dxa"/>
-              <w:left w:w="100" w:type="dxa"/>
-              <w:right w:w="100" w:type="dxa"/>
+              <w:top w:w="70" w:type="dxa"/>
+              <w:bottom w:w="70" w:type="dxa"/>
+              <w:left w:w="90" w:type="dxa"/>
+              <w:right w:w="90" w:type="dxa"/>
             </w:tcMar>
           </w:tcPr>
           <w:p>
@@ -1147,7 +1147,7 @@
               <w:rPr>
                 <w:rFonts w:ascii="Consolas" w:hAnsi="Consolas"/>
                 <w:color w:val="A02828"/>
-                <w:sz w:val="18"/>
+                <w:sz w:val="17"/>
               </w:rPr>
               <w:t>STI-102</w:t>
             </w:r>
@@ -1155,14 +1155,14 @@
         </w:tc>
         <w:tc>
           <w:tcPr>
-            <w:tcW w:type="dxa" w:w="1129"/>
+            <w:tcW w:type="dxa" w:w="1870"/>
             <w:vAlign w:val="center"/>
             <w:shd w:fill="F2F5F9"/>
             <w:tcMar>
-              <w:top w:w="80" w:type="dxa"/>
-              <w:bottom w:w="80" w:type="dxa"/>
-              <w:left w:w="100" w:type="dxa"/>
-              <w:right w:w="100" w:type="dxa"/>
+              <w:top w:w="70" w:type="dxa"/>
+              <w:bottom w:w="70" w:type="dxa"/>
+              <w:left w:w="90" w:type="dxa"/>
+              <w:right w:w="90" w:type="dxa"/>
             </w:tcMar>
           </w:tcPr>
           <w:p>
@@ -1175,7 +1175,7 @@
                 <w:rFonts w:ascii="Calibri" w:hAnsi="Calibri"/>
                 <w:b/>
                 <w:color w:val="262626"/>
-                <w:sz w:val="19"/>
+                <w:sz w:val="18"/>
               </w:rPr>
               <w:t>`STI-102`</w:t>
             </w:r>
@@ -1183,14 +1183,14 @@
         </w:tc>
         <w:tc>
           <w:tcPr>
-            <w:tcW w:type="dxa" w:w="1129"/>
+            <w:tcW w:type="dxa" w:w="1870"/>
             <w:vAlign w:val="center"/>
             <w:shd w:fill="F2F5F9"/>
             <w:tcMar>
-              <w:top w:w="80" w:type="dxa"/>
-              <w:bottom w:w="80" w:type="dxa"/>
-              <w:left w:w="100" w:type="dxa"/>
-              <w:right w:w="100" w:type="dxa"/>
+              <w:top w:w="70" w:type="dxa"/>
+              <w:bottom w:w="70" w:type="dxa"/>
+              <w:left w:w="90" w:type="dxa"/>
+              <w:right w:w="90" w:type="dxa"/>
             </w:tcMar>
           </w:tcPr>
           <w:p>
@@ -1202,7 +1202,7 @@
               <w:rPr>
                 <w:rFonts w:ascii="Calibri" w:hAnsi="Calibri"/>
                 <w:color w:val="262626"/>
-                <w:sz w:val="19"/>
+                <w:sz w:val="18"/>
               </w:rPr>
               <w:t>Kalkulus</w:t>
             </w:r>
@@ -1210,14 +1210,14 @@
         </w:tc>
         <w:tc>
           <w:tcPr>
-            <w:tcW w:type="dxa" w:w="1129"/>
+            <w:tcW w:type="dxa" w:w="1870"/>
             <w:vAlign w:val="center"/>
             <w:shd w:fill="F2F5F9"/>
             <w:tcMar>
-              <w:top w:w="80" w:type="dxa"/>
-              <w:bottom w:w="80" w:type="dxa"/>
-              <w:left w:w="100" w:type="dxa"/>
-              <w:right w:w="100" w:type="dxa"/>
+              <w:top w:w="70" w:type="dxa"/>
+              <w:bottom w:w="70" w:type="dxa"/>
+              <w:left w:w="90" w:type="dxa"/>
+              <w:right w:w="90" w:type="dxa"/>
             </w:tcMar>
           </w:tcPr>
           <w:p>
@@ -1229,7 +1229,7 @@
               <w:rPr>
                 <w:rFonts w:ascii="Calibri" w:hAnsi="Calibri"/>
                 <w:color w:val="262626"/>
-                <w:sz w:val="19"/>
+                <w:sz w:val="18"/>
               </w:rPr>
               <w:t>3</w:t>
             </w:r>
@@ -1237,14 +1237,14 @@
         </w:tc>
         <w:tc>
           <w:tcPr>
-            <w:tcW w:type="dxa" w:w="1129"/>
+            <w:tcW w:type="dxa" w:w="1870"/>
             <w:vAlign w:val="center"/>
             <w:shd w:fill="F2F5F9"/>
             <w:tcMar>
-              <w:top w:w="80" w:type="dxa"/>
-              <w:bottom w:w="80" w:type="dxa"/>
-              <w:left w:w="100" w:type="dxa"/>
-              <w:right w:w="100" w:type="dxa"/>
+              <w:top w:w="70" w:type="dxa"/>
+              <w:bottom w:w="70" w:type="dxa"/>
+              <w:left w:w="90" w:type="dxa"/>
+              <w:right w:w="90" w:type="dxa"/>
             </w:tcMar>
           </w:tcPr>
           <w:p>
@@ -1256,7 +1256,7 @@
               <w:rPr>
                 <w:rFonts w:ascii="Calibri" w:hAnsi="Calibri"/>
                 <w:color w:val="262626"/>
-                <w:sz w:val="19"/>
+                <w:sz w:val="18"/>
               </w:rPr>
               <w:t>—</w:t>
             </w:r>
@@ -1264,14 +1264,14 @@
         </w:tc>
         <w:tc>
           <w:tcPr>
-            <w:tcW w:type="dxa" w:w="1129"/>
+            <w:tcW w:type="dxa" w:w="1870"/>
             <w:vAlign w:val="center"/>
             <w:shd w:fill="F2F5F9"/>
             <w:tcMar>
-              <w:top w:w="80" w:type="dxa"/>
-              <w:bottom w:w="80" w:type="dxa"/>
-              <w:left w:w="100" w:type="dxa"/>
-              <w:right w:w="100" w:type="dxa"/>
+              <w:top w:w="70" w:type="dxa"/>
+              <w:bottom w:w="70" w:type="dxa"/>
+              <w:left w:w="90" w:type="dxa"/>
+              <w:right w:w="90" w:type="dxa"/>
             </w:tcMar>
           </w:tcPr>
           <w:p>
@@ -1283,7 +1283,7 @@
               <w:rPr>
                 <w:rFonts w:ascii="Calibri" w:hAnsi="Calibri"/>
                 <w:color w:val="262626"/>
-                <w:sz w:val="19"/>
+                <w:sz w:val="18"/>
               </w:rPr>
               <w:t>—</w:t>
             </w:r>
@@ -1296,14 +1296,14 @@
         </w:trPr>
         <w:tc>
           <w:tcPr>
-            <w:tcW w:type="dxa" w:w="1129"/>
+            <w:tcW w:type="dxa" w:w="1870"/>
             <w:vAlign w:val="center"/>
             <w:shd w:fill="FFFFFF"/>
             <w:tcMar>
-              <w:top w:w="80" w:type="dxa"/>
-              <w:bottom w:w="80" w:type="dxa"/>
-              <w:left w:w="100" w:type="dxa"/>
-              <w:right w:w="100" w:type="dxa"/>
+              <w:top w:w="70" w:type="dxa"/>
+              <w:bottom w:w="70" w:type="dxa"/>
+              <w:left w:w="90" w:type="dxa"/>
+              <w:right w:w="90" w:type="dxa"/>
             </w:tcMar>
           </w:tcPr>
           <w:p>
@@ -1316,7 +1316,7 @@
                 <w:rFonts w:ascii="Calibri" w:hAnsi="Calibri"/>
                 <w:b/>
                 <w:color w:val="262626"/>
-                <w:sz w:val="19"/>
+                <w:sz w:val="18"/>
               </w:rPr>
               <w:t>1</w:t>
             </w:r>
@@ -1324,14 +1324,14 @@
         </w:tc>
         <w:tc>
           <w:tcPr>
-            <w:tcW w:type="dxa" w:w="1129"/>
+            <w:tcW w:type="dxa" w:w="1870"/>
             <w:vAlign w:val="center"/>
             <w:shd w:fill="FFFFFF"/>
             <w:tcMar>
-              <w:top w:w="80" w:type="dxa"/>
-              <w:bottom w:w="80" w:type="dxa"/>
-              <w:left w:w="100" w:type="dxa"/>
-              <w:right w:w="100" w:type="dxa"/>
+              <w:top w:w="70" w:type="dxa"/>
+              <w:bottom w:w="70" w:type="dxa"/>
+              <w:left w:w="90" w:type="dxa"/>
+              <w:right w:w="90" w:type="dxa"/>
             </w:tcMar>
           </w:tcPr>
           <w:p>
@@ -1343,7 +1343,7 @@
               <w:rPr>
                 <w:rFonts w:ascii="Calibri" w:hAnsi="Calibri"/>
                 <w:color w:val="262626"/>
-                <w:sz w:val="19"/>
+                <w:sz w:val="18"/>
               </w:rPr>
               <w:t>03</w:t>
             </w:r>
@@ -1351,14 +1351,14 @@
         </w:tc>
         <w:tc>
           <w:tcPr>
-            <w:tcW w:type="dxa" w:w="1129"/>
+            <w:tcW w:type="dxa" w:w="1870"/>
             <w:vAlign w:val="center"/>
             <w:shd w:fill="FFFFFF"/>
             <w:tcMar>
-              <w:top w:w="80" w:type="dxa"/>
-              <w:bottom w:w="80" w:type="dxa"/>
-              <w:left w:w="100" w:type="dxa"/>
-              <w:right w:w="100" w:type="dxa"/>
+              <w:top w:w="70" w:type="dxa"/>
+              <w:bottom w:w="70" w:type="dxa"/>
+              <w:left w:w="90" w:type="dxa"/>
+              <w:right w:w="90" w:type="dxa"/>
             </w:tcMar>
           </w:tcPr>
           <w:p>
@@ -1370,7 +1370,7 @@
               <w:rPr>
                 <w:rFonts w:ascii="Consolas" w:hAnsi="Consolas"/>
                 <w:color w:val="A02828"/>
-                <w:sz w:val="18"/>
+                <w:sz w:val="17"/>
               </w:rPr>
               <w:t>STI-103</w:t>
             </w:r>
@@ -1378,14 +1378,14 @@
         </w:tc>
         <w:tc>
           <w:tcPr>
-            <w:tcW w:type="dxa" w:w="1129"/>
+            <w:tcW w:type="dxa" w:w="1870"/>
             <w:vAlign w:val="center"/>
             <w:shd w:fill="FFFFFF"/>
             <w:tcMar>
-              <w:top w:w="80" w:type="dxa"/>
-              <w:bottom w:w="80" w:type="dxa"/>
-              <w:left w:w="100" w:type="dxa"/>
-              <w:right w:w="100" w:type="dxa"/>
+              <w:top w:w="70" w:type="dxa"/>
+              <w:bottom w:w="70" w:type="dxa"/>
+              <w:left w:w="90" w:type="dxa"/>
+              <w:right w:w="90" w:type="dxa"/>
             </w:tcMar>
           </w:tcPr>
           <w:p>
@@ -1398,7 +1398,7 @@
                 <w:rFonts w:ascii="Calibri" w:hAnsi="Calibri"/>
                 <w:b/>
                 <w:color w:val="262626"/>
-                <w:sz w:val="19"/>
+                <w:sz w:val="18"/>
               </w:rPr>
               <w:t>`STI-103`</w:t>
             </w:r>
@@ -1406,14 +1406,14 @@
         </w:tc>
         <w:tc>
           <w:tcPr>
-            <w:tcW w:type="dxa" w:w="1129"/>
+            <w:tcW w:type="dxa" w:w="1870"/>
             <w:vAlign w:val="center"/>
             <w:shd w:fill="FFFFFF"/>
             <w:tcMar>
-              <w:top w:w="80" w:type="dxa"/>
-              <w:bottom w:w="80" w:type="dxa"/>
-              <w:left w:w="100" w:type="dxa"/>
-              <w:right w:w="100" w:type="dxa"/>
+              <w:top w:w="70" w:type="dxa"/>
+              <w:bottom w:w="70" w:type="dxa"/>
+              <w:left w:w="90" w:type="dxa"/>
+              <w:right w:w="90" w:type="dxa"/>
             </w:tcMar>
           </w:tcPr>
           <w:p>
@@ -1425,7 +1425,7 @@
               <w:rPr>
                 <w:rFonts w:ascii="Calibri" w:hAnsi="Calibri"/>
                 <w:color w:val="262626"/>
-                <w:sz w:val="19"/>
+                <w:sz w:val="18"/>
               </w:rPr>
               <w:t>Arsitektur dan Organisasi Sistem Teknologi Informasi</w:t>
             </w:r>
@@ -1433,14 +1433,14 @@
         </w:tc>
         <w:tc>
           <w:tcPr>
-            <w:tcW w:type="dxa" w:w="1129"/>
+            <w:tcW w:type="dxa" w:w="1870"/>
             <w:vAlign w:val="center"/>
             <w:shd w:fill="FFFFFF"/>
             <w:tcMar>
-              <w:top w:w="80" w:type="dxa"/>
-              <w:bottom w:w="80" w:type="dxa"/>
-              <w:left w:w="100" w:type="dxa"/>
-              <w:right w:w="100" w:type="dxa"/>
+              <w:top w:w="70" w:type="dxa"/>
+              <w:bottom w:w="70" w:type="dxa"/>
+              <w:left w:w="90" w:type="dxa"/>
+              <w:right w:w="90" w:type="dxa"/>
             </w:tcMar>
           </w:tcPr>
           <w:p>
@@ -1452,7 +1452,7 @@
               <w:rPr>
                 <w:rFonts w:ascii="Calibri" w:hAnsi="Calibri"/>
                 <w:color w:val="262626"/>
-                <w:sz w:val="19"/>
+                <w:sz w:val="18"/>
               </w:rPr>
               <w:t>3</w:t>
             </w:r>
@@ -1460,14 +1460,14 @@
         </w:tc>
         <w:tc>
           <w:tcPr>
-            <w:tcW w:type="dxa" w:w="1129"/>
+            <w:tcW w:type="dxa" w:w="1870"/>
             <w:vAlign w:val="center"/>
             <w:shd w:fill="FFFFFF"/>
             <w:tcMar>
-              <w:top w:w="80" w:type="dxa"/>
-              <w:bottom w:w="80" w:type="dxa"/>
-              <w:left w:w="100" w:type="dxa"/>
-              <w:right w:w="100" w:type="dxa"/>
+              <w:top w:w="70" w:type="dxa"/>
+              <w:bottom w:w="70" w:type="dxa"/>
+              <w:left w:w="90" w:type="dxa"/>
+              <w:right w:w="90" w:type="dxa"/>
             </w:tcMar>
           </w:tcPr>
           <w:p>
@@ -1479,7 +1479,7 @@
               <w:rPr>
                 <w:rFonts w:ascii="Calibri" w:hAnsi="Calibri"/>
                 <w:color w:val="262626"/>
-                <w:sz w:val="19"/>
+                <w:sz w:val="18"/>
               </w:rPr>
               <w:t>—</w:t>
             </w:r>
@@ -1487,14 +1487,14 @@
         </w:tc>
         <w:tc>
           <w:tcPr>
-            <w:tcW w:type="dxa" w:w="1129"/>
+            <w:tcW w:type="dxa" w:w="1870"/>
             <w:vAlign w:val="center"/>
             <w:shd w:fill="FFFFFF"/>
             <w:tcMar>
-              <w:top w:w="80" w:type="dxa"/>
-              <w:bottom w:w="80" w:type="dxa"/>
-              <w:left w:w="100" w:type="dxa"/>
-              <w:right w:w="100" w:type="dxa"/>
+              <w:top w:w="70" w:type="dxa"/>
+              <w:bottom w:w="70" w:type="dxa"/>
+              <w:left w:w="90" w:type="dxa"/>
+              <w:right w:w="90" w:type="dxa"/>
             </w:tcMar>
           </w:tcPr>
           <w:p>
@@ -1506,7 +1506,7 @@
               <w:rPr>
                 <w:rFonts w:ascii="Calibri" w:hAnsi="Calibri"/>
                 <w:color w:val="262626"/>
-                <w:sz w:val="19"/>
+                <w:sz w:val="18"/>
               </w:rPr>
               <w:t>—</w:t>
             </w:r>
@@ -1519,14 +1519,14 @@
         </w:trPr>
         <w:tc>
           <w:tcPr>
-            <w:tcW w:type="dxa" w:w="1129"/>
+            <w:tcW w:type="dxa" w:w="1870"/>
             <w:vAlign w:val="center"/>
             <w:shd w:fill="F2F5F9"/>
             <w:tcMar>
-              <w:top w:w="80" w:type="dxa"/>
-              <w:bottom w:w="80" w:type="dxa"/>
-              <w:left w:w="100" w:type="dxa"/>
-              <w:right w:w="100" w:type="dxa"/>
+              <w:top w:w="70" w:type="dxa"/>
+              <w:bottom w:w="70" w:type="dxa"/>
+              <w:left w:w="90" w:type="dxa"/>
+              <w:right w:w="90" w:type="dxa"/>
             </w:tcMar>
           </w:tcPr>
           <w:p>
@@ -1539,7 +1539,7 @@
                 <w:rFonts w:ascii="Calibri" w:hAnsi="Calibri"/>
                 <w:b/>
                 <w:color w:val="262626"/>
-                <w:sz w:val="19"/>
+                <w:sz w:val="18"/>
               </w:rPr>
               <w:t>2</w:t>
             </w:r>
@@ -1547,14 +1547,14 @@
         </w:tc>
         <w:tc>
           <w:tcPr>
-            <w:tcW w:type="dxa" w:w="1129"/>
+            <w:tcW w:type="dxa" w:w="1870"/>
             <w:vAlign w:val="center"/>
             <w:shd w:fill="F2F5F9"/>
             <w:tcMar>
-              <w:top w:w="80" w:type="dxa"/>
-              <w:bottom w:w="80" w:type="dxa"/>
-              <w:left w:w="100" w:type="dxa"/>
-              <w:right w:w="100" w:type="dxa"/>
+              <w:top w:w="70" w:type="dxa"/>
+              <w:bottom w:w="70" w:type="dxa"/>
+              <w:left w:w="90" w:type="dxa"/>
+              <w:right w:w="90" w:type="dxa"/>
             </w:tcMar>
           </w:tcPr>
           <w:p>
@@ -1566,7 +1566,7 @@
               <w:rPr>
                 <w:rFonts w:ascii="Calibri" w:hAnsi="Calibri"/>
                 <w:color w:val="262626"/>
-                <w:sz w:val="19"/>
+                <w:sz w:val="18"/>
               </w:rPr>
               <w:t>04</w:t>
             </w:r>
@@ -1574,14 +1574,14 @@
         </w:tc>
         <w:tc>
           <w:tcPr>
-            <w:tcW w:type="dxa" w:w="1129"/>
+            <w:tcW w:type="dxa" w:w="1870"/>
             <w:vAlign w:val="center"/>
             <w:shd w:fill="F2F5F9"/>
             <w:tcMar>
-              <w:top w:w="80" w:type="dxa"/>
-              <w:bottom w:w="80" w:type="dxa"/>
-              <w:left w:w="100" w:type="dxa"/>
-              <w:right w:w="100" w:type="dxa"/>
+              <w:top w:w="70" w:type="dxa"/>
+              <w:bottom w:w="70" w:type="dxa"/>
+              <w:left w:w="90" w:type="dxa"/>
+              <w:right w:w="90" w:type="dxa"/>
             </w:tcMar>
           </w:tcPr>
           <w:p>
@@ -1593,7 +1593,7 @@
               <w:rPr>
                 <w:rFonts w:ascii="Consolas" w:hAnsi="Consolas"/>
                 <w:color w:val="A02828"/>
-                <w:sz w:val="18"/>
+                <w:sz w:val="17"/>
               </w:rPr>
               <w:t>STI-201</w:t>
             </w:r>
@@ -1601,14 +1601,14 @@
         </w:tc>
         <w:tc>
           <w:tcPr>
-            <w:tcW w:type="dxa" w:w="1129"/>
+            <w:tcW w:type="dxa" w:w="1870"/>
             <w:vAlign w:val="center"/>
             <w:shd w:fill="F2F5F9"/>
             <w:tcMar>
-              <w:top w:w="80" w:type="dxa"/>
-              <w:bottom w:w="80" w:type="dxa"/>
-              <w:left w:w="100" w:type="dxa"/>
-              <w:right w:w="100" w:type="dxa"/>
+              <w:top w:w="70" w:type="dxa"/>
+              <w:bottom w:w="70" w:type="dxa"/>
+              <w:left w:w="90" w:type="dxa"/>
+              <w:right w:w="90" w:type="dxa"/>
             </w:tcMar>
           </w:tcPr>
           <w:p>
@@ -1621,7 +1621,7 @@
                 <w:rFonts w:ascii="Calibri" w:hAnsi="Calibri"/>
                 <w:b/>
                 <w:color w:val="262626"/>
-                <w:sz w:val="19"/>
+                <w:sz w:val="18"/>
               </w:rPr>
               <w:t>`STI-204`</w:t>
             </w:r>
@@ -1629,14 +1629,14 @@
         </w:tc>
         <w:tc>
           <w:tcPr>
-            <w:tcW w:type="dxa" w:w="1129"/>
+            <w:tcW w:type="dxa" w:w="1870"/>
             <w:vAlign w:val="center"/>
             <w:shd w:fill="F2F5F9"/>
             <w:tcMar>
-              <w:top w:w="80" w:type="dxa"/>
-              <w:bottom w:w="80" w:type="dxa"/>
-              <w:left w:w="100" w:type="dxa"/>
-              <w:right w:w="100" w:type="dxa"/>
+              <w:top w:w="70" w:type="dxa"/>
+              <w:bottom w:w="70" w:type="dxa"/>
+              <w:left w:w="90" w:type="dxa"/>
+              <w:right w:w="90" w:type="dxa"/>
             </w:tcMar>
           </w:tcPr>
           <w:p>
@@ -1648,7 +1648,7 @@
               <w:rPr>
                 <w:rFonts w:ascii="Calibri" w:hAnsi="Calibri"/>
                 <w:color w:val="262626"/>
-                <w:sz w:val="19"/>
+                <w:sz w:val="18"/>
               </w:rPr>
               <w:t>Matematika Diskrit dan Logika</w:t>
             </w:r>
@@ -1656,14 +1656,14 @@
         </w:tc>
         <w:tc>
           <w:tcPr>
-            <w:tcW w:type="dxa" w:w="1129"/>
+            <w:tcW w:type="dxa" w:w="1870"/>
             <w:vAlign w:val="center"/>
             <w:shd w:fill="F2F5F9"/>
             <w:tcMar>
-              <w:top w:w="80" w:type="dxa"/>
-              <w:bottom w:w="80" w:type="dxa"/>
-              <w:left w:w="100" w:type="dxa"/>
-              <w:right w:w="100" w:type="dxa"/>
+              <w:top w:w="70" w:type="dxa"/>
+              <w:bottom w:w="70" w:type="dxa"/>
+              <w:left w:w="90" w:type="dxa"/>
+              <w:right w:w="90" w:type="dxa"/>
             </w:tcMar>
           </w:tcPr>
           <w:p>
@@ -1675,7 +1675,7 @@
               <w:rPr>
                 <w:rFonts w:ascii="Calibri" w:hAnsi="Calibri"/>
                 <w:color w:val="262626"/>
-                <w:sz w:val="19"/>
+                <w:sz w:val="18"/>
               </w:rPr>
               <w:t>3</w:t>
             </w:r>
@@ -1683,14 +1683,14 @@
         </w:tc>
         <w:tc>
           <w:tcPr>
-            <w:tcW w:type="dxa" w:w="1129"/>
+            <w:tcW w:type="dxa" w:w="1870"/>
             <w:vAlign w:val="center"/>
             <w:shd w:fill="F2F5F9"/>
             <w:tcMar>
-              <w:top w:w="80" w:type="dxa"/>
-              <w:bottom w:w="80" w:type="dxa"/>
-              <w:left w:w="100" w:type="dxa"/>
-              <w:right w:w="100" w:type="dxa"/>
+              <w:top w:w="70" w:type="dxa"/>
+              <w:bottom w:w="70" w:type="dxa"/>
+              <w:left w:w="90" w:type="dxa"/>
+              <w:right w:w="90" w:type="dxa"/>
             </w:tcMar>
           </w:tcPr>
           <w:p>
@@ -1702,7 +1702,7 @@
               <w:rPr>
                 <w:rFonts w:ascii="Consolas" w:hAnsi="Consolas"/>
                 <w:color w:val="A02828"/>
-                <w:sz w:val="18"/>
+                <w:sz w:val="17"/>
               </w:rPr>
               <w:t>STI-103</w:t>
             </w:r>
@@ -1710,14 +1710,14 @@
         </w:tc>
         <w:tc>
           <w:tcPr>
-            <w:tcW w:type="dxa" w:w="1129"/>
+            <w:tcW w:type="dxa" w:w="1870"/>
             <w:vAlign w:val="center"/>
             <w:shd w:fill="F2F5F9"/>
             <w:tcMar>
-              <w:top w:w="80" w:type="dxa"/>
-              <w:bottom w:w="80" w:type="dxa"/>
-              <w:left w:w="100" w:type="dxa"/>
-              <w:right w:w="100" w:type="dxa"/>
+              <w:top w:w="70" w:type="dxa"/>
+              <w:bottom w:w="70" w:type="dxa"/>
+              <w:left w:w="90" w:type="dxa"/>
+              <w:right w:w="90" w:type="dxa"/>
             </w:tcMar>
           </w:tcPr>
           <w:p>
@@ -1729,7 +1729,7 @@
               <w:rPr>
                 <w:rFonts w:ascii="Consolas" w:hAnsi="Consolas"/>
                 <w:color w:val="A02828"/>
-                <w:sz w:val="18"/>
+                <w:sz w:val="17"/>
               </w:rPr>
               <w:t>STI-103</w:t>
             </w:r>
@@ -1742,14 +1742,14 @@
         </w:trPr>
         <w:tc>
           <w:tcPr>
-            <w:tcW w:type="dxa" w:w="1129"/>
+            <w:tcW w:type="dxa" w:w="1870"/>
             <w:vAlign w:val="center"/>
             <w:shd w:fill="FFFFFF"/>
             <w:tcMar>
-              <w:top w:w="80" w:type="dxa"/>
-              <w:bottom w:w="80" w:type="dxa"/>
-              <w:left w:w="100" w:type="dxa"/>
-              <w:right w:w="100" w:type="dxa"/>
+              <w:top w:w="70" w:type="dxa"/>
+              <w:bottom w:w="70" w:type="dxa"/>
+              <w:left w:w="90" w:type="dxa"/>
+              <w:right w:w="90" w:type="dxa"/>
             </w:tcMar>
           </w:tcPr>
           <w:p>
@@ -1762,7 +1762,7 @@
                 <w:rFonts w:ascii="Calibri" w:hAnsi="Calibri"/>
                 <w:b/>
                 <w:color w:val="262626"/>
-                <w:sz w:val="19"/>
+                <w:sz w:val="18"/>
               </w:rPr>
               <w:t>2</w:t>
             </w:r>
@@ -1770,14 +1770,14 @@
         </w:tc>
         <w:tc>
           <w:tcPr>
-            <w:tcW w:type="dxa" w:w="1129"/>
+            <w:tcW w:type="dxa" w:w="1870"/>
             <w:vAlign w:val="center"/>
             <w:shd w:fill="FFFFFF"/>
             <w:tcMar>
-              <w:top w:w="80" w:type="dxa"/>
-              <w:bottom w:w="80" w:type="dxa"/>
-              <w:left w:w="100" w:type="dxa"/>
-              <w:right w:w="100" w:type="dxa"/>
+              <w:top w:w="70" w:type="dxa"/>
+              <w:bottom w:w="70" w:type="dxa"/>
+              <w:left w:w="90" w:type="dxa"/>
+              <w:right w:w="90" w:type="dxa"/>
             </w:tcMar>
           </w:tcPr>
           <w:p>
@@ -1789,7 +1789,7 @@
               <w:rPr>
                 <w:rFonts w:ascii="Calibri" w:hAnsi="Calibri"/>
                 <w:color w:val="262626"/>
-                <w:sz w:val="19"/>
+                <w:sz w:val="18"/>
               </w:rPr>
               <w:t>05</w:t>
             </w:r>
@@ -1797,14 +1797,14 @@
         </w:tc>
         <w:tc>
           <w:tcPr>
-            <w:tcW w:type="dxa" w:w="1129"/>
+            <w:tcW w:type="dxa" w:w="1870"/>
             <w:vAlign w:val="center"/>
             <w:shd w:fill="FFFFFF"/>
             <w:tcMar>
-              <w:top w:w="80" w:type="dxa"/>
-              <w:bottom w:w="80" w:type="dxa"/>
-              <w:left w:w="100" w:type="dxa"/>
-              <w:right w:w="100" w:type="dxa"/>
+              <w:top w:w="70" w:type="dxa"/>
+              <w:bottom w:w="70" w:type="dxa"/>
+              <w:left w:w="90" w:type="dxa"/>
+              <w:right w:w="90" w:type="dxa"/>
             </w:tcMar>
           </w:tcPr>
           <w:p>
@@ -1816,7 +1816,7 @@
               <w:rPr>
                 <w:rFonts w:ascii="Consolas" w:hAnsi="Consolas"/>
                 <w:color w:val="A02828"/>
-                <w:sz w:val="18"/>
+                <w:sz w:val="17"/>
               </w:rPr>
               <w:t>STI-202</w:t>
             </w:r>
@@ -1824,14 +1824,14 @@
         </w:tc>
         <w:tc>
           <w:tcPr>
-            <w:tcW w:type="dxa" w:w="1129"/>
+            <w:tcW w:type="dxa" w:w="1870"/>
             <w:vAlign w:val="center"/>
             <w:shd w:fill="FFFFFF"/>
             <w:tcMar>
-              <w:top w:w="80" w:type="dxa"/>
-              <w:bottom w:w="80" w:type="dxa"/>
-              <w:left w:w="100" w:type="dxa"/>
-              <w:right w:w="100" w:type="dxa"/>
+              <w:top w:w="70" w:type="dxa"/>
+              <w:bottom w:w="70" w:type="dxa"/>
+              <w:left w:w="90" w:type="dxa"/>
+              <w:right w:w="90" w:type="dxa"/>
             </w:tcMar>
           </w:tcPr>
           <w:p>
@@ -1844,7 +1844,7 @@
                 <w:rFonts w:ascii="Calibri" w:hAnsi="Calibri"/>
                 <w:b/>
                 <w:color w:val="262626"/>
-                <w:sz w:val="19"/>
+                <w:sz w:val="18"/>
               </w:rPr>
               <w:t>`STI-205`</w:t>
             </w:r>
@@ -1852,14 +1852,14 @@
         </w:tc>
         <w:tc>
           <w:tcPr>
-            <w:tcW w:type="dxa" w:w="1129"/>
+            <w:tcW w:type="dxa" w:w="1870"/>
             <w:vAlign w:val="center"/>
             <w:shd w:fill="FFFFFF"/>
             <w:tcMar>
-              <w:top w:w="80" w:type="dxa"/>
-              <w:bottom w:w="80" w:type="dxa"/>
-              <w:left w:w="100" w:type="dxa"/>
-              <w:right w:w="100" w:type="dxa"/>
+              <w:top w:w="70" w:type="dxa"/>
+              <w:bottom w:w="70" w:type="dxa"/>
+              <w:left w:w="90" w:type="dxa"/>
+              <w:right w:w="90" w:type="dxa"/>
             </w:tcMar>
           </w:tcPr>
           <w:p>
@@ -1871,7 +1871,7 @@
               <w:rPr>
                 <w:rFonts w:ascii="Calibri" w:hAnsi="Calibri"/>
                 <w:color w:val="262626"/>
-                <w:sz w:val="19"/>
+                <w:sz w:val="18"/>
               </w:rPr>
               <w:t>Aljabar Linear dan Matriks</w:t>
             </w:r>
@@ -1879,14 +1879,14 @@
         </w:tc>
         <w:tc>
           <w:tcPr>
-            <w:tcW w:type="dxa" w:w="1129"/>
+            <w:tcW w:type="dxa" w:w="1870"/>
             <w:vAlign w:val="center"/>
             <w:shd w:fill="FFFFFF"/>
             <w:tcMar>
-              <w:top w:w="80" w:type="dxa"/>
-              <w:bottom w:w="80" w:type="dxa"/>
-              <w:left w:w="100" w:type="dxa"/>
-              <w:right w:w="100" w:type="dxa"/>
+              <w:top w:w="70" w:type="dxa"/>
+              <w:bottom w:w="70" w:type="dxa"/>
+              <w:left w:w="90" w:type="dxa"/>
+              <w:right w:w="90" w:type="dxa"/>
             </w:tcMar>
           </w:tcPr>
           <w:p>
@@ -1898,7 +1898,7 @@
               <w:rPr>
                 <w:rFonts w:ascii="Calibri" w:hAnsi="Calibri"/>
                 <w:color w:val="262626"/>
-                <w:sz w:val="19"/>
+                <w:sz w:val="18"/>
               </w:rPr>
               <w:t>3</w:t>
             </w:r>
@@ -1906,14 +1906,14 @@
         </w:tc>
         <w:tc>
           <w:tcPr>
-            <w:tcW w:type="dxa" w:w="1129"/>
+            <w:tcW w:type="dxa" w:w="1870"/>
             <w:vAlign w:val="center"/>
             <w:shd w:fill="FFFFFF"/>
             <w:tcMar>
-              <w:top w:w="80" w:type="dxa"/>
-              <w:bottom w:w="80" w:type="dxa"/>
-              <w:left w:w="100" w:type="dxa"/>
-              <w:right w:w="100" w:type="dxa"/>
+              <w:top w:w="70" w:type="dxa"/>
+              <w:bottom w:w="70" w:type="dxa"/>
+              <w:left w:w="90" w:type="dxa"/>
+              <w:right w:w="90" w:type="dxa"/>
             </w:tcMar>
           </w:tcPr>
           <w:p>
@@ -1925,7 +1925,7 @@
               <w:rPr>
                 <w:rFonts w:ascii="Consolas" w:hAnsi="Consolas"/>
                 <w:color w:val="A02828"/>
-                <w:sz w:val="18"/>
+                <w:sz w:val="17"/>
               </w:rPr>
               <w:t>STI-102</w:t>
             </w:r>
@@ -1933,14 +1933,14 @@
         </w:tc>
         <w:tc>
           <w:tcPr>
-            <w:tcW w:type="dxa" w:w="1129"/>
+            <w:tcW w:type="dxa" w:w="1870"/>
             <w:vAlign w:val="center"/>
             <w:shd w:fill="FFFFFF"/>
             <w:tcMar>
-              <w:top w:w="80" w:type="dxa"/>
-              <w:bottom w:w="80" w:type="dxa"/>
-              <w:left w:w="100" w:type="dxa"/>
-              <w:right w:w="100" w:type="dxa"/>
+              <w:top w:w="70" w:type="dxa"/>
+              <w:bottom w:w="70" w:type="dxa"/>
+              <w:left w:w="90" w:type="dxa"/>
+              <w:right w:w="90" w:type="dxa"/>
             </w:tcMar>
           </w:tcPr>
           <w:p>
@@ -1952,7 +1952,7 @@
               <w:rPr>
                 <w:rFonts w:ascii="Consolas" w:hAnsi="Consolas"/>
                 <w:color w:val="A02828"/>
-                <w:sz w:val="18"/>
+                <w:sz w:val="17"/>
               </w:rPr>
               <w:t>STI-102</w:t>
             </w:r>
@@ -1965,14 +1965,14 @@
         </w:trPr>
         <w:tc>
           <w:tcPr>
-            <w:tcW w:type="dxa" w:w="1129"/>
+            <w:tcW w:type="dxa" w:w="1870"/>
             <w:vAlign w:val="center"/>
             <w:shd w:fill="F2F5F9"/>
             <w:tcMar>
-              <w:top w:w="80" w:type="dxa"/>
-              <w:bottom w:w="80" w:type="dxa"/>
-              <w:left w:w="100" w:type="dxa"/>
-              <w:right w:w="100" w:type="dxa"/>
+              <w:top w:w="70" w:type="dxa"/>
+              <w:bottom w:w="70" w:type="dxa"/>
+              <w:left w:w="90" w:type="dxa"/>
+              <w:right w:w="90" w:type="dxa"/>
             </w:tcMar>
           </w:tcPr>
           <w:p>
@@ -1985,7 +1985,7 @@
                 <w:rFonts w:ascii="Calibri" w:hAnsi="Calibri"/>
                 <w:b/>
                 <w:color w:val="262626"/>
-                <w:sz w:val="19"/>
+                <w:sz w:val="18"/>
               </w:rPr>
               <w:t>3</w:t>
             </w:r>
@@ -1993,14 +1993,14 @@
         </w:tc>
         <w:tc>
           <w:tcPr>
-            <w:tcW w:type="dxa" w:w="1129"/>
+            <w:tcW w:type="dxa" w:w="1870"/>
             <w:vAlign w:val="center"/>
             <w:shd w:fill="F2F5F9"/>
             <w:tcMar>
-              <w:top w:w="80" w:type="dxa"/>
-              <w:bottom w:w="80" w:type="dxa"/>
-              <w:left w:w="100" w:type="dxa"/>
-              <w:right w:w="100" w:type="dxa"/>
+              <w:top w:w="70" w:type="dxa"/>
+              <w:bottom w:w="70" w:type="dxa"/>
+              <w:left w:w="90" w:type="dxa"/>
+              <w:right w:w="90" w:type="dxa"/>
             </w:tcMar>
           </w:tcPr>
           <w:p>
@@ -2012,7 +2012,7 @@
               <w:rPr>
                 <w:rFonts w:ascii="Calibri" w:hAnsi="Calibri"/>
                 <w:color w:val="262626"/>
-                <w:sz w:val="19"/>
+                <w:sz w:val="18"/>
               </w:rPr>
               <w:t>06</w:t>
             </w:r>
@@ -2020,14 +2020,14 @@
         </w:tc>
         <w:tc>
           <w:tcPr>
-            <w:tcW w:type="dxa" w:w="1129"/>
+            <w:tcW w:type="dxa" w:w="1870"/>
             <w:vAlign w:val="center"/>
             <w:shd w:fill="F2F5F9"/>
             <w:tcMar>
-              <w:top w:w="80" w:type="dxa"/>
-              <w:bottom w:w="80" w:type="dxa"/>
-              <w:left w:w="100" w:type="dxa"/>
-              <w:right w:w="100" w:type="dxa"/>
+              <w:top w:w="70" w:type="dxa"/>
+              <w:bottom w:w="70" w:type="dxa"/>
+              <w:left w:w="90" w:type="dxa"/>
+              <w:right w:w="90" w:type="dxa"/>
             </w:tcMar>
           </w:tcPr>
           <w:p>
@@ -2039,7 +2039,7 @@
               <w:rPr>
                 <w:rFonts w:ascii="Consolas" w:hAnsi="Consolas"/>
                 <w:color w:val="A02828"/>
-                <w:sz w:val="18"/>
+                <w:sz w:val="17"/>
               </w:rPr>
               <w:t>STI-301</w:t>
             </w:r>
@@ -2047,14 +2047,14 @@
         </w:tc>
         <w:tc>
           <w:tcPr>
-            <w:tcW w:type="dxa" w:w="1129"/>
+            <w:tcW w:type="dxa" w:w="1870"/>
             <w:vAlign w:val="center"/>
             <w:shd w:fill="F2F5F9"/>
             <w:tcMar>
-              <w:top w:w="80" w:type="dxa"/>
-              <w:bottom w:w="80" w:type="dxa"/>
-              <w:left w:w="100" w:type="dxa"/>
-              <w:right w:w="100" w:type="dxa"/>
+              <w:top w:w="70" w:type="dxa"/>
+              <w:bottom w:w="70" w:type="dxa"/>
+              <w:left w:w="90" w:type="dxa"/>
+              <w:right w:w="90" w:type="dxa"/>
             </w:tcMar>
           </w:tcPr>
           <w:p>
@@ -2067,7 +2067,7 @@
                 <w:rFonts w:ascii="Calibri" w:hAnsi="Calibri"/>
                 <w:b/>
                 <w:color w:val="262626"/>
-                <w:sz w:val="19"/>
+                <w:sz w:val="18"/>
               </w:rPr>
               <w:t>`STI-306`</w:t>
             </w:r>
@@ -2075,14 +2075,14 @@
         </w:tc>
         <w:tc>
           <w:tcPr>
-            <w:tcW w:type="dxa" w:w="1129"/>
+            <w:tcW w:type="dxa" w:w="1870"/>
             <w:vAlign w:val="center"/>
             <w:shd w:fill="F2F5F9"/>
             <w:tcMar>
-              <w:top w:w="80" w:type="dxa"/>
-              <w:bottom w:w="80" w:type="dxa"/>
-              <w:left w:w="100" w:type="dxa"/>
-              <w:right w:w="100" w:type="dxa"/>
+              <w:top w:w="70" w:type="dxa"/>
+              <w:bottom w:w="70" w:type="dxa"/>
+              <w:left w:w="90" w:type="dxa"/>
+              <w:right w:w="90" w:type="dxa"/>
             </w:tcMar>
           </w:tcPr>
           <w:p>
@@ -2094,7 +2094,7 @@
               <w:rPr>
                 <w:rFonts w:ascii="Calibri" w:hAnsi="Calibri"/>
                 <w:color w:val="262626"/>
-                <w:sz w:val="19"/>
+                <w:sz w:val="18"/>
               </w:rPr>
               <w:t>Analisis dan Perancangan Sistem Informasi</w:t>
             </w:r>
@@ -2102,14 +2102,14 @@
         </w:tc>
         <w:tc>
           <w:tcPr>
-            <w:tcW w:type="dxa" w:w="1129"/>
+            <w:tcW w:type="dxa" w:w="1870"/>
             <w:vAlign w:val="center"/>
             <w:shd w:fill="F2F5F9"/>
             <w:tcMar>
-              <w:top w:w="80" w:type="dxa"/>
-              <w:bottom w:w="80" w:type="dxa"/>
-              <w:left w:w="100" w:type="dxa"/>
-              <w:right w:w="100" w:type="dxa"/>
+              <w:top w:w="70" w:type="dxa"/>
+              <w:bottom w:w="70" w:type="dxa"/>
+              <w:left w:w="90" w:type="dxa"/>
+              <w:right w:w="90" w:type="dxa"/>
             </w:tcMar>
           </w:tcPr>
           <w:p>
@@ -2121,7 +2121,7 @@
               <w:rPr>
                 <w:rFonts w:ascii="Calibri" w:hAnsi="Calibri"/>
                 <w:color w:val="262626"/>
-                <w:sz w:val="19"/>
+                <w:sz w:val="18"/>
               </w:rPr>
               <w:t>3</w:t>
             </w:r>
@@ -2129,14 +2129,14 @@
         </w:tc>
         <w:tc>
           <w:tcPr>
-            <w:tcW w:type="dxa" w:w="1129"/>
+            <w:tcW w:type="dxa" w:w="1870"/>
             <w:vAlign w:val="center"/>
             <w:shd w:fill="F2F5F9"/>
             <w:tcMar>
-              <w:top w:w="80" w:type="dxa"/>
-              <w:bottom w:w="80" w:type="dxa"/>
-              <w:left w:w="100" w:type="dxa"/>
-              <w:right w:w="100" w:type="dxa"/>
+              <w:top w:w="70" w:type="dxa"/>
+              <w:bottom w:w="70" w:type="dxa"/>
+              <w:left w:w="90" w:type="dxa"/>
+              <w:right w:w="90" w:type="dxa"/>
             </w:tcMar>
           </w:tcPr>
           <w:p>
@@ -2148,7 +2148,7 @@
               <w:rPr>
                 <w:rFonts w:ascii="Consolas" w:hAnsi="Consolas"/>
                 <w:color w:val="A02828"/>
-                <w:sz w:val="18"/>
+                <w:sz w:val="17"/>
               </w:rPr>
               <w:t>STI-101</w:t>
             </w:r>
@@ -2156,7 +2156,7 @@
               <w:rPr>
                 <w:rFonts w:ascii="Calibri" w:hAnsi="Calibri"/>
                 <w:color w:val="262626"/>
-                <w:sz w:val="19"/>
+                <w:sz w:val="18"/>
               </w:rPr>
               <w:t xml:space="preserve">, </w:t>
             </w:r>
@@ -2164,7 +2164,7 @@
               <w:rPr>
                 <w:rFonts w:ascii="Consolas" w:hAnsi="Consolas"/>
                 <w:color w:val="A02828"/>
-                <w:sz w:val="18"/>
+                <w:sz w:val="17"/>
               </w:rPr>
               <w:t>FST-207</w:t>
             </w:r>
@@ -2172,14 +2172,14 @@
         </w:tc>
         <w:tc>
           <w:tcPr>
-            <w:tcW w:type="dxa" w:w="1129"/>
+            <w:tcW w:type="dxa" w:w="1870"/>
             <w:vAlign w:val="center"/>
             <w:shd w:fill="F2F5F9"/>
             <w:tcMar>
-              <w:top w:w="80" w:type="dxa"/>
-              <w:bottom w:w="80" w:type="dxa"/>
-              <w:left w:w="100" w:type="dxa"/>
-              <w:right w:w="100" w:type="dxa"/>
+              <w:top w:w="70" w:type="dxa"/>
+              <w:bottom w:w="70" w:type="dxa"/>
+              <w:left w:w="90" w:type="dxa"/>
+              <w:right w:w="90" w:type="dxa"/>
             </w:tcMar>
           </w:tcPr>
           <w:p>
@@ -2191,7 +2191,7 @@
               <w:rPr>
                 <w:rFonts w:ascii="Consolas" w:hAnsi="Consolas"/>
                 <w:color w:val="A02828"/>
-                <w:sz w:val="18"/>
+                <w:sz w:val="17"/>
               </w:rPr>
               <w:t>STI-101</w:t>
             </w:r>
@@ -2199,7 +2199,7 @@
               <w:rPr>
                 <w:rFonts w:ascii="Calibri" w:hAnsi="Calibri"/>
                 <w:color w:val="262626"/>
-                <w:sz w:val="19"/>
+                <w:sz w:val="18"/>
               </w:rPr>
               <w:t xml:space="preserve">, </w:t>
             </w:r>
@@ -2207,7 +2207,7 @@
               <w:rPr>
                 <w:rFonts w:ascii="Consolas" w:hAnsi="Consolas"/>
                 <w:color w:val="A02828"/>
-                <w:sz w:val="18"/>
+                <w:sz w:val="17"/>
               </w:rPr>
               <w:t>FST-207</w:t>
             </w:r>
@@ -2220,14 +2220,14 @@
         </w:trPr>
         <w:tc>
           <w:tcPr>
-            <w:tcW w:type="dxa" w:w="1129"/>
+            <w:tcW w:type="dxa" w:w="1870"/>
             <w:vAlign w:val="center"/>
             <w:shd w:fill="FFFFFF"/>
             <w:tcMar>
-              <w:top w:w="80" w:type="dxa"/>
-              <w:bottom w:w="80" w:type="dxa"/>
-              <w:left w:w="100" w:type="dxa"/>
-              <w:right w:w="100" w:type="dxa"/>
+              <w:top w:w="70" w:type="dxa"/>
+              <w:bottom w:w="70" w:type="dxa"/>
+              <w:left w:w="90" w:type="dxa"/>
+              <w:right w:w="90" w:type="dxa"/>
             </w:tcMar>
           </w:tcPr>
           <w:p>
@@ -2240,7 +2240,7 @@
                 <w:rFonts w:ascii="Calibri" w:hAnsi="Calibri"/>
                 <w:b/>
                 <w:color w:val="262626"/>
-                <w:sz w:val="19"/>
+                <w:sz w:val="18"/>
               </w:rPr>
               <w:t>3</w:t>
             </w:r>
@@ -2248,14 +2248,14 @@
         </w:tc>
         <w:tc>
           <w:tcPr>
-            <w:tcW w:type="dxa" w:w="1129"/>
+            <w:tcW w:type="dxa" w:w="1870"/>
             <w:vAlign w:val="center"/>
             <w:shd w:fill="FFFFFF"/>
             <w:tcMar>
-              <w:top w:w="80" w:type="dxa"/>
-              <w:bottom w:w="80" w:type="dxa"/>
-              <w:left w:w="100" w:type="dxa"/>
-              <w:right w:w="100" w:type="dxa"/>
+              <w:top w:w="70" w:type="dxa"/>
+              <w:bottom w:w="70" w:type="dxa"/>
+              <w:left w:w="90" w:type="dxa"/>
+              <w:right w:w="90" w:type="dxa"/>
             </w:tcMar>
           </w:tcPr>
           <w:p>
@@ -2267,7 +2267,7 @@
               <w:rPr>
                 <w:rFonts w:ascii="Calibri" w:hAnsi="Calibri"/>
                 <w:color w:val="262626"/>
-                <w:sz w:val="19"/>
+                <w:sz w:val="18"/>
               </w:rPr>
               <w:t>07</w:t>
             </w:r>
@@ -2275,14 +2275,14 @@
         </w:tc>
         <w:tc>
           <w:tcPr>
-            <w:tcW w:type="dxa" w:w="1129"/>
+            <w:tcW w:type="dxa" w:w="1870"/>
             <w:vAlign w:val="center"/>
             <w:shd w:fill="FFFFFF"/>
             <w:tcMar>
-              <w:top w:w="80" w:type="dxa"/>
-              <w:bottom w:w="80" w:type="dxa"/>
-              <w:left w:w="100" w:type="dxa"/>
-              <w:right w:w="100" w:type="dxa"/>
+              <w:top w:w="70" w:type="dxa"/>
+              <w:bottom w:w="70" w:type="dxa"/>
+              <w:left w:w="90" w:type="dxa"/>
+              <w:right w:w="90" w:type="dxa"/>
             </w:tcMar>
           </w:tcPr>
           <w:p>
@@ -2294,7 +2294,7 @@
               <w:rPr>
                 <w:rFonts w:ascii="Consolas" w:hAnsi="Consolas"/>
                 <w:color w:val="A02828"/>
-                <w:sz w:val="18"/>
+                <w:sz w:val="17"/>
               </w:rPr>
               <w:t>STI-302</w:t>
             </w:r>
@@ -2302,14 +2302,14 @@
         </w:tc>
         <w:tc>
           <w:tcPr>
-            <w:tcW w:type="dxa" w:w="1129"/>
+            <w:tcW w:type="dxa" w:w="1870"/>
             <w:vAlign w:val="center"/>
             <w:shd w:fill="FFFFFF"/>
             <w:tcMar>
-              <w:top w:w="80" w:type="dxa"/>
-              <w:bottom w:w="80" w:type="dxa"/>
-              <w:left w:w="100" w:type="dxa"/>
-              <w:right w:w="100" w:type="dxa"/>
+              <w:top w:w="70" w:type="dxa"/>
+              <w:bottom w:w="70" w:type="dxa"/>
+              <w:left w:w="90" w:type="dxa"/>
+              <w:right w:w="90" w:type="dxa"/>
             </w:tcMar>
           </w:tcPr>
           <w:p>
@@ -2322,7 +2322,7 @@
                 <w:rFonts w:ascii="Calibri" w:hAnsi="Calibri"/>
                 <w:b/>
                 <w:color w:val="262626"/>
-                <w:sz w:val="19"/>
+                <w:sz w:val="18"/>
               </w:rPr>
               <w:t>`STI-307`</w:t>
             </w:r>
@@ -2330,14 +2330,14 @@
         </w:tc>
         <w:tc>
           <w:tcPr>
-            <w:tcW w:type="dxa" w:w="1129"/>
+            <w:tcW w:type="dxa" w:w="1870"/>
             <w:vAlign w:val="center"/>
             <w:shd w:fill="FFFFFF"/>
             <w:tcMar>
-              <w:top w:w="80" w:type="dxa"/>
-              <w:bottom w:w="80" w:type="dxa"/>
-              <w:left w:w="100" w:type="dxa"/>
-              <w:right w:w="100" w:type="dxa"/>
+              <w:top w:w="70" w:type="dxa"/>
+              <w:bottom w:w="70" w:type="dxa"/>
+              <w:left w:w="90" w:type="dxa"/>
+              <w:right w:w="90" w:type="dxa"/>
             </w:tcMar>
           </w:tcPr>
           <w:p>
@@ -2349,7 +2349,7 @@
               <w:rPr>
                 <w:rFonts w:ascii="Calibri" w:hAnsi="Calibri"/>
                 <w:color w:val="262626"/>
-                <w:sz w:val="19"/>
+                <w:sz w:val="18"/>
               </w:rPr>
               <w:t>Sistem Cerdas</w:t>
             </w:r>
@@ -2357,14 +2357,14 @@
         </w:tc>
         <w:tc>
           <w:tcPr>
-            <w:tcW w:type="dxa" w:w="1129"/>
+            <w:tcW w:type="dxa" w:w="1870"/>
             <w:vAlign w:val="center"/>
             <w:shd w:fill="FFFFFF"/>
             <w:tcMar>
-              <w:top w:w="80" w:type="dxa"/>
-              <w:bottom w:w="80" w:type="dxa"/>
-              <w:left w:w="100" w:type="dxa"/>
-              <w:right w:w="100" w:type="dxa"/>
+              <w:top w:w="70" w:type="dxa"/>
+              <w:bottom w:w="70" w:type="dxa"/>
+              <w:left w:w="90" w:type="dxa"/>
+              <w:right w:w="90" w:type="dxa"/>
             </w:tcMar>
           </w:tcPr>
           <w:p>
@@ -2376,7 +2376,7 @@
               <w:rPr>
                 <w:rFonts w:ascii="Calibri" w:hAnsi="Calibri"/>
                 <w:color w:val="262626"/>
-                <w:sz w:val="19"/>
+                <w:sz w:val="18"/>
               </w:rPr>
               <w:t>2</w:t>
             </w:r>
@@ -2384,14 +2384,14 @@
         </w:tc>
         <w:tc>
           <w:tcPr>
-            <w:tcW w:type="dxa" w:w="1129"/>
+            <w:tcW w:type="dxa" w:w="1870"/>
             <w:vAlign w:val="center"/>
             <w:shd w:fill="FFFFFF"/>
             <w:tcMar>
-              <w:top w:w="80" w:type="dxa"/>
-              <w:bottom w:w="80" w:type="dxa"/>
-              <w:left w:w="100" w:type="dxa"/>
-              <w:right w:w="100" w:type="dxa"/>
+              <w:top w:w="70" w:type="dxa"/>
+              <w:bottom w:w="70" w:type="dxa"/>
+              <w:left w:w="90" w:type="dxa"/>
+              <w:right w:w="90" w:type="dxa"/>
             </w:tcMar>
           </w:tcPr>
           <w:p>
@@ -2403,7 +2403,7 @@
               <w:rPr>
                 <w:rFonts w:ascii="Consolas" w:hAnsi="Consolas"/>
                 <w:color w:val="A02828"/>
-                <w:sz w:val="18"/>
+                <w:sz w:val="17"/>
               </w:rPr>
               <w:t>STI-201</w:t>
             </w:r>
@@ -2411,7 +2411,7 @@
               <w:rPr>
                 <w:rFonts w:ascii="Calibri" w:hAnsi="Calibri"/>
                 <w:color w:val="262626"/>
-                <w:sz w:val="19"/>
+                <w:sz w:val="18"/>
               </w:rPr>
               <w:t xml:space="preserve">, </w:t>
             </w:r>
@@ -2419,7 +2419,7 @@
               <w:rPr>
                 <w:rFonts w:ascii="Consolas" w:hAnsi="Consolas"/>
                 <w:color w:val="A02828"/>
-                <w:sz w:val="18"/>
+                <w:sz w:val="17"/>
               </w:rPr>
               <w:t>FST-204</w:t>
             </w:r>
@@ -2427,14 +2427,14 @@
         </w:tc>
         <w:tc>
           <w:tcPr>
-            <w:tcW w:type="dxa" w:w="1129"/>
+            <w:tcW w:type="dxa" w:w="1870"/>
             <w:vAlign w:val="center"/>
             <w:shd w:fill="FFFFFF"/>
             <w:tcMar>
-              <w:top w:w="80" w:type="dxa"/>
-              <w:bottom w:w="80" w:type="dxa"/>
-              <w:left w:w="100" w:type="dxa"/>
-              <w:right w:w="100" w:type="dxa"/>
+              <w:top w:w="70" w:type="dxa"/>
+              <w:bottom w:w="70" w:type="dxa"/>
+              <w:left w:w="90" w:type="dxa"/>
+              <w:right w:w="90" w:type="dxa"/>
             </w:tcMar>
           </w:tcPr>
           <w:p>
@@ -2447,7 +2447,7 @@
                 <w:rFonts w:ascii="Calibri" w:hAnsi="Calibri"/>
                 <w:b/>
                 <w:color w:val="262626"/>
-                <w:sz w:val="19"/>
+                <w:sz w:val="18"/>
               </w:rPr>
               <w:t>`STI-204`</w:t>
             </w:r>
@@ -2455,7 +2455,7 @@
               <w:rPr>
                 <w:rFonts w:ascii="Calibri" w:hAnsi="Calibri"/>
                 <w:color w:val="262626"/>
-                <w:sz w:val="19"/>
+                <w:sz w:val="18"/>
               </w:rPr>
               <w:t xml:space="preserve">, </w:t>
             </w:r>
@@ -2463,7 +2463,7 @@
               <w:rPr>
                 <w:rFonts w:ascii="Consolas" w:hAnsi="Consolas"/>
                 <w:color w:val="A02828"/>
-                <w:sz w:val="18"/>
+                <w:sz w:val="17"/>
               </w:rPr>
               <w:t>FST-204</w:t>
             </w:r>
@@ -2476,14 +2476,14 @@
         </w:trPr>
         <w:tc>
           <w:tcPr>
-            <w:tcW w:type="dxa" w:w="1129"/>
+            <w:tcW w:type="dxa" w:w="1870"/>
             <w:vAlign w:val="center"/>
             <w:shd w:fill="F2F5F9"/>
             <w:tcMar>
-              <w:top w:w="80" w:type="dxa"/>
-              <w:bottom w:w="80" w:type="dxa"/>
-              <w:left w:w="100" w:type="dxa"/>
-              <w:right w:w="100" w:type="dxa"/>
+              <w:top w:w="70" w:type="dxa"/>
+              <w:bottom w:w="70" w:type="dxa"/>
+              <w:left w:w="90" w:type="dxa"/>
+              <w:right w:w="90" w:type="dxa"/>
             </w:tcMar>
           </w:tcPr>
           <w:p>
@@ -2496,7 +2496,7 @@
                 <w:rFonts w:ascii="Calibri" w:hAnsi="Calibri"/>
                 <w:b/>
                 <w:color w:val="262626"/>
-                <w:sz w:val="19"/>
+                <w:sz w:val="18"/>
               </w:rPr>
               <w:t>3</w:t>
             </w:r>
@@ -2504,14 +2504,14 @@
         </w:tc>
         <w:tc>
           <w:tcPr>
-            <w:tcW w:type="dxa" w:w="1129"/>
+            <w:tcW w:type="dxa" w:w="1870"/>
             <w:vAlign w:val="center"/>
             <w:shd w:fill="F2F5F9"/>
             <w:tcMar>
-              <w:top w:w="80" w:type="dxa"/>
-              <w:bottom w:w="80" w:type="dxa"/>
-              <w:left w:w="100" w:type="dxa"/>
-              <w:right w:w="100" w:type="dxa"/>
+              <w:top w:w="70" w:type="dxa"/>
+              <w:bottom w:w="70" w:type="dxa"/>
+              <w:left w:w="90" w:type="dxa"/>
+              <w:right w:w="90" w:type="dxa"/>
             </w:tcMar>
           </w:tcPr>
           <w:p>
@@ -2523,7 +2523,7 @@
               <w:rPr>
                 <w:rFonts w:ascii="Calibri" w:hAnsi="Calibri"/>
                 <w:color w:val="262626"/>
-                <w:sz w:val="19"/>
+                <w:sz w:val="18"/>
               </w:rPr>
               <w:t>08</w:t>
             </w:r>
@@ -2531,14 +2531,14 @@
         </w:tc>
         <w:tc>
           <w:tcPr>
-            <w:tcW w:type="dxa" w:w="1129"/>
+            <w:tcW w:type="dxa" w:w="1870"/>
             <w:vAlign w:val="center"/>
             <w:shd w:fill="F2F5F9"/>
             <w:tcMar>
-              <w:top w:w="80" w:type="dxa"/>
-              <w:bottom w:w="80" w:type="dxa"/>
-              <w:left w:w="100" w:type="dxa"/>
-              <w:right w:w="100" w:type="dxa"/>
+              <w:top w:w="70" w:type="dxa"/>
+              <w:bottom w:w="70" w:type="dxa"/>
+              <w:left w:w="90" w:type="dxa"/>
+              <w:right w:w="90" w:type="dxa"/>
             </w:tcMar>
           </w:tcPr>
           <w:p>
@@ -2550,7 +2550,7 @@
               <w:rPr>
                 <w:rFonts w:ascii="Consolas" w:hAnsi="Consolas"/>
                 <w:color w:val="A02828"/>
-                <w:sz w:val="18"/>
+                <w:sz w:val="17"/>
               </w:rPr>
               <w:t>STI-303</w:t>
             </w:r>
@@ -2558,14 +2558,14 @@
         </w:tc>
         <w:tc>
           <w:tcPr>
-            <w:tcW w:type="dxa" w:w="1129"/>
+            <w:tcW w:type="dxa" w:w="1870"/>
             <w:vAlign w:val="center"/>
             <w:shd w:fill="F2F5F9"/>
             <w:tcMar>
-              <w:top w:w="80" w:type="dxa"/>
-              <w:bottom w:w="80" w:type="dxa"/>
-              <w:left w:w="100" w:type="dxa"/>
-              <w:right w:w="100" w:type="dxa"/>
+              <w:top w:w="70" w:type="dxa"/>
+              <w:bottom w:w="70" w:type="dxa"/>
+              <w:left w:w="90" w:type="dxa"/>
+              <w:right w:w="90" w:type="dxa"/>
             </w:tcMar>
           </w:tcPr>
           <w:p>
@@ -2578,7 +2578,7 @@
                 <w:rFonts w:ascii="Calibri" w:hAnsi="Calibri"/>
                 <w:b/>
                 <w:color w:val="262626"/>
-                <w:sz w:val="19"/>
+                <w:sz w:val="18"/>
               </w:rPr>
               <w:t>`STI-308`</w:t>
             </w:r>
@@ -2586,14 +2586,14 @@
         </w:tc>
         <w:tc>
           <w:tcPr>
-            <w:tcW w:type="dxa" w:w="1129"/>
+            <w:tcW w:type="dxa" w:w="1870"/>
             <w:vAlign w:val="center"/>
             <w:shd w:fill="F2F5F9"/>
             <w:tcMar>
-              <w:top w:w="80" w:type="dxa"/>
-              <w:bottom w:w="80" w:type="dxa"/>
-              <w:left w:w="100" w:type="dxa"/>
-              <w:right w:w="100" w:type="dxa"/>
+              <w:top w:w="70" w:type="dxa"/>
+              <w:bottom w:w="70" w:type="dxa"/>
+              <w:left w:w="90" w:type="dxa"/>
+              <w:right w:w="90" w:type="dxa"/>
             </w:tcMar>
           </w:tcPr>
           <w:p>
@@ -2605,7 +2605,7 @@
               <w:rPr>
                 <w:rFonts w:ascii="Calibri" w:hAnsi="Calibri"/>
                 <w:color w:val="262626"/>
-                <w:sz w:val="19"/>
+                <w:sz w:val="18"/>
               </w:rPr>
               <w:t>UI/UX Design &amp; Prototyping</w:t>
             </w:r>
@@ -2613,14 +2613,14 @@
         </w:tc>
         <w:tc>
           <w:tcPr>
-            <w:tcW w:type="dxa" w:w="1129"/>
+            <w:tcW w:type="dxa" w:w="1870"/>
             <w:vAlign w:val="center"/>
             <w:shd w:fill="F2F5F9"/>
             <w:tcMar>
-              <w:top w:w="80" w:type="dxa"/>
-              <w:bottom w:w="80" w:type="dxa"/>
-              <w:left w:w="100" w:type="dxa"/>
-              <w:right w:w="100" w:type="dxa"/>
+              <w:top w:w="70" w:type="dxa"/>
+              <w:bottom w:w="70" w:type="dxa"/>
+              <w:left w:w="90" w:type="dxa"/>
+              <w:right w:w="90" w:type="dxa"/>
             </w:tcMar>
           </w:tcPr>
           <w:p>
@@ -2632,7 +2632,7 @@
               <w:rPr>
                 <w:rFonts w:ascii="Calibri" w:hAnsi="Calibri"/>
                 <w:color w:val="262626"/>
-                <w:sz w:val="19"/>
+                <w:sz w:val="18"/>
               </w:rPr>
               <w:t>3</w:t>
             </w:r>
@@ -2640,14 +2640,14 @@
         </w:tc>
         <w:tc>
           <w:tcPr>
-            <w:tcW w:type="dxa" w:w="1129"/>
+            <w:tcW w:type="dxa" w:w="1870"/>
             <w:vAlign w:val="center"/>
             <w:shd w:fill="F2F5F9"/>
             <w:tcMar>
-              <w:top w:w="80" w:type="dxa"/>
-              <w:bottom w:w="80" w:type="dxa"/>
-              <w:left w:w="100" w:type="dxa"/>
-              <w:right w:w="100" w:type="dxa"/>
+              <w:top w:w="70" w:type="dxa"/>
+              <w:bottom w:w="70" w:type="dxa"/>
+              <w:left w:w="90" w:type="dxa"/>
+              <w:right w:w="90" w:type="dxa"/>
             </w:tcMar>
           </w:tcPr>
           <w:p>
@@ -2659,7 +2659,7 @@
               <w:rPr>
                 <w:rFonts w:ascii="Consolas" w:hAnsi="Consolas"/>
                 <w:color w:val="A02828"/>
-                <w:sz w:val="18"/>
+                <w:sz w:val="17"/>
               </w:rPr>
               <w:t>FST-101</w:t>
             </w:r>
@@ -2667,14 +2667,14 @@
         </w:tc>
         <w:tc>
           <w:tcPr>
-            <w:tcW w:type="dxa" w:w="1129"/>
+            <w:tcW w:type="dxa" w:w="1870"/>
             <w:vAlign w:val="center"/>
             <w:shd w:fill="F2F5F9"/>
             <w:tcMar>
-              <w:top w:w="80" w:type="dxa"/>
-              <w:bottom w:w="80" w:type="dxa"/>
-              <w:left w:w="100" w:type="dxa"/>
-              <w:right w:w="100" w:type="dxa"/>
+              <w:top w:w="70" w:type="dxa"/>
+              <w:bottom w:w="70" w:type="dxa"/>
+              <w:left w:w="90" w:type="dxa"/>
+              <w:right w:w="90" w:type="dxa"/>
             </w:tcMar>
           </w:tcPr>
           <w:p>
@@ -2686,7 +2686,7 @@
               <w:rPr>
                 <w:rFonts w:ascii="Consolas" w:hAnsi="Consolas"/>
                 <w:color w:val="A02828"/>
-                <w:sz w:val="18"/>
+                <w:sz w:val="17"/>
               </w:rPr>
               <w:t>FST-101</w:t>
             </w:r>
@@ -2699,14 +2699,14 @@
         </w:trPr>
         <w:tc>
           <w:tcPr>
-            <w:tcW w:type="dxa" w:w="1129"/>
+            <w:tcW w:type="dxa" w:w="1870"/>
             <w:vAlign w:val="center"/>
             <w:shd w:fill="FFFFFF"/>
             <w:tcMar>
-              <w:top w:w="80" w:type="dxa"/>
-              <w:bottom w:w="80" w:type="dxa"/>
-              <w:left w:w="100" w:type="dxa"/>
-              <w:right w:w="100" w:type="dxa"/>
+              <w:top w:w="70" w:type="dxa"/>
+              <w:bottom w:w="70" w:type="dxa"/>
+              <w:left w:w="90" w:type="dxa"/>
+              <w:right w:w="90" w:type="dxa"/>
             </w:tcMar>
           </w:tcPr>
           <w:p>
@@ -2719,7 +2719,7 @@
                 <w:rFonts w:ascii="Calibri" w:hAnsi="Calibri"/>
                 <w:b/>
                 <w:color w:val="262626"/>
-                <w:sz w:val="19"/>
+                <w:sz w:val="18"/>
               </w:rPr>
               <w:t>3</w:t>
             </w:r>
@@ -2727,14 +2727,14 @@
         </w:tc>
         <w:tc>
           <w:tcPr>
-            <w:tcW w:type="dxa" w:w="1129"/>
+            <w:tcW w:type="dxa" w:w="1870"/>
             <w:vAlign w:val="center"/>
             <w:shd w:fill="FFFFFF"/>
             <w:tcMar>
-              <w:top w:w="80" w:type="dxa"/>
-              <w:bottom w:w="80" w:type="dxa"/>
-              <w:left w:w="100" w:type="dxa"/>
-              <w:right w:w="100" w:type="dxa"/>
+              <w:top w:w="70" w:type="dxa"/>
+              <w:bottom w:w="70" w:type="dxa"/>
+              <w:left w:w="90" w:type="dxa"/>
+              <w:right w:w="90" w:type="dxa"/>
             </w:tcMar>
           </w:tcPr>
           <w:p>
@@ -2746,7 +2746,7 @@
               <w:rPr>
                 <w:rFonts w:ascii="Calibri" w:hAnsi="Calibri"/>
                 <w:color w:val="262626"/>
-                <w:sz w:val="19"/>
+                <w:sz w:val="18"/>
               </w:rPr>
               <w:t>09</w:t>
             </w:r>
@@ -2754,14 +2754,14 @@
         </w:tc>
         <w:tc>
           <w:tcPr>
-            <w:tcW w:type="dxa" w:w="1129"/>
+            <w:tcW w:type="dxa" w:w="1870"/>
             <w:vAlign w:val="center"/>
             <w:shd w:fill="FFFFFF"/>
             <w:tcMar>
-              <w:top w:w="80" w:type="dxa"/>
-              <w:bottom w:w="80" w:type="dxa"/>
-              <w:left w:w="100" w:type="dxa"/>
-              <w:right w:w="100" w:type="dxa"/>
+              <w:top w:w="70" w:type="dxa"/>
+              <w:bottom w:w="70" w:type="dxa"/>
+              <w:left w:w="90" w:type="dxa"/>
+              <w:right w:w="90" w:type="dxa"/>
             </w:tcMar>
           </w:tcPr>
           <w:p>
@@ -2773,7 +2773,7 @@
               <w:rPr>
                 <w:rFonts w:ascii="Consolas" w:hAnsi="Consolas"/>
                 <w:color w:val="A02828"/>
-                <w:sz w:val="18"/>
+                <w:sz w:val="17"/>
               </w:rPr>
               <w:t>STI-304</w:t>
             </w:r>
@@ -2781,14 +2781,14 @@
         </w:tc>
         <w:tc>
           <w:tcPr>
-            <w:tcW w:type="dxa" w:w="1129"/>
+            <w:tcW w:type="dxa" w:w="1870"/>
             <w:vAlign w:val="center"/>
             <w:shd w:fill="FFFFFF"/>
             <w:tcMar>
-              <w:top w:w="80" w:type="dxa"/>
-              <w:bottom w:w="80" w:type="dxa"/>
-              <w:left w:w="100" w:type="dxa"/>
-              <w:right w:w="100" w:type="dxa"/>
+              <w:top w:w="70" w:type="dxa"/>
+              <w:bottom w:w="70" w:type="dxa"/>
+              <w:left w:w="90" w:type="dxa"/>
+              <w:right w:w="90" w:type="dxa"/>
             </w:tcMar>
           </w:tcPr>
           <w:p>
@@ -2801,7 +2801,7 @@
                 <w:rFonts w:ascii="Calibri" w:hAnsi="Calibri"/>
                 <w:b/>
                 <w:color w:val="262626"/>
-                <w:sz w:val="19"/>
+                <w:sz w:val="18"/>
               </w:rPr>
               <w:t>`STI-309`</w:t>
             </w:r>
@@ -2809,14 +2809,14 @@
         </w:tc>
         <w:tc>
           <w:tcPr>
-            <w:tcW w:type="dxa" w:w="1129"/>
+            <w:tcW w:type="dxa" w:w="1870"/>
             <w:vAlign w:val="center"/>
             <w:shd w:fill="FFFFFF"/>
             <w:tcMar>
-              <w:top w:w="80" w:type="dxa"/>
-              <w:bottom w:w="80" w:type="dxa"/>
-              <w:left w:w="100" w:type="dxa"/>
-              <w:right w:w="100" w:type="dxa"/>
+              <w:top w:w="70" w:type="dxa"/>
+              <w:bottom w:w="70" w:type="dxa"/>
+              <w:left w:w="90" w:type="dxa"/>
+              <w:right w:w="90" w:type="dxa"/>
             </w:tcMar>
           </w:tcPr>
           <w:p>
@@ -2828,7 +2828,7 @@
               <w:rPr>
                 <w:rFonts w:ascii="Calibri" w:hAnsi="Calibri"/>
                 <w:color w:val="262626"/>
-                <w:sz w:val="19"/>
+                <w:sz w:val="18"/>
               </w:rPr>
               <w:t>Rekayasa Perangkat Lunak</w:t>
             </w:r>
@@ -2836,14 +2836,14 @@
         </w:tc>
         <w:tc>
           <w:tcPr>
-            <w:tcW w:type="dxa" w:w="1129"/>
+            <w:tcW w:type="dxa" w:w="1870"/>
             <w:vAlign w:val="center"/>
             <w:shd w:fill="FFFFFF"/>
             <w:tcMar>
-              <w:top w:w="80" w:type="dxa"/>
-              <w:bottom w:w="80" w:type="dxa"/>
-              <w:left w:w="100" w:type="dxa"/>
-              <w:right w:w="100" w:type="dxa"/>
+              <w:top w:w="70" w:type="dxa"/>
+              <w:bottom w:w="70" w:type="dxa"/>
+              <w:left w:w="90" w:type="dxa"/>
+              <w:right w:w="90" w:type="dxa"/>
             </w:tcMar>
           </w:tcPr>
           <w:p>
@@ -2855,7 +2855,7 @@
               <w:rPr>
                 <w:rFonts w:ascii="Calibri" w:hAnsi="Calibri"/>
                 <w:color w:val="262626"/>
-                <w:sz w:val="19"/>
+                <w:sz w:val="18"/>
               </w:rPr>
               <w:t>3</w:t>
             </w:r>
@@ -2863,14 +2863,14 @@
         </w:tc>
         <w:tc>
           <w:tcPr>
-            <w:tcW w:type="dxa" w:w="1129"/>
+            <w:tcW w:type="dxa" w:w="1870"/>
             <w:vAlign w:val="center"/>
             <w:shd w:fill="FFFFFF"/>
             <w:tcMar>
-              <w:top w:w="80" w:type="dxa"/>
-              <w:bottom w:w="80" w:type="dxa"/>
-              <w:left w:w="100" w:type="dxa"/>
-              <w:right w:w="100" w:type="dxa"/>
+              <w:top w:w="70" w:type="dxa"/>
+              <w:bottom w:w="70" w:type="dxa"/>
+              <w:left w:w="90" w:type="dxa"/>
+              <w:right w:w="90" w:type="dxa"/>
             </w:tcMar>
           </w:tcPr>
           <w:p>
@@ -2882,7 +2882,7 @@
               <w:rPr>
                 <w:rFonts w:ascii="Consolas" w:hAnsi="Consolas"/>
                 <w:color w:val="A02828"/>
-                <w:sz w:val="18"/>
+                <w:sz w:val="17"/>
               </w:rPr>
               <w:t>FST-203</w:t>
             </w:r>
@@ -2890,14 +2890,14 @@
         </w:tc>
         <w:tc>
           <w:tcPr>
-            <w:tcW w:type="dxa" w:w="1129"/>
+            <w:tcW w:type="dxa" w:w="1870"/>
             <w:vAlign w:val="center"/>
             <w:shd w:fill="FFFFFF"/>
             <w:tcMar>
-              <w:top w:w="80" w:type="dxa"/>
-              <w:bottom w:w="80" w:type="dxa"/>
-              <w:left w:w="100" w:type="dxa"/>
-              <w:right w:w="100" w:type="dxa"/>
+              <w:top w:w="70" w:type="dxa"/>
+              <w:bottom w:w="70" w:type="dxa"/>
+              <w:left w:w="90" w:type="dxa"/>
+              <w:right w:w="90" w:type="dxa"/>
             </w:tcMar>
           </w:tcPr>
           <w:p>
@@ -2909,7 +2909,7 @@
               <w:rPr>
                 <w:rFonts w:ascii="Consolas" w:hAnsi="Consolas"/>
                 <w:color w:val="A02828"/>
-                <w:sz w:val="18"/>
+                <w:sz w:val="17"/>
               </w:rPr>
               <w:t>FST-203</w:t>
             </w:r>
@@ -2922,14 +2922,14 @@
         </w:trPr>
         <w:tc>
           <w:tcPr>
-            <w:tcW w:type="dxa" w:w="1129"/>
+            <w:tcW w:type="dxa" w:w="1870"/>
             <w:vAlign w:val="center"/>
             <w:shd w:fill="F2F5F9"/>
             <w:tcMar>
-              <w:top w:w="80" w:type="dxa"/>
-              <w:bottom w:w="80" w:type="dxa"/>
-              <w:left w:w="100" w:type="dxa"/>
-              <w:right w:w="100" w:type="dxa"/>
+              <w:top w:w="70" w:type="dxa"/>
+              <w:bottom w:w="70" w:type="dxa"/>
+              <w:left w:w="90" w:type="dxa"/>
+              <w:right w:w="90" w:type="dxa"/>
             </w:tcMar>
           </w:tcPr>
           <w:p>
@@ -2942,7 +2942,7 @@
                 <w:rFonts w:ascii="Calibri" w:hAnsi="Calibri"/>
                 <w:b/>
                 <w:color w:val="262626"/>
-                <w:sz w:val="19"/>
+                <w:sz w:val="18"/>
               </w:rPr>
               <w:t>3</w:t>
             </w:r>
@@ -2950,14 +2950,14 @@
         </w:tc>
         <w:tc>
           <w:tcPr>
-            <w:tcW w:type="dxa" w:w="1129"/>
+            <w:tcW w:type="dxa" w:w="1870"/>
             <w:vAlign w:val="center"/>
             <w:shd w:fill="F2F5F9"/>
             <w:tcMar>
-              <w:top w:w="80" w:type="dxa"/>
-              <w:bottom w:w="80" w:type="dxa"/>
-              <w:left w:w="100" w:type="dxa"/>
-              <w:right w:w="100" w:type="dxa"/>
+              <w:top w:w="70" w:type="dxa"/>
+              <w:bottom w:w="70" w:type="dxa"/>
+              <w:left w:w="90" w:type="dxa"/>
+              <w:right w:w="90" w:type="dxa"/>
             </w:tcMar>
           </w:tcPr>
           <w:p>
@@ -2969,7 +2969,7 @@
               <w:rPr>
                 <w:rFonts w:ascii="Calibri" w:hAnsi="Calibri"/>
                 <w:color w:val="262626"/>
-                <w:sz w:val="19"/>
+                <w:sz w:val="18"/>
               </w:rPr>
               <w:t>10</w:t>
             </w:r>
@@ -2977,14 +2977,14 @@
         </w:tc>
         <w:tc>
           <w:tcPr>
-            <w:tcW w:type="dxa" w:w="1129"/>
+            <w:tcW w:type="dxa" w:w="1870"/>
             <w:vAlign w:val="center"/>
             <w:shd w:fill="F2F5F9"/>
             <w:tcMar>
-              <w:top w:w="80" w:type="dxa"/>
-              <w:bottom w:w="80" w:type="dxa"/>
-              <w:left w:w="100" w:type="dxa"/>
-              <w:right w:w="100" w:type="dxa"/>
+              <w:top w:w="70" w:type="dxa"/>
+              <w:bottom w:w="70" w:type="dxa"/>
+              <w:left w:w="90" w:type="dxa"/>
+              <w:right w:w="90" w:type="dxa"/>
             </w:tcMar>
           </w:tcPr>
           <w:p>
@@ -2996,7 +2996,7 @@
               <w:rPr>
                 <w:rFonts w:ascii="Consolas" w:hAnsi="Consolas"/>
                 <w:color w:val="A02828"/>
-                <w:sz w:val="18"/>
+                <w:sz w:val="17"/>
               </w:rPr>
               <w:t>STI-305</w:t>
             </w:r>
@@ -3004,14 +3004,14 @@
         </w:tc>
         <w:tc>
           <w:tcPr>
-            <w:tcW w:type="dxa" w:w="1129"/>
+            <w:tcW w:type="dxa" w:w="1870"/>
             <w:vAlign w:val="center"/>
             <w:shd w:fill="F2F5F9"/>
             <w:tcMar>
-              <w:top w:w="80" w:type="dxa"/>
-              <w:bottom w:w="80" w:type="dxa"/>
-              <w:left w:w="100" w:type="dxa"/>
-              <w:right w:w="100" w:type="dxa"/>
+              <w:top w:w="70" w:type="dxa"/>
+              <w:bottom w:w="70" w:type="dxa"/>
+              <w:left w:w="90" w:type="dxa"/>
+              <w:right w:w="90" w:type="dxa"/>
             </w:tcMar>
           </w:tcPr>
           <w:p>
@@ -3024,7 +3024,7 @@
                 <w:rFonts w:ascii="Calibri" w:hAnsi="Calibri"/>
                 <w:b/>
                 <w:color w:val="262626"/>
-                <w:sz w:val="19"/>
+                <w:sz w:val="18"/>
               </w:rPr>
               <w:t>`STI-310`</w:t>
             </w:r>
@@ -3032,14 +3032,14 @@
         </w:tc>
         <w:tc>
           <w:tcPr>
-            <w:tcW w:type="dxa" w:w="1129"/>
+            <w:tcW w:type="dxa" w:w="1870"/>
             <w:vAlign w:val="center"/>
             <w:shd w:fill="F2F5F9"/>
             <w:tcMar>
-              <w:top w:w="80" w:type="dxa"/>
-              <w:bottom w:w="80" w:type="dxa"/>
-              <w:left w:w="100" w:type="dxa"/>
-              <w:right w:w="100" w:type="dxa"/>
+              <w:top w:w="70" w:type="dxa"/>
+              <w:bottom w:w="70" w:type="dxa"/>
+              <w:left w:w="90" w:type="dxa"/>
+              <w:right w:w="90" w:type="dxa"/>
             </w:tcMar>
           </w:tcPr>
           <w:p>
@@ -3051,7 +3051,7 @@
               <w:rPr>
                 <w:rFonts w:ascii="Calibri" w:hAnsi="Calibri"/>
                 <w:color w:val="262626"/>
-                <w:sz w:val="19"/>
+                <w:sz w:val="18"/>
               </w:rPr>
               <w:t>Sistem Operasi</w:t>
             </w:r>
@@ -3059,14 +3059,14 @@
         </w:tc>
         <w:tc>
           <w:tcPr>
-            <w:tcW w:type="dxa" w:w="1129"/>
+            <w:tcW w:type="dxa" w:w="1870"/>
             <w:vAlign w:val="center"/>
             <w:shd w:fill="F2F5F9"/>
             <w:tcMar>
-              <w:top w:w="80" w:type="dxa"/>
-              <w:bottom w:w="80" w:type="dxa"/>
-              <w:left w:w="100" w:type="dxa"/>
-              <w:right w:w="100" w:type="dxa"/>
+              <w:top w:w="70" w:type="dxa"/>
+              <w:bottom w:w="70" w:type="dxa"/>
+              <w:left w:w="90" w:type="dxa"/>
+              <w:right w:w="90" w:type="dxa"/>
             </w:tcMar>
           </w:tcPr>
           <w:p>
@@ -3078,7 +3078,7 @@
               <w:rPr>
                 <w:rFonts w:ascii="Calibri" w:hAnsi="Calibri"/>
                 <w:color w:val="262626"/>
-                <w:sz w:val="19"/>
+                <w:sz w:val="18"/>
               </w:rPr>
               <w:t>3</w:t>
             </w:r>
@@ -3086,14 +3086,14 @@
         </w:tc>
         <w:tc>
           <w:tcPr>
-            <w:tcW w:type="dxa" w:w="1129"/>
+            <w:tcW w:type="dxa" w:w="1870"/>
             <w:vAlign w:val="center"/>
             <w:shd w:fill="F2F5F9"/>
             <w:tcMar>
-              <w:top w:w="80" w:type="dxa"/>
-              <w:bottom w:w="80" w:type="dxa"/>
-              <w:left w:w="100" w:type="dxa"/>
-              <w:right w:w="100" w:type="dxa"/>
+              <w:top w:w="70" w:type="dxa"/>
+              <w:bottom w:w="70" w:type="dxa"/>
+              <w:left w:w="90" w:type="dxa"/>
+              <w:right w:w="90" w:type="dxa"/>
             </w:tcMar>
           </w:tcPr>
           <w:p>
@@ -3105,7 +3105,7 @@
               <w:rPr>
                 <w:rFonts w:ascii="Consolas" w:hAnsi="Consolas"/>
                 <w:color w:val="A02828"/>
-                <w:sz w:val="18"/>
+                <w:sz w:val="17"/>
               </w:rPr>
               <w:t>STI-103</w:t>
             </w:r>
@@ -3113,14 +3113,14 @@
         </w:tc>
         <w:tc>
           <w:tcPr>
-            <w:tcW w:type="dxa" w:w="1129"/>
+            <w:tcW w:type="dxa" w:w="1870"/>
             <w:vAlign w:val="center"/>
             <w:shd w:fill="F2F5F9"/>
             <w:tcMar>
-              <w:top w:w="80" w:type="dxa"/>
-              <w:bottom w:w="80" w:type="dxa"/>
-              <w:left w:w="100" w:type="dxa"/>
-              <w:right w:w="100" w:type="dxa"/>
+              <w:top w:w="70" w:type="dxa"/>
+              <w:bottom w:w="70" w:type="dxa"/>
+              <w:left w:w="90" w:type="dxa"/>
+              <w:right w:w="90" w:type="dxa"/>
             </w:tcMar>
           </w:tcPr>
           <w:p>
@@ -3132,7 +3132,7 @@
               <w:rPr>
                 <w:rFonts w:ascii="Consolas" w:hAnsi="Consolas"/>
                 <w:color w:val="A02828"/>
-                <w:sz w:val="18"/>
+                <w:sz w:val="17"/>
               </w:rPr>
               <w:t>STI-103</w:t>
             </w:r>
@@ -3145,14 +3145,14 @@
         </w:trPr>
         <w:tc>
           <w:tcPr>
-            <w:tcW w:type="dxa" w:w="1129"/>
+            <w:tcW w:type="dxa" w:w="1870"/>
             <w:vAlign w:val="center"/>
             <w:shd w:fill="FFFFFF"/>
             <w:tcMar>
-              <w:top w:w="80" w:type="dxa"/>
-              <w:bottom w:w="80" w:type="dxa"/>
-              <w:left w:w="100" w:type="dxa"/>
-              <w:right w:w="100" w:type="dxa"/>
+              <w:top w:w="70" w:type="dxa"/>
+              <w:bottom w:w="70" w:type="dxa"/>
+              <w:left w:w="90" w:type="dxa"/>
+              <w:right w:w="90" w:type="dxa"/>
             </w:tcMar>
           </w:tcPr>
           <w:p>
@@ -3165,7 +3165,7 @@
                 <w:rFonts w:ascii="Calibri" w:hAnsi="Calibri"/>
                 <w:b/>
                 <w:color w:val="262626"/>
-                <w:sz w:val="19"/>
+                <w:sz w:val="18"/>
               </w:rPr>
               <w:t>3</w:t>
             </w:r>
@@ -3173,14 +3173,14 @@
         </w:tc>
         <w:tc>
           <w:tcPr>
-            <w:tcW w:type="dxa" w:w="1129"/>
+            <w:tcW w:type="dxa" w:w="1870"/>
             <w:vAlign w:val="center"/>
             <w:shd w:fill="FFFFFF"/>
             <w:tcMar>
-              <w:top w:w="80" w:type="dxa"/>
-              <w:bottom w:w="80" w:type="dxa"/>
-              <w:left w:w="100" w:type="dxa"/>
-              <w:right w:w="100" w:type="dxa"/>
+              <w:top w:w="70" w:type="dxa"/>
+              <w:bottom w:w="70" w:type="dxa"/>
+              <w:left w:w="90" w:type="dxa"/>
+              <w:right w:w="90" w:type="dxa"/>
             </w:tcMar>
           </w:tcPr>
           <w:p>
@@ -3192,7 +3192,7 @@
               <w:rPr>
                 <w:rFonts w:ascii="Calibri" w:hAnsi="Calibri"/>
                 <w:color w:val="262626"/>
-                <w:sz w:val="19"/>
+                <w:sz w:val="18"/>
               </w:rPr>
               <w:t>11</w:t>
             </w:r>
@@ -3200,14 +3200,14 @@
         </w:tc>
         <w:tc>
           <w:tcPr>
-            <w:tcW w:type="dxa" w:w="1129"/>
+            <w:tcW w:type="dxa" w:w="1870"/>
             <w:vAlign w:val="center"/>
             <w:shd w:fill="FFFFFF"/>
             <w:tcMar>
-              <w:top w:w="80" w:type="dxa"/>
-              <w:bottom w:w="80" w:type="dxa"/>
-              <w:left w:w="100" w:type="dxa"/>
-              <w:right w:w="100" w:type="dxa"/>
+              <w:top w:w="70" w:type="dxa"/>
+              <w:bottom w:w="70" w:type="dxa"/>
+              <w:left w:w="90" w:type="dxa"/>
+              <w:right w:w="90" w:type="dxa"/>
             </w:tcMar>
           </w:tcPr>
           <w:p>
@@ -3219,7 +3219,7 @@
               <w:rPr>
                 <w:rFonts w:ascii="Consolas" w:hAnsi="Consolas"/>
                 <w:color w:val="A02828"/>
-                <w:sz w:val="18"/>
+                <w:sz w:val="17"/>
               </w:rPr>
               <w:t>STI-306</w:t>
             </w:r>
@@ -3227,14 +3227,14 @@
         </w:tc>
         <w:tc>
           <w:tcPr>
-            <w:tcW w:type="dxa" w:w="1129"/>
+            <w:tcW w:type="dxa" w:w="1870"/>
             <w:vAlign w:val="center"/>
             <w:shd w:fill="FFFFFF"/>
             <w:tcMar>
-              <w:top w:w="80" w:type="dxa"/>
-              <w:bottom w:w="80" w:type="dxa"/>
-              <w:left w:w="100" w:type="dxa"/>
-              <w:right w:w="100" w:type="dxa"/>
+              <w:top w:w="70" w:type="dxa"/>
+              <w:bottom w:w="70" w:type="dxa"/>
+              <w:left w:w="90" w:type="dxa"/>
+              <w:right w:w="90" w:type="dxa"/>
             </w:tcMar>
           </w:tcPr>
           <w:p>
@@ -3247,7 +3247,7 @@
                 <w:rFonts w:ascii="Calibri" w:hAnsi="Calibri"/>
                 <w:b/>
                 <w:color w:val="262626"/>
-                <w:sz w:val="19"/>
+                <w:sz w:val="18"/>
               </w:rPr>
               <w:t>`STI-311`</w:t>
             </w:r>
@@ -3255,14 +3255,14 @@
         </w:tc>
         <w:tc>
           <w:tcPr>
-            <w:tcW w:type="dxa" w:w="1129"/>
+            <w:tcW w:type="dxa" w:w="1870"/>
             <w:vAlign w:val="center"/>
             <w:shd w:fill="FFFFFF"/>
             <w:tcMar>
-              <w:top w:w="80" w:type="dxa"/>
-              <w:bottom w:w="80" w:type="dxa"/>
-              <w:left w:w="100" w:type="dxa"/>
-              <w:right w:w="100" w:type="dxa"/>
+              <w:top w:w="70" w:type="dxa"/>
+              <w:bottom w:w="70" w:type="dxa"/>
+              <w:left w:w="90" w:type="dxa"/>
+              <w:right w:w="90" w:type="dxa"/>
             </w:tcMar>
           </w:tcPr>
           <w:p>
@@ -3274,7 +3274,7 @@
               <w:rPr>
                 <w:rFonts w:ascii="Calibri" w:hAnsi="Calibri"/>
                 <w:color w:val="262626"/>
-                <w:sz w:val="19"/>
+                <w:sz w:val="18"/>
               </w:rPr>
               <w:t>Web Front End Development</w:t>
             </w:r>
@@ -3282,14 +3282,14 @@
         </w:tc>
         <w:tc>
           <w:tcPr>
-            <w:tcW w:type="dxa" w:w="1129"/>
+            <w:tcW w:type="dxa" w:w="1870"/>
             <w:vAlign w:val="center"/>
             <w:shd w:fill="FFFFFF"/>
             <w:tcMar>
-              <w:top w:w="80" w:type="dxa"/>
-              <w:bottom w:w="80" w:type="dxa"/>
-              <w:left w:w="100" w:type="dxa"/>
-              <w:right w:w="100" w:type="dxa"/>
+              <w:top w:w="70" w:type="dxa"/>
+              <w:bottom w:w="70" w:type="dxa"/>
+              <w:left w:w="90" w:type="dxa"/>
+              <w:right w:w="90" w:type="dxa"/>
             </w:tcMar>
           </w:tcPr>
           <w:p>
@@ -3301,7 +3301,7 @@
               <w:rPr>
                 <w:rFonts w:ascii="Calibri" w:hAnsi="Calibri"/>
                 <w:color w:val="262626"/>
-                <w:sz w:val="19"/>
+                <w:sz w:val="18"/>
               </w:rPr>
               <w:t>3</w:t>
             </w:r>
@@ -3309,14 +3309,14 @@
         </w:tc>
         <w:tc>
           <w:tcPr>
-            <w:tcW w:type="dxa" w:w="1129"/>
+            <w:tcW w:type="dxa" w:w="1870"/>
             <w:vAlign w:val="center"/>
             <w:shd w:fill="FFFFFF"/>
             <w:tcMar>
-              <w:top w:w="80" w:type="dxa"/>
-              <w:bottom w:w="80" w:type="dxa"/>
-              <w:left w:w="100" w:type="dxa"/>
-              <w:right w:w="100" w:type="dxa"/>
+              <w:top w:w="70" w:type="dxa"/>
+              <w:bottom w:w="70" w:type="dxa"/>
+              <w:left w:w="90" w:type="dxa"/>
+              <w:right w:w="90" w:type="dxa"/>
             </w:tcMar>
           </w:tcPr>
           <w:p>
@@ -3328,7 +3328,7 @@
               <w:rPr>
                 <w:rFonts w:ascii="Consolas" w:hAnsi="Consolas"/>
                 <w:color w:val="A02828"/>
-                <w:sz w:val="18"/>
+                <w:sz w:val="17"/>
               </w:rPr>
               <w:t>FST-102</w:t>
             </w:r>
@@ -3336,14 +3336,14 @@
         </w:tc>
         <w:tc>
           <w:tcPr>
-            <w:tcW w:type="dxa" w:w="1129"/>
+            <w:tcW w:type="dxa" w:w="1870"/>
             <w:vAlign w:val="center"/>
             <w:shd w:fill="FFFFFF"/>
             <w:tcMar>
-              <w:top w:w="80" w:type="dxa"/>
-              <w:bottom w:w="80" w:type="dxa"/>
-              <w:left w:w="100" w:type="dxa"/>
-              <w:right w:w="100" w:type="dxa"/>
+              <w:top w:w="70" w:type="dxa"/>
+              <w:bottom w:w="70" w:type="dxa"/>
+              <w:left w:w="90" w:type="dxa"/>
+              <w:right w:w="90" w:type="dxa"/>
             </w:tcMar>
           </w:tcPr>
           <w:p>
@@ -3355,7 +3355,7 @@
               <w:rPr>
                 <w:rFonts w:ascii="Consolas" w:hAnsi="Consolas"/>
                 <w:color w:val="A02828"/>
-                <w:sz w:val="18"/>
+                <w:sz w:val="17"/>
               </w:rPr>
               <w:t>FST-102</w:t>
             </w:r>
@@ -3368,14 +3368,14 @@
         </w:trPr>
         <w:tc>
           <w:tcPr>
-            <w:tcW w:type="dxa" w:w="1129"/>
+            <w:tcW w:type="dxa" w:w="1870"/>
             <w:vAlign w:val="center"/>
             <w:shd w:fill="F2F5F9"/>
             <w:tcMar>
-              <w:top w:w="80" w:type="dxa"/>
-              <w:bottom w:w="80" w:type="dxa"/>
-              <w:left w:w="100" w:type="dxa"/>
-              <w:right w:w="100" w:type="dxa"/>
+              <w:top w:w="70" w:type="dxa"/>
+              <w:bottom w:w="70" w:type="dxa"/>
+              <w:left w:w="90" w:type="dxa"/>
+              <w:right w:w="90" w:type="dxa"/>
             </w:tcMar>
           </w:tcPr>
           <w:p>
@@ -3388,7 +3388,7 @@
                 <w:rFonts w:ascii="Calibri" w:hAnsi="Calibri"/>
                 <w:b/>
                 <w:color w:val="262626"/>
-                <w:sz w:val="19"/>
+                <w:sz w:val="18"/>
               </w:rPr>
               <w:t>3</w:t>
             </w:r>
@@ -3396,14 +3396,14 @@
         </w:tc>
         <w:tc>
           <w:tcPr>
-            <w:tcW w:type="dxa" w:w="1129"/>
+            <w:tcW w:type="dxa" w:w="1870"/>
             <w:vAlign w:val="center"/>
             <w:shd w:fill="F2F5F9"/>
             <w:tcMar>
-              <w:top w:w="80" w:type="dxa"/>
-              <w:bottom w:w="80" w:type="dxa"/>
-              <w:left w:w="100" w:type="dxa"/>
-              <w:right w:w="100" w:type="dxa"/>
+              <w:top w:w="70" w:type="dxa"/>
+              <w:bottom w:w="70" w:type="dxa"/>
+              <w:left w:w="90" w:type="dxa"/>
+              <w:right w:w="90" w:type="dxa"/>
             </w:tcMar>
           </w:tcPr>
           <w:p>
@@ -3415,7 +3415,7 @@
               <w:rPr>
                 <w:rFonts w:ascii="Calibri" w:hAnsi="Calibri"/>
                 <w:color w:val="262626"/>
-                <w:sz w:val="19"/>
+                <w:sz w:val="18"/>
               </w:rPr>
               <w:t>12</w:t>
             </w:r>
@@ -3423,14 +3423,14 @@
         </w:tc>
         <w:tc>
           <w:tcPr>
-            <w:tcW w:type="dxa" w:w="1129"/>
+            <w:tcW w:type="dxa" w:w="1870"/>
             <w:vAlign w:val="center"/>
             <w:shd w:fill="F2F5F9"/>
             <w:tcMar>
-              <w:top w:w="80" w:type="dxa"/>
-              <w:bottom w:w="80" w:type="dxa"/>
-              <w:left w:w="100" w:type="dxa"/>
-              <w:right w:w="100" w:type="dxa"/>
+              <w:top w:w="70" w:type="dxa"/>
+              <w:bottom w:w="70" w:type="dxa"/>
+              <w:left w:w="90" w:type="dxa"/>
+              <w:right w:w="90" w:type="dxa"/>
             </w:tcMar>
           </w:tcPr>
           <w:p>
@@ -3442,7 +3442,7 @@
               <w:rPr>
                 <w:rFonts w:ascii="Consolas" w:hAnsi="Consolas"/>
                 <w:color w:val="A02828"/>
-                <w:sz w:val="18"/>
+                <w:sz w:val="17"/>
               </w:rPr>
               <w:t>STI-307</w:t>
             </w:r>
@@ -3450,14 +3450,14 @@
         </w:tc>
         <w:tc>
           <w:tcPr>
-            <w:tcW w:type="dxa" w:w="1129"/>
+            <w:tcW w:type="dxa" w:w="1870"/>
             <w:vAlign w:val="center"/>
             <w:shd w:fill="F2F5F9"/>
             <w:tcMar>
-              <w:top w:w="80" w:type="dxa"/>
-              <w:bottom w:w="80" w:type="dxa"/>
-              <w:left w:w="100" w:type="dxa"/>
-              <w:right w:w="100" w:type="dxa"/>
+              <w:top w:w="70" w:type="dxa"/>
+              <w:bottom w:w="70" w:type="dxa"/>
+              <w:left w:w="90" w:type="dxa"/>
+              <w:right w:w="90" w:type="dxa"/>
             </w:tcMar>
           </w:tcPr>
           <w:p>
@@ -3470,7 +3470,7 @@
                 <w:rFonts w:ascii="Calibri" w:hAnsi="Calibri"/>
                 <w:b/>
                 <w:color w:val="262626"/>
-                <w:sz w:val="19"/>
+                <w:sz w:val="18"/>
               </w:rPr>
               <w:t>`STI-312`</w:t>
             </w:r>
@@ -3478,14 +3478,14 @@
         </w:tc>
         <w:tc>
           <w:tcPr>
-            <w:tcW w:type="dxa" w:w="1129"/>
+            <w:tcW w:type="dxa" w:w="1870"/>
             <w:vAlign w:val="center"/>
             <w:shd w:fill="F2F5F9"/>
             <w:tcMar>
-              <w:top w:w="80" w:type="dxa"/>
-              <w:bottom w:w="80" w:type="dxa"/>
-              <w:left w:w="100" w:type="dxa"/>
-              <w:right w:w="100" w:type="dxa"/>
+              <w:top w:w="70" w:type="dxa"/>
+              <w:bottom w:w="70" w:type="dxa"/>
+              <w:left w:w="90" w:type="dxa"/>
+              <w:right w:w="90" w:type="dxa"/>
             </w:tcMar>
           </w:tcPr>
           <w:p>
@@ -3497,7 +3497,7 @@
               <w:rPr>
                 <w:rFonts w:ascii="Calibri" w:hAnsi="Calibri"/>
                 <w:color w:val="262626"/>
-                <w:sz w:val="19"/>
+                <w:sz w:val="18"/>
               </w:rPr>
               <w:t>Jaringan Komputer</w:t>
             </w:r>
@@ -3505,14 +3505,14 @@
         </w:tc>
         <w:tc>
           <w:tcPr>
-            <w:tcW w:type="dxa" w:w="1129"/>
+            <w:tcW w:type="dxa" w:w="1870"/>
             <w:vAlign w:val="center"/>
             <w:shd w:fill="F2F5F9"/>
             <w:tcMar>
-              <w:top w:w="80" w:type="dxa"/>
-              <w:bottom w:w="80" w:type="dxa"/>
-              <w:left w:w="100" w:type="dxa"/>
-              <w:right w:w="100" w:type="dxa"/>
+              <w:top w:w="70" w:type="dxa"/>
+              <w:bottom w:w="70" w:type="dxa"/>
+              <w:left w:w="90" w:type="dxa"/>
+              <w:right w:w="90" w:type="dxa"/>
             </w:tcMar>
           </w:tcPr>
           <w:p>
@@ -3524,7 +3524,7 @@
               <w:rPr>
                 <w:rFonts w:ascii="Calibri" w:hAnsi="Calibri"/>
                 <w:color w:val="262626"/>
-                <w:sz w:val="19"/>
+                <w:sz w:val="18"/>
               </w:rPr>
               <w:t>3</w:t>
             </w:r>
@@ -3532,14 +3532,14 @@
         </w:tc>
         <w:tc>
           <w:tcPr>
-            <w:tcW w:type="dxa" w:w="1129"/>
+            <w:tcW w:type="dxa" w:w="1870"/>
             <w:vAlign w:val="center"/>
             <w:shd w:fill="F2F5F9"/>
             <w:tcMar>
-              <w:top w:w="80" w:type="dxa"/>
-              <w:bottom w:w="80" w:type="dxa"/>
-              <w:left w:w="100" w:type="dxa"/>
-              <w:right w:w="100" w:type="dxa"/>
+              <w:top w:w="70" w:type="dxa"/>
+              <w:bottom w:w="70" w:type="dxa"/>
+              <w:left w:w="90" w:type="dxa"/>
+              <w:right w:w="90" w:type="dxa"/>
             </w:tcMar>
           </w:tcPr>
           <w:p>
@@ -3551,7 +3551,7 @@
               <w:rPr>
                 <w:rFonts w:ascii="Consolas" w:hAnsi="Consolas"/>
                 <w:color w:val="A02828"/>
-                <w:sz w:val="18"/>
+                <w:sz w:val="17"/>
               </w:rPr>
               <w:t>STI-103</w:t>
             </w:r>
@@ -3559,14 +3559,14 @@
         </w:tc>
         <w:tc>
           <w:tcPr>
-            <w:tcW w:type="dxa" w:w="1129"/>
+            <w:tcW w:type="dxa" w:w="1870"/>
             <w:vAlign w:val="center"/>
             <w:shd w:fill="F2F5F9"/>
             <w:tcMar>
-              <w:top w:w="80" w:type="dxa"/>
-              <w:bottom w:w="80" w:type="dxa"/>
-              <w:left w:w="100" w:type="dxa"/>
-              <w:right w:w="100" w:type="dxa"/>
+              <w:top w:w="70" w:type="dxa"/>
+              <w:bottom w:w="70" w:type="dxa"/>
+              <w:left w:w="90" w:type="dxa"/>
+              <w:right w:w="90" w:type="dxa"/>
             </w:tcMar>
           </w:tcPr>
           <w:p>
@@ -3578,7 +3578,7 @@
               <w:rPr>
                 <w:rFonts w:ascii="Consolas" w:hAnsi="Consolas"/>
                 <w:color w:val="A02828"/>
-                <w:sz w:val="18"/>
+                <w:sz w:val="17"/>
               </w:rPr>
               <w:t>STI-103</w:t>
             </w:r>
@@ -3591,14 +3591,14 @@
         </w:trPr>
         <w:tc>
           <w:tcPr>
-            <w:tcW w:type="dxa" w:w="1129"/>
+            <w:tcW w:type="dxa" w:w="1870"/>
             <w:vAlign w:val="center"/>
             <w:shd w:fill="FFFFFF"/>
             <w:tcMar>
-              <w:top w:w="80" w:type="dxa"/>
-              <w:bottom w:w="80" w:type="dxa"/>
-              <w:left w:w="100" w:type="dxa"/>
-              <w:right w:w="100" w:type="dxa"/>
+              <w:top w:w="70" w:type="dxa"/>
+              <w:bottom w:w="70" w:type="dxa"/>
+              <w:left w:w="90" w:type="dxa"/>
+              <w:right w:w="90" w:type="dxa"/>
             </w:tcMar>
           </w:tcPr>
           <w:p>
@@ -3611,7 +3611,7 @@
                 <w:rFonts w:ascii="Calibri" w:hAnsi="Calibri"/>
                 <w:b/>
                 <w:color w:val="262626"/>
-                <w:sz w:val="19"/>
+                <w:sz w:val="18"/>
               </w:rPr>
               <w:t>4</w:t>
             </w:r>
@@ -3619,14 +3619,14 @@
         </w:tc>
         <w:tc>
           <w:tcPr>
-            <w:tcW w:type="dxa" w:w="1129"/>
+            <w:tcW w:type="dxa" w:w="1870"/>
             <w:vAlign w:val="center"/>
             <w:shd w:fill="FFFFFF"/>
             <w:tcMar>
-              <w:top w:w="80" w:type="dxa"/>
-              <w:bottom w:w="80" w:type="dxa"/>
-              <w:left w:w="100" w:type="dxa"/>
-              <w:right w:w="100" w:type="dxa"/>
+              <w:top w:w="70" w:type="dxa"/>
+              <w:bottom w:w="70" w:type="dxa"/>
+              <w:left w:w="90" w:type="dxa"/>
+              <w:right w:w="90" w:type="dxa"/>
             </w:tcMar>
           </w:tcPr>
           <w:p>
@@ -3638,7 +3638,7 @@
               <w:rPr>
                 <w:rFonts w:ascii="Calibri" w:hAnsi="Calibri"/>
                 <w:color w:val="262626"/>
-                <w:sz w:val="19"/>
+                <w:sz w:val="18"/>
               </w:rPr>
               <w:t>13</w:t>
             </w:r>
@@ -3646,14 +3646,14 @@
         </w:tc>
         <w:tc>
           <w:tcPr>
-            <w:tcW w:type="dxa" w:w="1129"/>
+            <w:tcW w:type="dxa" w:w="1870"/>
             <w:vAlign w:val="center"/>
             <w:shd w:fill="FFFFFF"/>
             <w:tcMar>
-              <w:top w:w="80" w:type="dxa"/>
-              <w:bottom w:w="80" w:type="dxa"/>
-              <w:left w:w="100" w:type="dxa"/>
-              <w:right w:w="100" w:type="dxa"/>
+              <w:top w:w="70" w:type="dxa"/>
+              <w:bottom w:w="70" w:type="dxa"/>
+              <w:left w:w="90" w:type="dxa"/>
+              <w:right w:w="90" w:type="dxa"/>
             </w:tcMar>
           </w:tcPr>
           <w:p>
@@ -3665,7 +3665,7 @@
               <w:rPr>
                 <w:rFonts w:ascii="Consolas" w:hAnsi="Consolas"/>
                 <w:color w:val="A02828"/>
-                <w:sz w:val="18"/>
+                <w:sz w:val="17"/>
               </w:rPr>
               <w:t>STI-401</w:t>
             </w:r>
@@ -3673,14 +3673,14 @@
         </w:tc>
         <w:tc>
           <w:tcPr>
-            <w:tcW w:type="dxa" w:w="1129"/>
+            <w:tcW w:type="dxa" w:w="1870"/>
             <w:vAlign w:val="center"/>
             <w:shd w:fill="FFFFFF"/>
             <w:tcMar>
-              <w:top w:w="80" w:type="dxa"/>
-              <w:bottom w:w="80" w:type="dxa"/>
-              <w:left w:w="100" w:type="dxa"/>
-              <w:right w:w="100" w:type="dxa"/>
+              <w:top w:w="70" w:type="dxa"/>
+              <w:bottom w:w="70" w:type="dxa"/>
+              <w:left w:w="90" w:type="dxa"/>
+              <w:right w:w="90" w:type="dxa"/>
             </w:tcMar>
           </w:tcPr>
           <w:p>
@@ -3693,7 +3693,7 @@
                 <w:rFonts w:ascii="Calibri" w:hAnsi="Calibri"/>
                 <w:b/>
                 <w:color w:val="262626"/>
-                <w:sz w:val="19"/>
+                <w:sz w:val="18"/>
               </w:rPr>
               <w:t>`STI-413`</w:t>
             </w:r>
@@ -3701,14 +3701,14 @@
         </w:tc>
         <w:tc>
           <w:tcPr>
-            <w:tcW w:type="dxa" w:w="1129"/>
+            <w:tcW w:type="dxa" w:w="1870"/>
             <w:vAlign w:val="center"/>
             <w:shd w:fill="FFFFFF"/>
             <w:tcMar>
-              <w:top w:w="80" w:type="dxa"/>
-              <w:bottom w:w="80" w:type="dxa"/>
-              <w:left w:w="100" w:type="dxa"/>
-              <w:right w:w="100" w:type="dxa"/>
+              <w:top w:w="70" w:type="dxa"/>
+              <w:bottom w:w="70" w:type="dxa"/>
+              <w:left w:w="90" w:type="dxa"/>
+              <w:right w:w="90" w:type="dxa"/>
             </w:tcMar>
           </w:tcPr>
           <w:p>
@@ -3720,7 +3720,7 @@
               <w:rPr>
                 <w:rFonts w:ascii="Calibri" w:hAnsi="Calibri"/>
                 <w:color w:val="262626"/>
-                <w:sz w:val="19"/>
+                <w:sz w:val="18"/>
               </w:rPr>
               <w:t>Machine Learning</w:t>
             </w:r>
@@ -3728,14 +3728,14 @@
         </w:tc>
         <w:tc>
           <w:tcPr>
-            <w:tcW w:type="dxa" w:w="1129"/>
+            <w:tcW w:type="dxa" w:w="1870"/>
             <w:vAlign w:val="center"/>
             <w:shd w:fill="FFFFFF"/>
             <w:tcMar>
-              <w:top w:w="80" w:type="dxa"/>
-              <w:bottom w:w="80" w:type="dxa"/>
-              <w:left w:w="100" w:type="dxa"/>
-              <w:right w:w="100" w:type="dxa"/>
+              <w:top w:w="70" w:type="dxa"/>
+              <w:bottom w:w="70" w:type="dxa"/>
+              <w:left w:w="90" w:type="dxa"/>
+              <w:right w:w="90" w:type="dxa"/>
             </w:tcMar>
           </w:tcPr>
           <w:p>
@@ -3747,7 +3747,7 @@
               <w:rPr>
                 <w:rFonts w:ascii="Calibri" w:hAnsi="Calibri"/>
                 <w:color w:val="262626"/>
-                <w:sz w:val="19"/>
+                <w:sz w:val="18"/>
               </w:rPr>
               <w:t>3</w:t>
             </w:r>
@@ -3755,14 +3755,14 @@
         </w:tc>
         <w:tc>
           <w:tcPr>
-            <w:tcW w:type="dxa" w:w="1129"/>
+            <w:tcW w:type="dxa" w:w="1870"/>
             <w:vAlign w:val="center"/>
             <w:shd w:fill="FFFFFF"/>
             <w:tcMar>
-              <w:top w:w="80" w:type="dxa"/>
-              <w:bottom w:w="80" w:type="dxa"/>
-              <w:left w:w="100" w:type="dxa"/>
-              <w:right w:w="100" w:type="dxa"/>
+              <w:top w:w="70" w:type="dxa"/>
+              <w:bottom w:w="70" w:type="dxa"/>
+              <w:left w:w="90" w:type="dxa"/>
+              <w:right w:w="90" w:type="dxa"/>
             </w:tcMar>
           </w:tcPr>
           <w:p>
@@ -3774,7 +3774,7 @@
               <w:rPr>
                 <w:rFonts w:ascii="Consolas" w:hAnsi="Consolas"/>
                 <w:color w:val="A02828"/>
-                <w:sz w:val="18"/>
+                <w:sz w:val="17"/>
               </w:rPr>
               <w:t>STI-202</w:t>
             </w:r>
@@ -3782,7 +3782,7 @@
               <w:rPr>
                 <w:rFonts w:ascii="Calibri" w:hAnsi="Calibri"/>
                 <w:color w:val="262626"/>
-                <w:sz w:val="19"/>
+                <w:sz w:val="18"/>
               </w:rPr>
               <w:t xml:space="preserve">, </w:t>
             </w:r>
@@ -3790,7 +3790,7 @@
               <w:rPr>
                 <w:rFonts w:ascii="Consolas" w:hAnsi="Consolas"/>
                 <w:color w:val="A02828"/>
-                <w:sz w:val="18"/>
+                <w:sz w:val="17"/>
               </w:rPr>
               <w:t>STI-302</w:t>
             </w:r>
@@ -3798,14 +3798,14 @@
         </w:tc>
         <w:tc>
           <w:tcPr>
-            <w:tcW w:type="dxa" w:w="1129"/>
+            <w:tcW w:type="dxa" w:w="1870"/>
             <w:vAlign w:val="center"/>
             <w:shd w:fill="FFFFFF"/>
             <w:tcMar>
-              <w:top w:w="80" w:type="dxa"/>
-              <w:bottom w:w="80" w:type="dxa"/>
-              <w:left w:w="100" w:type="dxa"/>
-              <w:right w:w="100" w:type="dxa"/>
+              <w:top w:w="70" w:type="dxa"/>
+              <w:bottom w:w="70" w:type="dxa"/>
+              <w:left w:w="90" w:type="dxa"/>
+              <w:right w:w="90" w:type="dxa"/>
             </w:tcMar>
           </w:tcPr>
           <w:p>
@@ -3818,7 +3818,7 @@
                 <w:rFonts w:ascii="Calibri" w:hAnsi="Calibri"/>
                 <w:b/>
                 <w:color w:val="262626"/>
-                <w:sz w:val="19"/>
+                <w:sz w:val="18"/>
               </w:rPr>
               <w:t>`STI-205`</w:t>
             </w:r>
@@ -3826,7 +3826,7 @@
               <w:rPr>
                 <w:rFonts w:ascii="Calibri" w:hAnsi="Calibri"/>
                 <w:color w:val="262626"/>
-                <w:sz w:val="19"/>
+                <w:sz w:val="18"/>
               </w:rPr>
               <w:t xml:space="preserve">, </w:t>
             </w:r>
@@ -3835,7 +3835,7 @@
                 <w:rFonts w:ascii="Calibri" w:hAnsi="Calibri"/>
                 <w:b/>
                 <w:color w:val="262626"/>
-                <w:sz w:val="19"/>
+                <w:sz w:val="18"/>
               </w:rPr>
               <w:t>`STI-307`</w:t>
             </w:r>
@@ -3848,14 +3848,14 @@
         </w:trPr>
         <w:tc>
           <w:tcPr>
-            <w:tcW w:type="dxa" w:w="1129"/>
+            <w:tcW w:type="dxa" w:w="1870"/>
             <w:vAlign w:val="center"/>
             <w:shd w:fill="F2F5F9"/>
             <w:tcMar>
-              <w:top w:w="80" w:type="dxa"/>
-              <w:bottom w:w="80" w:type="dxa"/>
-              <w:left w:w="100" w:type="dxa"/>
-              <w:right w:w="100" w:type="dxa"/>
+              <w:top w:w="70" w:type="dxa"/>
+              <w:bottom w:w="70" w:type="dxa"/>
+              <w:left w:w="90" w:type="dxa"/>
+              <w:right w:w="90" w:type="dxa"/>
             </w:tcMar>
           </w:tcPr>
           <w:p>
@@ -3868,7 +3868,7 @@
                 <w:rFonts w:ascii="Calibri" w:hAnsi="Calibri"/>
                 <w:b/>
                 <w:color w:val="262626"/>
-                <w:sz w:val="19"/>
+                <w:sz w:val="18"/>
               </w:rPr>
               <w:t>4</w:t>
             </w:r>
@@ -3876,14 +3876,14 @@
         </w:tc>
         <w:tc>
           <w:tcPr>
-            <w:tcW w:type="dxa" w:w="1129"/>
+            <w:tcW w:type="dxa" w:w="1870"/>
             <w:vAlign w:val="center"/>
             <w:shd w:fill="F2F5F9"/>
             <w:tcMar>
-              <w:top w:w="80" w:type="dxa"/>
-              <w:bottom w:w="80" w:type="dxa"/>
-              <w:left w:w="100" w:type="dxa"/>
-              <w:right w:w="100" w:type="dxa"/>
+              <w:top w:w="70" w:type="dxa"/>
+              <w:bottom w:w="70" w:type="dxa"/>
+              <w:left w:w="90" w:type="dxa"/>
+              <w:right w:w="90" w:type="dxa"/>
             </w:tcMar>
           </w:tcPr>
           <w:p>
@@ -3895,7 +3895,7 @@
               <w:rPr>
                 <w:rFonts w:ascii="Calibri" w:hAnsi="Calibri"/>
                 <w:color w:val="262626"/>
-                <w:sz w:val="19"/>
+                <w:sz w:val="18"/>
               </w:rPr>
               <w:t>14</w:t>
             </w:r>
@@ -3903,14 +3903,14 @@
         </w:tc>
         <w:tc>
           <w:tcPr>
-            <w:tcW w:type="dxa" w:w="1129"/>
+            <w:tcW w:type="dxa" w:w="1870"/>
             <w:vAlign w:val="center"/>
             <w:shd w:fill="F2F5F9"/>
             <w:tcMar>
-              <w:top w:w="80" w:type="dxa"/>
-              <w:bottom w:w="80" w:type="dxa"/>
-              <w:left w:w="100" w:type="dxa"/>
-              <w:right w:w="100" w:type="dxa"/>
+              <w:top w:w="70" w:type="dxa"/>
+              <w:bottom w:w="70" w:type="dxa"/>
+              <w:left w:w="90" w:type="dxa"/>
+              <w:right w:w="90" w:type="dxa"/>
             </w:tcMar>
           </w:tcPr>
           <w:p>
@@ -3922,7 +3922,7 @@
               <w:rPr>
                 <w:rFonts w:ascii="Consolas" w:hAnsi="Consolas"/>
                 <w:color w:val="A02828"/>
-                <w:sz w:val="18"/>
+                <w:sz w:val="17"/>
               </w:rPr>
               <w:t>STI-403</w:t>
             </w:r>
@@ -3930,14 +3930,14 @@
         </w:tc>
         <w:tc>
           <w:tcPr>
-            <w:tcW w:type="dxa" w:w="1129"/>
+            <w:tcW w:type="dxa" w:w="1870"/>
             <w:vAlign w:val="center"/>
             <w:shd w:fill="F2F5F9"/>
             <w:tcMar>
-              <w:top w:w="80" w:type="dxa"/>
-              <w:bottom w:w="80" w:type="dxa"/>
-              <w:left w:w="100" w:type="dxa"/>
-              <w:right w:w="100" w:type="dxa"/>
+              <w:top w:w="70" w:type="dxa"/>
+              <w:bottom w:w="70" w:type="dxa"/>
+              <w:left w:w="90" w:type="dxa"/>
+              <w:right w:w="90" w:type="dxa"/>
             </w:tcMar>
           </w:tcPr>
           <w:p>
@@ -3950,7 +3950,7 @@
                 <w:rFonts w:ascii="Calibri" w:hAnsi="Calibri"/>
                 <w:b/>
                 <w:color w:val="262626"/>
-                <w:sz w:val="19"/>
+                <w:sz w:val="18"/>
               </w:rPr>
               <w:t>`STI-414`</w:t>
             </w:r>
@@ -3958,14 +3958,14 @@
         </w:tc>
         <w:tc>
           <w:tcPr>
-            <w:tcW w:type="dxa" w:w="1129"/>
+            <w:tcW w:type="dxa" w:w="1870"/>
             <w:vAlign w:val="center"/>
             <w:shd w:fill="F2F5F9"/>
             <w:tcMar>
-              <w:top w:w="80" w:type="dxa"/>
-              <w:bottom w:w="80" w:type="dxa"/>
-              <w:left w:w="100" w:type="dxa"/>
-              <w:right w:w="100" w:type="dxa"/>
+              <w:top w:w="70" w:type="dxa"/>
+              <w:bottom w:w="70" w:type="dxa"/>
+              <w:left w:w="90" w:type="dxa"/>
+              <w:right w:w="90" w:type="dxa"/>
             </w:tcMar>
           </w:tcPr>
           <w:p>
@@ -3977,7 +3977,7 @@
               <w:rPr>
                 <w:rFonts w:ascii="Calibri" w:hAnsi="Calibri"/>
                 <w:color w:val="262626"/>
-                <w:sz w:val="19"/>
+                <w:sz w:val="18"/>
               </w:rPr>
               <w:t>Pengantar NLP &amp; Information Retrieval</w:t>
             </w:r>
@@ -3985,14 +3985,14 @@
         </w:tc>
         <w:tc>
           <w:tcPr>
-            <w:tcW w:type="dxa" w:w="1129"/>
+            <w:tcW w:type="dxa" w:w="1870"/>
             <w:vAlign w:val="center"/>
             <w:shd w:fill="F2F5F9"/>
             <w:tcMar>
-              <w:top w:w="80" w:type="dxa"/>
-              <w:bottom w:w="80" w:type="dxa"/>
-              <w:left w:w="100" w:type="dxa"/>
-              <w:right w:w="100" w:type="dxa"/>
+              <w:top w:w="70" w:type="dxa"/>
+              <w:bottom w:w="70" w:type="dxa"/>
+              <w:left w:w="90" w:type="dxa"/>
+              <w:right w:w="90" w:type="dxa"/>
             </w:tcMar>
           </w:tcPr>
           <w:p>
@@ -4004,7 +4004,7 @@
               <w:rPr>
                 <w:rFonts w:ascii="Calibri" w:hAnsi="Calibri"/>
                 <w:color w:val="262626"/>
-                <w:sz w:val="19"/>
+                <w:sz w:val="18"/>
               </w:rPr>
               <w:t>2</w:t>
             </w:r>
@@ -4012,14 +4012,14 @@
         </w:tc>
         <w:tc>
           <w:tcPr>
-            <w:tcW w:type="dxa" w:w="1129"/>
+            <w:tcW w:type="dxa" w:w="1870"/>
             <w:vAlign w:val="center"/>
             <w:shd w:fill="F2F5F9"/>
             <w:tcMar>
-              <w:top w:w="80" w:type="dxa"/>
-              <w:bottom w:w="80" w:type="dxa"/>
-              <w:left w:w="100" w:type="dxa"/>
-              <w:right w:w="100" w:type="dxa"/>
+              <w:top w:w="70" w:type="dxa"/>
+              <w:bottom w:w="70" w:type="dxa"/>
+              <w:left w:w="90" w:type="dxa"/>
+              <w:right w:w="90" w:type="dxa"/>
             </w:tcMar>
           </w:tcPr>
           <w:p>
@@ -4031,7 +4031,7 @@
               <w:rPr>
                 <w:rFonts w:ascii="Consolas" w:hAnsi="Consolas"/>
                 <w:color w:val="A02828"/>
-                <w:sz w:val="18"/>
+                <w:sz w:val="17"/>
               </w:rPr>
               <w:t>STI-302</w:t>
             </w:r>
@@ -4039,14 +4039,14 @@
         </w:tc>
         <w:tc>
           <w:tcPr>
-            <w:tcW w:type="dxa" w:w="1129"/>
+            <w:tcW w:type="dxa" w:w="1870"/>
             <w:vAlign w:val="center"/>
             <w:shd w:fill="F2F5F9"/>
             <w:tcMar>
-              <w:top w:w="80" w:type="dxa"/>
-              <w:bottom w:w="80" w:type="dxa"/>
-              <w:left w:w="100" w:type="dxa"/>
-              <w:right w:w="100" w:type="dxa"/>
+              <w:top w:w="70" w:type="dxa"/>
+              <w:bottom w:w="70" w:type="dxa"/>
+              <w:left w:w="90" w:type="dxa"/>
+              <w:right w:w="90" w:type="dxa"/>
             </w:tcMar>
           </w:tcPr>
           <w:p>
@@ -4059,7 +4059,7 @@
                 <w:rFonts w:ascii="Calibri" w:hAnsi="Calibri"/>
                 <w:b/>
                 <w:color w:val="262626"/>
-                <w:sz w:val="19"/>
+                <w:sz w:val="18"/>
               </w:rPr>
               <w:t>`STI-307`</w:t>
             </w:r>
@@ -4072,14 +4072,14 @@
         </w:trPr>
         <w:tc>
           <w:tcPr>
-            <w:tcW w:type="dxa" w:w="1129"/>
+            <w:tcW w:type="dxa" w:w="1870"/>
             <w:vAlign w:val="center"/>
             <w:shd w:fill="FFFFFF"/>
             <w:tcMar>
-              <w:top w:w="80" w:type="dxa"/>
-              <w:bottom w:w="80" w:type="dxa"/>
-              <w:left w:w="100" w:type="dxa"/>
-              <w:right w:w="100" w:type="dxa"/>
+              <w:top w:w="70" w:type="dxa"/>
+              <w:bottom w:w="70" w:type="dxa"/>
+              <w:left w:w="90" w:type="dxa"/>
+              <w:right w:w="90" w:type="dxa"/>
             </w:tcMar>
           </w:tcPr>
           <w:p>
@@ -4092,7 +4092,7 @@
                 <w:rFonts w:ascii="Calibri" w:hAnsi="Calibri"/>
                 <w:b/>
                 <w:color w:val="262626"/>
-                <w:sz w:val="19"/>
+                <w:sz w:val="18"/>
               </w:rPr>
               <w:t>4</w:t>
             </w:r>
@@ -4100,14 +4100,14 @@
         </w:tc>
         <w:tc>
           <w:tcPr>
-            <w:tcW w:type="dxa" w:w="1129"/>
+            <w:tcW w:type="dxa" w:w="1870"/>
             <w:vAlign w:val="center"/>
             <w:shd w:fill="FFFFFF"/>
             <w:tcMar>
-              <w:top w:w="80" w:type="dxa"/>
-              <w:bottom w:w="80" w:type="dxa"/>
-              <w:left w:w="100" w:type="dxa"/>
-              <w:right w:w="100" w:type="dxa"/>
+              <w:top w:w="70" w:type="dxa"/>
+              <w:bottom w:w="70" w:type="dxa"/>
+              <w:left w:w="90" w:type="dxa"/>
+              <w:right w:w="90" w:type="dxa"/>
             </w:tcMar>
           </w:tcPr>
           <w:p>
@@ -4119,7 +4119,7 @@
               <w:rPr>
                 <w:rFonts w:ascii="Calibri" w:hAnsi="Calibri"/>
                 <w:color w:val="262626"/>
-                <w:sz w:val="19"/>
+                <w:sz w:val="18"/>
               </w:rPr>
               <w:t>15</w:t>
             </w:r>
@@ -4127,14 +4127,14 @@
         </w:tc>
         <w:tc>
           <w:tcPr>
-            <w:tcW w:type="dxa" w:w="1129"/>
+            <w:tcW w:type="dxa" w:w="1870"/>
             <w:vAlign w:val="center"/>
             <w:shd w:fill="FFFFFF"/>
             <w:tcMar>
-              <w:top w:w="80" w:type="dxa"/>
-              <w:bottom w:w="80" w:type="dxa"/>
-              <w:left w:w="100" w:type="dxa"/>
-              <w:right w:w="100" w:type="dxa"/>
+              <w:top w:w="70" w:type="dxa"/>
+              <w:bottom w:w="70" w:type="dxa"/>
+              <w:left w:w="90" w:type="dxa"/>
+              <w:right w:w="90" w:type="dxa"/>
             </w:tcMar>
           </w:tcPr>
           <w:p>
@@ -4146,7 +4146,7 @@
               <w:rPr>
                 <w:rFonts w:ascii="Consolas" w:hAnsi="Consolas"/>
                 <w:color w:val="A02828"/>
-                <w:sz w:val="18"/>
+                <w:sz w:val="17"/>
               </w:rPr>
               <w:t>STI-402</w:t>
             </w:r>
@@ -4154,14 +4154,14 @@
         </w:tc>
         <w:tc>
           <w:tcPr>
-            <w:tcW w:type="dxa" w:w="1129"/>
+            <w:tcW w:type="dxa" w:w="1870"/>
             <w:vAlign w:val="center"/>
             <w:shd w:fill="FFFFFF"/>
             <w:tcMar>
-              <w:top w:w="80" w:type="dxa"/>
-              <w:bottom w:w="80" w:type="dxa"/>
-              <w:left w:w="100" w:type="dxa"/>
-              <w:right w:w="100" w:type="dxa"/>
+              <w:top w:w="70" w:type="dxa"/>
+              <w:bottom w:w="70" w:type="dxa"/>
+              <w:left w:w="90" w:type="dxa"/>
+              <w:right w:w="90" w:type="dxa"/>
             </w:tcMar>
           </w:tcPr>
           <w:p>
@@ -4174,7 +4174,7 @@
                 <w:rFonts w:ascii="Calibri" w:hAnsi="Calibri"/>
                 <w:b/>
                 <w:color w:val="262626"/>
-                <w:sz w:val="19"/>
+                <w:sz w:val="18"/>
               </w:rPr>
               <w:t>`STI-415`</w:t>
             </w:r>
@@ -4182,14 +4182,14 @@
         </w:tc>
         <w:tc>
           <w:tcPr>
-            <w:tcW w:type="dxa" w:w="1129"/>
+            <w:tcW w:type="dxa" w:w="1870"/>
             <w:vAlign w:val="center"/>
             <w:shd w:fill="FFFFFF"/>
             <w:tcMar>
-              <w:top w:w="80" w:type="dxa"/>
-              <w:bottom w:w="80" w:type="dxa"/>
-              <w:left w:w="100" w:type="dxa"/>
-              <w:right w:w="100" w:type="dxa"/>
+              <w:top w:w="70" w:type="dxa"/>
+              <w:bottom w:w="70" w:type="dxa"/>
+              <w:left w:w="90" w:type="dxa"/>
+              <w:right w:w="90" w:type="dxa"/>
             </w:tcMar>
           </w:tcPr>
           <w:p>
@@ -4201,7 +4201,7 @@
               <w:rPr>
                 <w:rFonts w:ascii="Calibri" w:hAnsi="Calibri"/>
                 <w:color w:val="262626"/>
-                <w:sz w:val="19"/>
+                <w:sz w:val="18"/>
               </w:rPr>
               <w:t>Data Warehouse &amp; Business Intelligence</w:t>
             </w:r>
@@ -4209,14 +4209,14 @@
         </w:tc>
         <w:tc>
           <w:tcPr>
-            <w:tcW w:type="dxa" w:w="1129"/>
+            <w:tcW w:type="dxa" w:w="1870"/>
             <w:vAlign w:val="center"/>
             <w:shd w:fill="FFFFFF"/>
             <w:tcMar>
-              <w:top w:w="80" w:type="dxa"/>
-              <w:bottom w:w="80" w:type="dxa"/>
-              <w:left w:w="100" w:type="dxa"/>
-              <w:right w:w="100" w:type="dxa"/>
+              <w:top w:w="70" w:type="dxa"/>
+              <w:bottom w:w="70" w:type="dxa"/>
+              <w:left w:w="90" w:type="dxa"/>
+              <w:right w:w="90" w:type="dxa"/>
             </w:tcMar>
           </w:tcPr>
           <w:p>
@@ -4228,7 +4228,7 @@
               <w:rPr>
                 <w:rFonts w:ascii="Calibri" w:hAnsi="Calibri"/>
                 <w:color w:val="262626"/>
-                <w:sz w:val="19"/>
+                <w:sz w:val="18"/>
               </w:rPr>
               <w:t>3</w:t>
             </w:r>
@@ -4236,14 +4236,14 @@
         </w:tc>
         <w:tc>
           <w:tcPr>
-            <w:tcW w:type="dxa" w:w="1129"/>
+            <w:tcW w:type="dxa" w:w="1870"/>
             <w:vAlign w:val="center"/>
             <w:shd w:fill="FFFFFF"/>
             <w:tcMar>
-              <w:top w:w="80" w:type="dxa"/>
-              <w:bottom w:w="80" w:type="dxa"/>
-              <w:left w:w="100" w:type="dxa"/>
-              <w:right w:w="100" w:type="dxa"/>
+              <w:top w:w="70" w:type="dxa"/>
+              <w:bottom w:w="70" w:type="dxa"/>
+              <w:left w:w="90" w:type="dxa"/>
+              <w:right w:w="90" w:type="dxa"/>
             </w:tcMar>
           </w:tcPr>
           <w:p>
@@ -4255,7 +4255,7 @@
               <w:rPr>
                 <w:rFonts w:ascii="Consolas" w:hAnsi="Consolas"/>
                 <w:color w:val="A02828"/>
-                <w:sz w:val="18"/>
+                <w:sz w:val="17"/>
               </w:rPr>
               <w:t>FST-207</w:t>
             </w:r>
@@ -4263,14 +4263,14 @@
         </w:tc>
         <w:tc>
           <w:tcPr>
-            <w:tcW w:type="dxa" w:w="1129"/>
+            <w:tcW w:type="dxa" w:w="1870"/>
             <w:vAlign w:val="center"/>
             <w:shd w:fill="FFFFFF"/>
             <w:tcMar>
-              <w:top w:w="80" w:type="dxa"/>
-              <w:bottom w:w="80" w:type="dxa"/>
-              <w:left w:w="100" w:type="dxa"/>
-              <w:right w:w="100" w:type="dxa"/>
+              <w:top w:w="70" w:type="dxa"/>
+              <w:bottom w:w="70" w:type="dxa"/>
+              <w:left w:w="90" w:type="dxa"/>
+              <w:right w:w="90" w:type="dxa"/>
             </w:tcMar>
           </w:tcPr>
           <w:p>
@@ -4282,7 +4282,7 @@
               <w:rPr>
                 <w:rFonts w:ascii="Consolas" w:hAnsi="Consolas"/>
                 <w:color w:val="A02828"/>
-                <w:sz w:val="18"/>
+                <w:sz w:val="17"/>
               </w:rPr>
               <w:t>FST-207</w:t>
             </w:r>
@@ -4295,14 +4295,14 @@
         </w:trPr>
         <w:tc>
           <w:tcPr>
-            <w:tcW w:type="dxa" w:w="1129"/>
+            <w:tcW w:type="dxa" w:w="1870"/>
             <w:vAlign w:val="center"/>
             <w:shd w:fill="F2F5F9"/>
             <w:tcMar>
-              <w:top w:w="80" w:type="dxa"/>
-              <w:bottom w:w="80" w:type="dxa"/>
-              <w:left w:w="100" w:type="dxa"/>
-              <w:right w:w="100" w:type="dxa"/>
+              <w:top w:w="70" w:type="dxa"/>
+              <w:bottom w:w="70" w:type="dxa"/>
+              <w:left w:w="90" w:type="dxa"/>
+              <w:right w:w="90" w:type="dxa"/>
             </w:tcMar>
           </w:tcPr>
           <w:p>
@@ -4315,7 +4315,7 @@
                 <w:rFonts w:ascii="Calibri" w:hAnsi="Calibri"/>
                 <w:b/>
                 <w:color w:val="262626"/>
-                <w:sz w:val="19"/>
+                <w:sz w:val="18"/>
               </w:rPr>
               <w:t>4</w:t>
             </w:r>
@@ -4323,14 +4323,14 @@
         </w:tc>
         <w:tc>
           <w:tcPr>
-            <w:tcW w:type="dxa" w:w="1129"/>
+            <w:tcW w:type="dxa" w:w="1870"/>
             <w:vAlign w:val="center"/>
             <w:shd w:fill="F2F5F9"/>
             <w:tcMar>
-              <w:top w:w="80" w:type="dxa"/>
-              <w:bottom w:w="80" w:type="dxa"/>
-              <w:left w:w="100" w:type="dxa"/>
-              <w:right w:w="100" w:type="dxa"/>
+              <w:top w:w="70" w:type="dxa"/>
+              <w:bottom w:w="70" w:type="dxa"/>
+              <w:left w:w="90" w:type="dxa"/>
+              <w:right w:w="90" w:type="dxa"/>
             </w:tcMar>
           </w:tcPr>
           <w:p>
@@ -4342,7 +4342,7 @@
               <w:rPr>
                 <w:rFonts w:ascii="Calibri" w:hAnsi="Calibri"/>
                 <w:color w:val="262626"/>
-                <w:sz w:val="19"/>
+                <w:sz w:val="18"/>
               </w:rPr>
               <w:t>16</w:t>
             </w:r>
@@ -4350,14 +4350,14 @@
         </w:tc>
         <w:tc>
           <w:tcPr>
-            <w:tcW w:type="dxa" w:w="1129"/>
+            <w:tcW w:type="dxa" w:w="1870"/>
             <w:vAlign w:val="center"/>
             <w:shd w:fill="F2F5F9"/>
             <w:tcMar>
-              <w:top w:w="80" w:type="dxa"/>
-              <w:bottom w:w="80" w:type="dxa"/>
-              <w:left w:w="100" w:type="dxa"/>
-              <w:right w:w="100" w:type="dxa"/>
+              <w:top w:w="70" w:type="dxa"/>
+              <w:bottom w:w="70" w:type="dxa"/>
+              <w:left w:w="90" w:type="dxa"/>
+              <w:right w:w="90" w:type="dxa"/>
             </w:tcMar>
           </w:tcPr>
           <w:p>
@@ -4369,7 +4369,7 @@
               <w:rPr>
                 <w:rFonts w:ascii="Consolas" w:hAnsi="Consolas"/>
                 <w:color w:val="A02828"/>
-                <w:sz w:val="18"/>
+                <w:sz w:val="17"/>
               </w:rPr>
               <w:t>STI-407</w:t>
             </w:r>
@@ -4377,14 +4377,14 @@
         </w:tc>
         <w:tc>
           <w:tcPr>
-            <w:tcW w:type="dxa" w:w="1129"/>
+            <w:tcW w:type="dxa" w:w="1870"/>
             <w:vAlign w:val="center"/>
             <w:shd w:fill="F2F5F9"/>
             <w:tcMar>
-              <w:top w:w="80" w:type="dxa"/>
-              <w:bottom w:w="80" w:type="dxa"/>
-              <w:left w:w="100" w:type="dxa"/>
-              <w:right w:w="100" w:type="dxa"/>
+              <w:top w:w="70" w:type="dxa"/>
+              <w:bottom w:w="70" w:type="dxa"/>
+              <w:left w:w="90" w:type="dxa"/>
+              <w:right w:w="90" w:type="dxa"/>
             </w:tcMar>
           </w:tcPr>
           <w:p>
@@ -4397,7 +4397,7 @@
                 <w:rFonts w:ascii="Calibri" w:hAnsi="Calibri"/>
                 <w:b/>
                 <w:color w:val="262626"/>
-                <w:sz w:val="19"/>
+                <w:sz w:val="18"/>
               </w:rPr>
               <w:t>`STI-416`</w:t>
             </w:r>
@@ -4405,14 +4405,14 @@
         </w:tc>
         <w:tc>
           <w:tcPr>
-            <w:tcW w:type="dxa" w:w="1129"/>
+            <w:tcW w:type="dxa" w:w="1870"/>
             <w:vAlign w:val="center"/>
             <w:shd w:fill="F2F5F9"/>
             <w:tcMar>
-              <w:top w:w="80" w:type="dxa"/>
-              <w:bottom w:w="80" w:type="dxa"/>
-              <w:left w:w="100" w:type="dxa"/>
-              <w:right w:w="100" w:type="dxa"/>
+              <w:top w:w="70" w:type="dxa"/>
+              <w:bottom w:w="70" w:type="dxa"/>
+              <w:left w:w="90" w:type="dxa"/>
+              <w:right w:w="90" w:type="dxa"/>
             </w:tcMar>
           </w:tcPr>
           <w:p>
@@ -4424,7 +4424,7 @@
               <w:rPr>
                 <w:rFonts w:ascii="Calibri" w:hAnsi="Calibri"/>
                 <w:color w:val="262626"/>
-                <w:sz w:val="19"/>
+                <w:sz w:val="18"/>
               </w:rPr>
               <w:t>Web Back End Development</w:t>
             </w:r>
@@ -4432,14 +4432,14 @@
         </w:tc>
         <w:tc>
           <w:tcPr>
-            <w:tcW w:type="dxa" w:w="1129"/>
+            <w:tcW w:type="dxa" w:w="1870"/>
             <w:vAlign w:val="center"/>
             <w:shd w:fill="F2F5F9"/>
             <w:tcMar>
-              <w:top w:w="80" w:type="dxa"/>
-              <w:bottom w:w="80" w:type="dxa"/>
-              <w:left w:w="100" w:type="dxa"/>
-              <w:right w:w="100" w:type="dxa"/>
+              <w:top w:w="70" w:type="dxa"/>
+              <w:bottom w:w="70" w:type="dxa"/>
+              <w:left w:w="90" w:type="dxa"/>
+              <w:right w:w="90" w:type="dxa"/>
             </w:tcMar>
           </w:tcPr>
           <w:p>
@@ -4451,7 +4451,7 @@
               <w:rPr>
                 <w:rFonts w:ascii="Calibri" w:hAnsi="Calibri"/>
                 <w:color w:val="262626"/>
-                <w:sz w:val="19"/>
+                <w:sz w:val="18"/>
               </w:rPr>
               <w:t>3</w:t>
             </w:r>
@@ -4459,14 +4459,14 @@
         </w:tc>
         <w:tc>
           <w:tcPr>
-            <w:tcW w:type="dxa" w:w="1129"/>
+            <w:tcW w:type="dxa" w:w="1870"/>
             <w:vAlign w:val="center"/>
             <w:shd w:fill="F2F5F9"/>
             <w:tcMar>
-              <w:top w:w="80" w:type="dxa"/>
-              <w:bottom w:w="80" w:type="dxa"/>
-              <w:left w:w="100" w:type="dxa"/>
-              <w:right w:w="100" w:type="dxa"/>
+              <w:top w:w="70" w:type="dxa"/>
+              <w:bottom w:w="70" w:type="dxa"/>
+              <w:left w:w="90" w:type="dxa"/>
+              <w:right w:w="90" w:type="dxa"/>
             </w:tcMar>
           </w:tcPr>
           <w:p>
@@ -4478,7 +4478,7 @@
               <w:rPr>
                 <w:rFonts w:ascii="Consolas" w:hAnsi="Consolas"/>
                 <w:color w:val="A02828"/>
-                <w:sz w:val="18"/>
+                <w:sz w:val="17"/>
               </w:rPr>
               <w:t>FST-207</w:t>
             </w:r>
@@ -4486,7 +4486,7 @@
               <w:rPr>
                 <w:rFonts w:ascii="Calibri" w:hAnsi="Calibri"/>
                 <w:color w:val="262626"/>
-                <w:sz w:val="19"/>
+                <w:sz w:val="18"/>
               </w:rPr>
               <w:t xml:space="preserve">, </w:t>
             </w:r>
@@ -4494,7 +4494,7 @@
               <w:rPr>
                 <w:rFonts w:ascii="Consolas" w:hAnsi="Consolas"/>
                 <w:color w:val="A02828"/>
-                <w:sz w:val="18"/>
+                <w:sz w:val="17"/>
               </w:rPr>
               <w:t>STI-306</w:t>
             </w:r>
@@ -4502,14 +4502,14 @@
         </w:tc>
         <w:tc>
           <w:tcPr>
-            <w:tcW w:type="dxa" w:w="1129"/>
+            <w:tcW w:type="dxa" w:w="1870"/>
             <w:vAlign w:val="center"/>
             <w:shd w:fill="F2F5F9"/>
             <w:tcMar>
-              <w:top w:w="80" w:type="dxa"/>
-              <w:bottom w:w="80" w:type="dxa"/>
-              <w:left w:w="100" w:type="dxa"/>
-              <w:right w:w="100" w:type="dxa"/>
+              <w:top w:w="70" w:type="dxa"/>
+              <w:bottom w:w="70" w:type="dxa"/>
+              <w:left w:w="90" w:type="dxa"/>
+              <w:right w:w="90" w:type="dxa"/>
             </w:tcMar>
           </w:tcPr>
           <w:p>
@@ -4521,7 +4521,7 @@
               <w:rPr>
                 <w:rFonts w:ascii="Consolas" w:hAnsi="Consolas"/>
                 <w:color w:val="A02828"/>
-                <w:sz w:val="18"/>
+                <w:sz w:val="17"/>
               </w:rPr>
               <w:t>FST-207</w:t>
             </w:r>
@@ -4529,7 +4529,7 @@
               <w:rPr>
                 <w:rFonts w:ascii="Calibri" w:hAnsi="Calibri"/>
                 <w:color w:val="262626"/>
-                <w:sz w:val="19"/>
+                <w:sz w:val="18"/>
               </w:rPr>
               <w:t xml:space="preserve">, </w:t>
             </w:r>
@@ -4538,7 +4538,7 @@
                 <w:rFonts w:ascii="Calibri" w:hAnsi="Calibri"/>
                 <w:b/>
                 <w:color w:val="262626"/>
-                <w:sz w:val="19"/>
+                <w:sz w:val="18"/>
               </w:rPr>
               <w:t>`STI-311`</w:t>
             </w:r>
@@ -4551,14 +4551,14 @@
         </w:trPr>
         <w:tc>
           <w:tcPr>
-            <w:tcW w:type="dxa" w:w="1129"/>
+            <w:tcW w:type="dxa" w:w="1870"/>
             <w:vAlign w:val="center"/>
             <w:shd w:fill="FFFFFF"/>
             <w:tcMar>
-              <w:top w:w="80" w:type="dxa"/>
-              <w:bottom w:w="80" w:type="dxa"/>
-              <w:left w:w="100" w:type="dxa"/>
-              <w:right w:w="100" w:type="dxa"/>
+              <w:top w:w="70" w:type="dxa"/>
+              <w:bottom w:w="70" w:type="dxa"/>
+              <w:left w:w="90" w:type="dxa"/>
+              <w:right w:w="90" w:type="dxa"/>
             </w:tcMar>
           </w:tcPr>
           <w:p>
@@ -4571,7 +4571,7 @@
                 <w:rFonts w:ascii="Calibri" w:hAnsi="Calibri"/>
                 <w:b/>
                 <w:color w:val="262626"/>
-                <w:sz w:val="19"/>
+                <w:sz w:val="18"/>
               </w:rPr>
               <w:t>4</w:t>
             </w:r>
@@ -4579,14 +4579,14 @@
         </w:tc>
         <w:tc>
           <w:tcPr>
-            <w:tcW w:type="dxa" w:w="1129"/>
+            <w:tcW w:type="dxa" w:w="1870"/>
             <w:vAlign w:val="center"/>
             <w:shd w:fill="FFFFFF"/>
             <w:tcMar>
-              <w:top w:w="80" w:type="dxa"/>
-              <w:bottom w:w="80" w:type="dxa"/>
-              <w:left w:w="100" w:type="dxa"/>
-              <w:right w:w="100" w:type="dxa"/>
+              <w:top w:w="70" w:type="dxa"/>
+              <w:bottom w:w="70" w:type="dxa"/>
+              <w:left w:w="90" w:type="dxa"/>
+              <w:right w:w="90" w:type="dxa"/>
             </w:tcMar>
           </w:tcPr>
           <w:p>
@@ -4598,7 +4598,7 @@
               <w:rPr>
                 <w:rFonts w:ascii="Calibri" w:hAnsi="Calibri"/>
                 <w:color w:val="262626"/>
-                <w:sz w:val="19"/>
+                <w:sz w:val="18"/>
               </w:rPr>
               <w:t>17</w:t>
             </w:r>
@@ -4606,14 +4606,14 @@
         </w:tc>
         <w:tc>
           <w:tcPr>
-            <w:tcW w:type="dxa" w:w="1129"/>
+            <w:tcW w:type="dxa" w:w="1870"/>
             <w:vAlign w:val="center"/>
             <w:shd w:fill="FFFFFF"/>
             <w:tcMar>
-              <w:top w:w="80" w:type="dxa"/>
-              <w:bottom w:w="80" w:type="dxa"/>
-              <w:left w:w="100" w:type="dxa"/>
-              <w:right w:w="100" w:type="dxa"/>
+              <w:top w:w="70" w:type="dxa"/>
+              <w:bottom w:w="70" w:type="dxa"/>
+              <w:left w:w="90" w:type="dxa"/>
+              <w:right w:w="90" w:type="dxa"/>
             </w:tcMar>
           </w:tcPr>
           <w:p>
@@ -4625,7 +4625,7 @@
               <w:rPr>
                 <w:rFonts w:ascii="Consolas" w:hAnsi="Consolas"/>
                 <w:color w:val="A02828"/>
-                <w:sz w:val="18"/>
+                <w:sz w:val="17"/>
               </w:rPr>
               <w:t>STI-404</w:t>
             </w:r>
@@ -4633,14 +4633,14 @@
         </w:tc>
         <w:tc>
           <w:tcPr>
-            <w:tcW w:type="dxa" w:w="1129"/>
+            <w:tcW w:type="dxa" w:w="1870"/>
             <w:vAlign w:val="center"/>
             <w:shd w:fill="FFFFFF"/>
             <w:tcMar>
-              <w:top w:w="80" w:type="dxa"/>
-              <w:bottom w:w="80" w:type="dxa"/>
-              <w:left w:w="100" w:type="dxa"/>
-              <w:right w:w="100" w:type="dxa"/>
+              <w:top w:w="70" w:type="dxa"/>
+              <w:bottom w:w="70" w:type="dxa"/>
+              <w:left w:w="90" w:type="dxa"/>
+              <w:right w:w="90" w:type="dxa"/>
             </w:tcMar>
           </w:tcPr>
           <w:p>
@@ -4653,7 +4653,7 @@
                 <w:rFonts w:ascii="Calibri" w:hAnsi="Calibri"/>
                 <w:b/>
                 <w:color w:val="262626"/>
-                <w:sz w:val="19"/>
+                <w:sz w:val="18"/>
               </w:rPr>
               <w:t>`STI-417`</w:t>
             </w:r>
@@ -4661,14 +4661,14 @@
         </w:tc>
         <w:tc>
           <w:tcPr>
-            <w:tcW w:type="dxa" w:w="1129"/>
+            <w:tcW w:type="dxa" w:w="1870"/>
             <w:vAlign w:val="center"/>
             <w:shd w:fill="FFFFFF"/>
             <w:tcMar>
-              <w:top w:w="80" w:type="dxa"/>
-              <w:bottom w:w="80" w:type="dxa"/>
-              <w:left w:w="100" w:type="dxa"/>
-              <w:right w:w="100" w:type="dxa"/>
+              <w:top w:w="70" w:type="dxa"/>
+              <w:bottom w:w="70" w:type="dxa"/>
+              <w:left w:w="90" w:type="dxa"/>
+              <w:right w:w="90" w:type="dxa"/>
             </w:tcMar>
           </w:tcPr>
           <w:p>
@@ -4680,7 +4680,7 @@
               <w:rPr>
                 <w:rFonts w:ascii="Calibri" w:hAnsi="Calibri"/>
                 <w:color w:val="262626"/>
-                <w:sz w:val="19"/>
+                <w:sz w:val="18"/>
               </w:rPr>
               <w:t>Komputasi Awan (Cloud Computing)</w:t>
             </w:r>
@@ -4688,14 +4688,14 @@
         </w:tc>
         <w:tc>
           <w:tcPr>
-            <w:tcW w:type="dxa" w:w="1129"/>
+            <w:tcW w:type="dxa" w:w="1870"/>
             <w:vAlign w:val="center"/>
             <w:shd w:fill="FFFFFF"/>
             <w:tcMar>
-              <w:top w:w="80" w:type="dxa"/>
-              <w:bottom w:w="80" w:type="dxa"/>
-              <w:left w:w="100" w:type="dxa"/>
-              <w:right w:w="100" w:type="dxa"/>
+              <w:top w:w="70" w:type="dxa"/>
+              <w:bottom w:w="70" w:type="dxa"/>
+              <w:left w:w="90" w:type="dxa"/>
+              <w:right w:w="90" w:type="dxa"/>
             </w:tcMar>
           </w:tcPr>
           <w:p>
@@ -4707,7 +4707,7 @@
               <w:rPr>
                 <w:rFonts w:ascii="Calibri" w:hAnsi="Calibri"/>
                 <w:color w:val="262626"/>
-                <w:sz w:val="19"/>
+                <w:sz w:val="18"/>
               </w:rPr>
               <w:t>3</w:t>
             </w:r>
@@ -4715,14 +4715,14 @@
         </w:tc>
         <w:tc>
           <w:tcPr>
-            <w:tcW w:type="dxa" w:w="1129"/>
+            <w:tcW w:type="dxa" w:w="1870"/>
             <w:vAlign w:val="center"/>
             <w:shd w:fill="FFFFFF"/>
             <w:tcMar>
-              <w:top w:w="80" w:type="dxa"/>
-              <w:bottom w:w="80" w:type="dxa"/>
-              <w:left w:w="100" w:type="dxa"/>
-              <w:right w:w="100" w:type="dxa"/>
+              <w:top w:w="70" w:type="dxa"/>
+              <w:bottom w:w="70" w:type="dxa"/>
+              <w:left w:w="90" w:type="dxa"/>
+              <w:right w:w="90" w:type="dxa"/>
             </w:tcMar>
           </w:tcPr>
           <w:p>
@@ -4734,7 +4734,7 @@
               <w:rPr>
                 <w:rFonts w:ascii="Consolas" w:hAnsi="Consolas"/>
                 <w:color w:val="A02828"/>
-                <w:sz w:val="18"/>
+                <w:sz w:val="17"/>
               </w:rPr>
               <w:t>STI-307</w:t>
             </w:r>
@@ -4742,7 +4742,7 @@
               <w:rPr>
                 <w:rFonts w:ascii="Calibri" w:hAnsi="Calibri"/>
                 <w:color w:val="262626"/>
-                <w:sz w:val="19"/>
+                <w:sz w:val="18"/>
               </w:rPr>
               <w:t xml:space="preserve">, </w:t>
             </w:r>
@@ -4750,7 +4750,7 @@
               <w:rPr>
                 <w:rFonts w:ascii="Consolas" w:hAnsi="Consolas"/>
                 <w:color w:val="A02828"/>
-                <w:sz w:val="18"/>
+                <w:sz w:val="17"/>
               </w:rPr>
               <w:t>STI-305</w:t>
             </w:r>
@@ -4758,14 +4758,14 @@
         </w:tc>
         <w:tc>
           <w:tcPr>
-            <w:tcW w:type="dxa" w:w="1129"/>
+            <w:tcW w:type="dxa" w:w="1870"/>
             <w:vAlign w:val="center"/>
             <w:shd w:fill="FFFFFF"/>
             <w:tcMar>
-              <w:top w:w="80" w:type="dxa"/>
-              <w:bottom w:w="80" w:type="dxa"/>
-              <w:left w:w="100" w:type="dxa"/>
-              <w:right w:w="100" w:type="dxa"/>
+              <w:top w:w="70" w:type="dxa"/>
+              <w:bottom w:w="70" w:type="dxa"/>
+              <w:left w:w="90" w:type="dxa"/>
+              <w:right w:w="90" w:type="dxa"/>
             </w:tcMar>
           </w:tcPr>
           <w:p>
@@ -4778,7 +4778,7 @@
                 <w:rFonts w:ascii="Calibri" w:hAnsi="Calibri"/>
                 <w:b/>
                 <w:color w:val="262626"/>
-                <w:sz w:val="19"/>
+                <w:sz w:val="18"/>
               </w:rPr>
               <w:t>`STI-312`</w:t>
             </w:r>
@@ -4786,7 +4786,7 @@
               <w:rPr>
                 <w:rFonts w:ascii="Calibri" w:hAnsi="Calibri"/>
                 <w:color w:val="262626"/>
-                <w:sz w:val="19"/>
+                <w:sz w:val="18"/>
               </w:rPr>
               <w:t xml:space="preserve">, </w:t>
             </w:r>
@@ -4795,7 +4795,7 @@
                 <w:rFonts w:ascii="Calibri" w:hAnsi="Calibri"/>
                 <w:b/>
                 <w:color w:val="262626"/>
-                <w:sz w:val="19"/>
+                <w:sz w:val="18"/>
               </w:rPr>
               <w:t>`STI-310`</w:t>
             </w:r>
@@ -4808,14 +4808,14 @@
         </w:trPr>
         <w:tc>
           <w:tcPr>
-            <w:tcW w:type="dxa" w:w="1129"/>
+            <w:tcW w:type="dxa" w:w="1870"/>
             <w:vAlign w:val="center"/>
             <w:shd w:fill="F2F5F9"/>
             <w:tcMar>
-              <w:top w:w="80" w:type="dxa"/>
-              <w:bottom w:w="80" w:type="dxa"/>
-              <w:left w:w="100" w:type="dxa"/>
-              <w:right w:w="100" w:type="dxa"/>
+              <w:top w:w="70" w:type="dxa"/>
+              <w:bottom w:w="70" w:type="dxa"/>
+              <w:left w:w="90" w:type="dxa"/>
+              <w:right w:w="90" w:type="dxa"/>
             </w:tcMar>
           </w:tcPr>
           <w:p>
@@ -4828,7 +4828,7 @@
                 <w:rFonts w:ascii="Calibri" w:hAnsi="Calibri"/>
                 <w:b/>
                 <w:color w:val="262626"/>
-                <w:sz w:val="19"/>
+                <w:sz w:val="18"/>
               </w:rPr>
               <w:t>4</w:t>
             </w:r>
@@ -4836,14 +4836,14 @@
         </w:tc>
         <w:tc>
           <w:tcPr>
-            <w:tcW w:type="dxa" w:w="1129"/>
+            <w:tcW w:type="dxa" w:w="1870"/>
             <w:vAlign w:val="center"/>
             <w:shd w:fill="F2F5F9"/>
             <w:tcMar>
-              <w:top w:w="80" w:type="dxa"/>
-              <w:bottom w:w="80" w:type="dxa"/>
-              <w:left w:w="100" w:type="dxa"/>
-              <w:right w:w="100" w:type="dxa"/>
+              <w:top w:w="70" w:type="dxa"/>
+              <w:bottom w:w="70" w:type="dxa"/>
+              <w:left w:w="90" w:type="dxa"/>
+              <w:right w:w="90" w:type="dxa"/>
             </w:tcMar>
           </w:tcPr>
           <w:p>
@@ -4855,7 +4855,7 @@
               <w:rPr>
                 <w:rFonts w:ascii="Calibri" w:hAnsi="Calibri"/>
                 <w:color w:val="262626"/>
-                <w:sz w:val="19"/>
+                <w:sz w:val="18"/>
               </w:rPr>
               <w:t>18</w:t>
             </w:r>
@@ -4863,14 +4863,14 @@
         </w:tc>
         <w:tc>
           <w:tcPr>
-            <w:tcW w:type="dxa" w:w="1129"/>
+            <w:tcW w:type="dxa" w:w="1870"/>
             <w:vAlign w:val="center"/>
             <w:shd w:fill="F2F5F9"/>
             <w:tcMar>
-              <w:top w:w="80" w:type="dxa"/>
-              <w:bottom w:w="80" w:type="dxa"/>
-              <w:left w:w="100" w:type="dxa"/>
-              <w:right w:w="100" w:type="dxa"/>
+              <w:top w:w="70" w:type="dxa"/>
+              <w:bottom w:w="70" w:type="dxa"/>
+              <w:left w:w="90" w:type="dxa"/>
+              <w:right w:w="90" w:type="dxa"/>
             </w:tcMar>
           </w:tcPr>
           <w:p>
@@ -4882,7 +4882,7 @@
               <w:rPr>
                 <w:rFonts w:ascii="Consolas" w:hAnsi="Consolas"/>
                 <w:color w:val="A02828"/>
-                <w:sz w:val="18"/>
+                <w:sz w:val="17"/>
               </w:rPr>
               <w:t>STI-405</w:t>
             </w:r>
@@ -4890,14 +4890,14 @@
         </w:tc>
         <w:tc>
           <w:tcPr>
-            <w:tcW w:type="dxa" w:w="1129"/>
+            <w:tcW w:type="dxa" w:w="1870"/>
             <w:vAlign w:val="center"/>
             <w:shd w:fill="F2F5F9"/>
             <w:tcMar>
-              <w:top w:w="80" w:type="dxa"/>
-              <w:bottom w:w="80" w:type="dxa"/>
-              <w:left w:w="100" w:type="dxa"/>
-              <w:right w:w="100" w:type="dxa"/>
+              <w:top w:w="70" w:type="dxa"/>
+              <w:bottom w:w="70" w:type="dxa"/>
+              <w:left w:w="90" w:type="dxa"/>
+              <w:right w:w="90" w:type="dxa"/>
             </w:tcMar>
           </w:tcPr>
           <w:p>
@@ -4910,7 +4910,7 @@
                 <w:rFonts w:ascii="Calibri" w:hAnsi="Calibri"/>
                 <w:b/>
                 <w:color w:val="262626"/>
-                <w:sz w:val="19"/>
+                <w:sz w:val="18"/>
               </w:rPr>
               <w:t>`STI-418`</w:t>
             </w:r>
@@ -4918,14 +4918,14 @@
         </w:tc>
         <w:tc>
           <w:tcPr>
-            <w:tcW w:type="dxa" w:w="1129"/>
+            <w:tcW w:type="dxa" w:w="1870"/>
             <w:vAlign w:val="center"/>
             <w:shd w:fill="F2F5F9"/>
             <w:tcMar>
-              <w:top w:w="80" w:type="dxa"/>
-              <w:bottom w:w="80" w:type="dxa"/>
-              <w:left w:w="100" w:type="dxa"/>
-              <w:right w:w="100" w:type="dxa"/>
+              <w:top w:w="70" w:type="dxa"/>
+              <w:bottom w:w="70" w:type="dxa"/>
+              <w:left w:w="90" w:type="dxa"/>
+              <w:right w:w="90" w:type="dxa"/>
             </w:tcMar>
           </w:tcPr>
           <w:p>
@@ -4937,7 +4937,7 @@
               <w:rPr>
                 <w:rFonts w:ascii="Calibri" w:hAnsi="Calibri"/>
                 <w:color w:val="262626"/>
-                <w:sz w:val="19"/>
+                <w:sz w:val="18"/>
               </w:rPr>
               <w:t>Dasar Keamanan Informasi</w:t>
             </w:r>
@@ -4945,14 +4945,14 @@
         </w:tc>
         <w:tc>
           <w:tcPr>
-            <w:tcW w:type="dxa" w:w="1129"/>
+            <w:tcW w:type="dxa" w:w="1870"/>
             <w:vAlign w:val="center"/>
             <w:shd w:fill="F2F5F9"/>
             <w:tcMar>
-              <w:top w:w="80" w:type="dxa"/>
-              <w:bottom w:w="80" w:type="dxa"/>
-              <w:left w:w="100" w:type="dxa"/>
-              <w:right w:w="100" w:type="dxa"/>
+              <w:top w:w="70" w:type="dxa"/>
+              <w:bottom w:w="70" w:type="dxa"/>
+              <w:left w:w="90" w:type="dxa"/>
+              <w:right w:w="90" w:type="dxa"/>
             </w:tcMar>
           </w:tcPr>
           <w:p>
@@ -4964,7 +4964,7 @@
               <w:rPr>
                 <w:rFonts w:ascii="Calibri" w:hAnsi="Calibri"/>
                 <w:color w:val="262626"/>
-                <w:sz w:val="19"/>
+                <w:sz w:val="18"/>
               </w:rPr>
               <w:t>2</w:t>
             </w:r>
@@ -4972,14 +4972,14 @@
         </w:tc>
         <w:tc>
           <w:tcPr>
-            <w:tcW w:type="dxa" w:w="1129"/>
+            <w:tcW w:type="dxa" w:w="1870"/>
             <w:vAlign w:val="center"/>
             <w:shd w:fill="F2F5F9"/>
             <w:tcMar>
-              <w:top w:w="80" w:type="dxa"/>
-              <w:bottom w:w="80" w:type="dxa"/>
-              <w:left w:w="100" w:type="dxa"/>
-              <w:right w:w="100" w:type="dxa"/>
+              <w:top w:w="70" w:type="dxa"/>
+              <w:bottom w:w="70" w:type="dxa"/>
+              <w:left w:w="90" w:type="dxa"/>
+              <w:right w:w="90" w:type="dxa"/>
             </w:tcMar>
           </w:tcPr>
           <w:p>
@@ -4991,7 +4991,7 @@
               <w:rPr>
                 <w:rFonts w:ascii="Consolas" w:hAnsi="Consolas"/>
                 <w:color w:val="A02828"/>
-                <w:sz w:val="18"/>
+                <w:sz w:val="17"/>
               </w:rPr>
               <w:t>STI-307</w:t>
             </w:r>
@@ -4999,14 +4999,14 @@
         </w:tc>
         <w:tc>
           <w:tcPr>
-            <w:tcW w:type="dxa" w:w="1129"/>
+            <w:tcW w:type="dxa" w:w="1870"/>
             <w:vAlign w:val="center"/>
             <w:shd w:fill="F2F5F9"/>
             <w:tcMar>
-              <w:top w:w="80" w:type="dxa"/>
-              <w:bottom w:w="80" w:type="dxa"/>
-              <w:left w:w="100" w:type="dxa"/>
-              <w:right w:w="100" w:type="dxa"/>
+              <w:top w:w="70" w:type="dxa"/>
+              <w:bottom w:w="70" w:type="dxa"/>
+              <w:left w:w="90" w:type="dxa"/>
+              <w:right w:w="90" w:type="dxa"/>
             </w:tcMar>
           </w:tcPr>
           <w:p>
@@ -5019,7 +5019,7 @@
                 <w:rFonts w:ascii="Calibri" w:hAnsi="Calibri"/>
                 <w:b/>
                 <w:color w:val="262626"/>
-                <w:sz w:val="19"/>
+                <w:sz w:val="18"/>
               </w:rPr>
               <w:t>`STI-312`</w:t>
             </w:r>
@@ -5032,14 +5032,14 @@
         </w:trPr>
         <w:tc>
           <w:tcPr>
-            <w:tcW w:type="dxa" w:w="1129"/>
+            <w:tcW w:type="dxa" w:w="1870"/>
             <w:vAlign w:val="center"/>
             <w:shd w:fill="FFFFFF"/>
             <w:tcMar>
-              <w:top w:w="80" w:type="dxa"/>
-              <w:bottom w:w="80" w:type="dxa"/>
-              <w:left w:w="100" w:type="dxa"/>
-              <w:right w:w="100" w:type="dxa"/>
+              <w:top w:w="70" w:type="dxa"/>
+              <w:bottom w:w="70" w:type="dxa"/>
+              <w:left w:w="90" w:type="dxa"/>
+              <w:right w:w="90" w:type="dxa"/>
             </w:tcMar>
           </w:tcPr>
           <w:p>
@@ -5052,7 +5052,7 @@
                 <w:rFonts w:ascii="Calibri" w:hAnsi="Calibri"/>
                 <w:b/>
                 <w:color w:val="262626"/>
-                <w:sz w:val="19"/>
+                <w:sz w:val="18"/>
               </w:rPr>
               <w:t>5</w:t>
             </w:r>
@@ -5060,14 +5060,14 @@
         </w:tc>
         <w:tc>
           <w:tcPr>
-            <w:tcW w:type="dxa" w:w="1129"/>
+            <w:tcW w:type="dxa" w:w="1870"/>
             <w:vAlign w:val="center"/>
             <w:shd w:fill="FFFFFF"/>
             <w:tcMar>
-              <w:top w:w="80" w:type="dxa"/>
-              <w:bottom w:w="80" w:type="dxa"/>
-              <w:left w:w="100" w:type="dxa"/>
-              <w:right w:w="100" w:type="dxa"/>
+              <w:top w:w="70" w:type="dxa"/>
+              <w:bottom w:w="70" w:type="dxa"/>
+              <w:left w:w="90" w:type="dxa"/>
+              <w:right w:w="90" w:type="dxa"/>
             </w:tcMar>
           </w:tcPr>
           <w:p>
@@ -5079,7 +5079,7 @@
               <w:rPr>
                 <w:rFonts w:ascii="Calibri" w:hAnsi="Calibri"/>
                 <w:color w:val="262626"/>
-                <w:sz w:val="19"/>
+                <w:sz w:val="18"/>
               </w:rPr>
               <w:t>19</w:t>
             </w:r>
@@ -5087,14 +5087,14 @@
         </w:tc>
         <w:tc>
           <w:tcPr>
-            <w:tcW w:type="dxa" w:w="1129"/>
+            <w:tcW w:type="dxa" w:w="1870"/>
             <w:vAlign w:val="center"/>
             <w:shd w:fill="FFFFFF"/>
             <w:tcMar>
-              <w:top w:w="80" w:type="dxa"/>
-              <w:bottom w:w="80" w:type="dxa"/>
-              <w:left w:w="100" w:type="dxa"/>
-              <w:right w:w="100" w:type="dxa"/>
+              <w:top w:w="70" w:type="dxa"/>
+              <w:bottom w:w="70" w:type="dxa"/>
+              <w:left w:w="90" w:type="dxa"/>
+              <w:right w:w="90" w:type="dxa"/>
             </w:tcMar>
           </w:tcPr>
           <w:p>
@@ -5106,7 +5106,7 @@
               <w:rPr>
                 <w:rFonts w:ascii="Consolas" w:hAnsi="Consolas"/>
                 <w:color w:val="A02828"/>
-                <w:sz w:val="18"/>
+                <w:sz w:val="17"/>
               </w:rPr>
               <w:t>STI-501</w:t>
             </w:r>
@@ -5114,14 +5114,14 @@
         </w:tc>
         <w:tc>
           <w:tcPr>
-            <w:tcW w:type="dxa" w:w="1129"/>
+            <w:tcW w:type="dxa" w:w="1870"/>
             <w:vAlign w:val="center"/>
             <w:shd w:fill="FFFFFF"/>
             <w:tcMar>
-              <w:top w:w="80" w:type="dxa"/>
-              <w:bottom w:w="80" w:type="dxa"/>
-              <w:left w:w="100" w:type="dxa"/>
-              <w:right w:w="100" w:type="dxa"/>
+              <w:top w:w="70" w:type="dxa"/>
+              <w:bottom w:w="70" w:type="dxa"/>
+              <w:left w:w="90" w:type="dxa"/>
+              <w:right w:w="90" w:type="dxa"/>
             </w:tcMar>
           </w:tcPr>
           <w:p>
@@ -5134,7 +5134,7 @@
                 <w:rFonts w:ascii="Calibri" w:hAnsi="Calibri"/>
                 <w:b/>
                 <w:color w:val="262626"/>
-                <w:sz w:val="19"/>
+                <w:sz w:val="18"/>
               </w:rPr>
               <w:t>`STI-519`</w:t>
             </w:r>
@@ -5142,14 +5142,14 @@
         </w:tc>
         <w:tc>
           <w:tcPr>
-            <w:tcW w:type="dxa" w:w="1129"/>
+            <w:tcW w:type="dxa" w:w="1870"/>
             <w:vAlign w:val="center"/>
             <w:shd w:fill="FFFFFF"/>
             <w:tcMar>
-              <w:top w:w="80" w:type="dxa"/>
-              <w:bottom w:w="80" w:type="dxa"/>
-              <w:left w:w="100" w:type="dxa"/>
-              <w:right w:w="100" w:type="dxa"/>
+              <w:top w:w="70" w:type="dxa"/>
+              <w:bottom w:w="70" w:type="dxa"/>
+              <w:left w:w="90" w:type="dxa"/>
+              <w:right w:w="90" w:type="dxa"/>
             </w:tcMar>
           </w:tcPr>
           <w:p>
@@ -5161,7 +5161,7 @@
               <w:rPr>
                 <w:rFonts w:ascii="Calibri" w:hAnsi="Calibri"/>
                 <w:color w:val="262626"/>
-                <w:sz w:val="19"/>
+                <w:sz w:val="18"/>
               </w:rPr>
               <w:t>Deep Learning &amp; Neural Networks</w:t>
             </w:r>
@@ -5169,14 +5169,14 @@
         </w:tc>
         <w:tc>
           <w:tcPr>
-            <w:tcW w:type="dxa" w:w="1129"/>
+            <w:tcW w:type="dxa" w:w="1870"/>
             <w:vAlign w:val="center"/>
             <w:shd w:fill="FFFFFF"/>
             <w:tcMar>
-              <w:top w:w="80" w:type="dxa"/>
-              <w:bottom w:w="80" w:type="dxa"/>
-              <w:left w:w="100" w:type="dxa"/>
-              <w:right w:w="100" w:type="dxa"/>
+              <w:top w:w="70" w:type="dxa"/>
+              <w:bottom w:w="70" w:type="dxa"/>
+              <w:left w:w="90" w:type="dxa"/>
+              <w:right w:w="90" w:type="dxa"/>
             </w:tcMar>
           </w:tcPr>
           <w:p>
@@ -5188,7 +5188,7 @@
               <w:rPr>
                 <w:rFonts w:ascii="Calibri" w:hAnsi="Calibri"/>
                 <w:color w:val="262626"/>
-                <w:sz w:val="19"/>
+                <w:sz w:val="18"/>
               </w:rPr>
               <w:t>3</w:t>
             </w:r>
@@ -5196,14 +5196,14 @@
         </w:tc>
         <w:tc>
           <w:tcPr>
-            <w:tcW w:type="dxa" w:w="1129"/>
+            <w:tcW w:type="dxa" w:w="1870"/>
             <w:vAlign w:val="center"/>
             <w:shd w:fill="FFFFFF"/>
             <w:tcMar>
-              <w:top w:w="80" w:type="dxa"/>
-              <w:bottom w:w="80" w:type="dxa"/>
-              <w:left w:w="100" w:type="dxa"/>
-              <w:right w:w="100" w:type="dxa"/>
+              <w:top w:w="70" w:type="dxa"/>
+              <w:bottom w:w="70" w:type="dxa"/>
+              <w:left w:w="90" w:type="dxa"/>
+              <w:right w:w="90" w:type="dxa"/>
             </w:tcMar>
           </w:tcPr>
           <w:p>
@@ -5215,7 +5215,7 @@
               <w:rPr>
                 <w:rFonts w:ascii="Consolas" w:hAnsi="Consolas"/>
                 <w:color w:val="A02828"/>
-                <w:sz w:val="18"/>
+                <w:sz w:val="17"/>
               </w:rPr>
               <w:t>STI-401</w:t>
             </w:r>
@@ -5223,14 +5223,14 @@
         </w:tc>
         <w:tc>
           <w:tcPr>
-            <w:tcW w:type="dxa" w:w="1129"/>
+            <w:tcW w:type="dxa" w:w="1870"/>
             <w:vAlign w:val="center"/>
             <w:shd w:fill="FFFFFF"/>
             <w:tcMar>
-              <w:top w:w="80" w:type="dxa"/>
-              <w:bottom w:w="80" w:type="dxa"/>
-              <w:left w:w="100" w:type="dxa"/>
-              <w:right w:w="100" w:type="dxa"/>
+              <w:top w:w="70" w:type="dxa"/>
+              <w:bottom w:w="70" w:type="dxa"/>
+              <w:left w:w="90" w:type="dxa"/>
+              <w:right w:w="90" w:type="dxa"/>
             </w:tcMar>
           </w:tcPr>
           <w:p>
@@ -5243,7 +5243,7 @@
                 <w:rFonts w:ascii="Calibri" w:hAnsi="Calibri"/>
                 <w:b/>
                 <w:color w:val="262626"/>
-                <w:sz w:val="19"/>
+                <w:sz w:val="18"/>
               </w:rPr>
               <w:t>`STI-413`</w:t>
             </w:r>
@@ -5256,14 +5256,14 @@
         </w:trPr>
         <w:tc>
           <w:tcPr>
-            <w:tcW w:type="dxa" w:w="1129"/>
+            <w:tcW w:type="dxa" w:w="1870"/>
             <w:vAlign w:val="center"/>
             <w:shd w:fill="F2F5F9"/>
             <w:tcMar>
-              <w:top w:w="80" w:type="dxa"/>
-              <w:bottom w:w="80" w:type="dxa"/>
-              <w:left w:w="100" w:type="dxa"/>
-              <w:right w:w="100" w:type="dxa"/>
+              <w:top w:w="70" w:type="dxa"/>
+              <w:bottom w:w="70" w:type="dxa"/>
+              <w:left w:w="90" w:type="dxa"/>
+              <w:right w:w="90" w:type="dxa"/>
             </w:tcMar>
           </w:tcPr>
           <w:p>
@@ -5276,7 +5276,7 @@
                 <w:rFonts w:ascii="Calibri" w:hAnsi="Calibri"/>
                 <w:b/>
                 <w:color w:val="262626"/>
-                <w:sz w:val="19"/>
+                <w:sz w:val="18"/>
               </w:rPr>
               <w:t>5</w:t>
             </w:r>
@@ -5284,14 +5284,14 @@
         </w:tc>
         <w:tc>
           <w:tcPr>
-            <w:tcW w:type="dxa" w:w="1129"/>
+            <w:tcW w:type="dxa" w:w="1870"/>
             <w:vAlign w:val="center"/>
             <w:shd w:fill="F2F5F9"/>
             <w:tcMar>
-              <w:top w:w="80" w:type="dxa"/>
-              <w:bottom w:w="80" w:type="dxa"/>
-              <w:left w:w="100" w:type="dxa"/>
-              <w:right w:w="100" w:type="dxa"/>
+              <w:top w:w="70" w:type="dxa"/>
+              <w:bottom w:w="70" w:type="dxa"/>
+              <w:left w:w="90" w:type="dxa"/>
+              <w:right w:w="90" w:type="dxa"/>
             </w:tcMar>
           </w:tcPr>
           <w:p>
@@ -5303,7 +5303,7 @@
               <w:rPr>
                 <w:rFonts w:ascii="Calibri" w:hAnsi="Calibri"/>
                 <w:color w:val="262626"/>
-                <w:sz w:val="19"/>
+                <w:sz w:val="18"/>
               </w:rPr>
               <w:t>20</w:t>
             </w:r>
@@ -5311,14 +5311,14 @@
         </w:tc>
         <w:tc>
           <w:tcPr>
-            <w:tcW w:type="dxa" w:w="1129"/>
+            <w:tcW w:type="dxa" w:w="1870"/>
             <w:vAlign w:val="center"/>
             <w:shd w:fill="F2F5F9"/>
             <w:tcMar>
-              <w:top w:w="80" w:type="dxa"/>
-              <w:bottom w:w="80" w:type="dxa"/>
-              <w:left w:w="100" w:type="dxa"/>
-              <w:right w:w="100" w:type="dxa"/>
+              <w:top w:w="70" w:type="dxa"/>
+              <w:bottom w:w="70" w:type="dxa"/>
+              <w:left w:w="90" w:type="dxa"/>
+              <w:right w:w="90" w:type="dxa"/>
             </w:tcMar>
           </w:tcPr>
           <w:p>
@@ -5330,7 +5330,7 @@
               <w:rPr>
                 <w:rFonts w:ascii="Consolas" w:hAnsi="Consolas"/>
                 <w:color w:val="A02828"/>
-                <w:sz w:val="18"/>
+                <w:sz w:val="17"/>
               </w:rPr>
               <w:t>STI-503</w:t>
             </w:r>
@@ -5338,14 +5338,14 @@
         </w:tc>
         <w:tc>
           <w:tcPr>
-            <w:tcW w:type="dxa" w:w="1129"/>
+            <w:tcW w:type="dxa" w:w="1870"/>
             <w:vAlign w:val="center"/>
             <w:shd w:fill="F2F5F9"/>
             <w:tcMar>
-              <w:top w:w="80" w:type="dxa"/>
-              <w:bottom w:w="80" w:type="dxa"/>
-              <w:left w:w="100" w:type="dxa"/>
-              <w:right w:w="100" w:type="dxa"/>
+              <w:top w:w="70" w:type="dxa"/>
+              <w:bottom w:w="70" w:type="dxa"/>
+              <w:left w:w="90" w:type="dxa"/>
+              <w:right w:w="90" w:type="dxa"/>
             </w:tcMar>
           </w:tcPr>
           <w:p>
@@ -5358,7 +5358,7 @@
                 <w:rFonts w:ascii="Calibri" w:hAnsi="Calibri"/>
                 <w:b/>
                 <w:color w:val="262626"/>
-                <w:sz w:val="19"/>
+                <w:sz w:val="18"/>
               </w:rPr>
               <w:t>`STI-520`</w:t>
             </w:r>
@@ -5366,14 +5366,14 @@
         </w:tc>
         <w:tc>
           <w:tcPr>
-            <w:tcW w:type="dxa" w:w="1129"/>
+            <w:tcW w:type="dxa" w:w="1870"/>
             <w:vAlign w:val="center"/>
             <w:shd w:fill="F2F5F9"/>
             <w:tcMar>
-              <w:top w:w="80" w:type="dxa"/>
-              <w:bottom w:w="80" w:type="dxa"/>
-              <w:left w:w="100" w:type="dxa"/>
-              <w:right w:w="100" w:type="dxa"/>
+              <w:top w:w="70" w:type="dxa"/>
+              <w:bottom w:w="70" w:type="dxa"/>
+              <w:left w:w="90" w:type="dxa"/>
+              <w:right w:w="90" w:type="dxa"/>
             </w:tcMar>
           </w:tcPr>
           <w:p>
@@ -5385,7 +5385,7 @@
               <w:rPr>
                 <w:rFonts w:ascii="Calibri" w:hAnsi="Calibri"/>
                 <w:color w:val="262626"/>
-                <w:sz w:val="19"/>
+                <w:sz w:val="18"/>
               </w:rPr>
               <w:t>Data Mining &amp; Visualisasi Data</w:t>
             </w:r>
@@ -5393,14 +5393,14 @@
         </w:tc>
         <w:tc>
           <w:tcPr>
-            <w:tcW w:type="dxa" w:w="1129"/>
+            <w:tcW w:type="dxa" w:w="1870"/>
             <w:vAlign w:val="center"/>
             <w:shd w:fill="F2F5F9"/>
             <w:tcMar>
-              <w:top w:w="80" w:type="dxa"/>
-              <w:bottom w:w="80" w:type="dxa"/>
-              <w:left w:w="100" w:type="dxa"/>
-              <w:right w:w="100" w:type="dxa"/>
+              <w:top w:w="70" w:type="dxa"/>
+              <w:bottom w:w="70" w:type="dxa"/>
+              <w:left w:w="90" w:type="dxa"/>
+              <w:right w:w="90" w:type="dxa"/>
             </w:tcMar>
           </w:tcPr>
           <w:p>
@@ -5412,7 +5412,7 @@
               <w:rPr>
                 <w:rFonts w:ascii="Calibri" w:hAnsi="Calibri"/>
                 <w:color w:val="262626"/>
-                <w:sz w:val="19"/>
+                <w:sz w:val="18"/>
               </w:rPr>
               <w:t>3</w:t>
             </w:r>
@@ -5420,14 +5420,14 @@
         </w:tc>
         <w:tc>
           <w:tcPr>
-            <w:tcW w:type="dxa" w:w="1129"/>
+            <w:tcW w:type="dxa" w:w="1870"/>
             <w:vAlign w:val="center"/>
             <w:shd w:fill="F2F5F9"/>
             <w:tcMar>
-              <w:top w:w="80" w:type="dxa"/>
-              <w:bottom w:w="80" w:type="dxa"/>
-              <w:left w:w="100" w:type="dxa"/>
-              <w:right w:w="100" w:type="dxa"/>
+              <w:top w:w="70" w:type="dxa"/>
+              <w:bottom w:w="70" w:type="dxa"/>
+              <w:left w:w="90" w:type="dxa"/>
+              <w:right w:w="90" w:type="dxa"/>
             </w:tcMar>
           </w:tcPr>
           <w:p>
@@ -5439,7 +5439,7 @@
               <w:rPr>
                 <w:rFonts w:ascii="Consolas" w:hAnsi="Consolas"/>
                 <w:color w:val="A02828"/>
-                <w:sz w:val="18"/>
+                <w:sz w:val="17"/>
               </w:rPr>
               <w:t>STI-401</w:t>
             </w:r>
@@ -5447,7 +5447,7 @@
               <w:rPr>
                 <w:rFonts w:ascii="Calibri" w:hAnsi="Calibri"/>
                 <w:color w:val="262626"/>
-                <w:sz w:val="19"/>
+                <w:sz w:val="18"/>
               </w:rPr>
               <w:t xml:space="preserve">, </w:t>
             </w:r>
@@ -5455,7 +5455,7 @@
               <w:rPr>
                 <w:rFonts w:ascii="Consolas" w:hAnsi="Consolas"/>
                 <w:color w:val="A02828"/>
-                <w:sz w:val="18"/>
+                <w:sz w:val="17"/>
               </w:rPr>
               <w:t>STI-402</w:t>
             </w:r>
@@ -5463,14 +5463,14 @@
         </w:tc>
         <w:tc>
           <w:tcPr>
-            <w:tcW w:type="dxa" w:w="1129"/>
+            <w:tcW w:type="dxa" w:w="1870"/>
             <w:vAlign w:val="center"/>
             <w:shd w:fill="F2F5F9"/>
             <w:tcMar>
-              <w:top w:w="80" w:type="dxa"/>
-              <w:bottom w:w="80" w:type="dxa"/>
-              <w:left w:w="100" w:type="dxa"/>
-              <w:right w:w="100" w:type="dxa"/>
+              <w:top w:w="70" w:type="dxa"/>
+              <w:bottom w:w="70" w:type="dxa"/>
+              <w:left w:w="90" w:type="dxa"/>
+              <w:right w:w="90" w:type="dxa"/>
             </w:tcMar>
           </w:tcPr>
           <w:p>
@@ -5483,7 +5483,7 @@
                 <w:rFonts w:ascii="Calibri" w:hAnsi="Calibri"/>
                 <w:b/>
                 <w:color w:val="262626"/>
-                <w:sz w:val="19"/>
+                <w:sz w:val="18"/>
               </w:rPr>
               <w:t>`STI-413`</w:t>
             </w:r>
@@ -5491,7 +5491,7 @@
               <w:rPr>
                 <w:rFonts w:ascii="Calibri" w:hAnsi="Calibri"/>
                 <w:color w:val="262626"/>
-                <w:sz w:val="19"/>
+                <w:sz w:val="18"/>
               </w:rPr>
               <w:t xml:space="preserve">, </w:t>
             </w:r>
@@ -5500,7 +5500,7 @@
                 <w:rFonts w:ascii="Calibri" w:hAnsi="Calibri"/>
                 <w:b/>
                 <w:color w:val="262626"/>
-                <w:sz w:val="19"/>
+                <w:sz w:val="18"/>
               </w:rPr>
               <w:t>`STI-415`</w:t>
             </w:r>
@@ -5513,14 +5513,14 @@
         </w:trPr>
         <w:tc>
           <w:tcPr>
-            <w:tcW w:type="dxa" w:w="1129"/>
+            <w:tcW w:type="dxa" w:w="1870"/>
             <w:vAlign w:val="center"/>
             <w:shd w:fill="FFFFFF"/>
             <w:tcMar>
-              <w:top w:w="80" w:type="dxa"/>
-              <w:bottom w:w="80" w:type="dxa"/>
-              <w:left w:w="100" w:type="dxa"/>
-              <w:right w:w="100" w:type="dxa"/>
+              <w:top w:w="70" w:type="dxa"/>
+              <w:bottom w:w="70" w:type="dxa"/>
+              <w:left w:w="90" w:type="dxa"/>
+              <w:right w:w="90" w:type="dxa"/>
             </w:tcMar>
           </w:tcPr>
           <w:p>
@@ -5533,7 +5533,7 @@
                 <w:rFonts w:ascii="Calibri" w:hAnsi="Calibri"/>
                 <w:b/>
                 <w:color w:val="262626"/>
-                <w:sz w:val="19"/>
+                <w:sz w:val="18"/>
               </w:rPr>
               <w:t>5</w:t>
             </w:r>
@@ -5541,14 +5541,14 @@
         </w:tc>
         <w:tc>
           <w:tcPr>
-            <w:tcW w:type="dxa" w:w="1129"/>
+            <w:tcW w:type="dxa" w:w="1870"/>
             <w:vAlign w:val="center"/>
             <w:shd w:fill="FFFFFF"/>
             <w:tcMar>
-              <w:top w:w="80" w:type="dxa"/>
-              <w:bottom w:w="80" w:type="dxa"/>
-              <w:left w:w="100" w:type="dxa"/>
-              <w:right w:w="100" w:type="dxa"/>
+              <w:top w:w="70" w:type="dxa"/>
+              <w:bottom w:w="70" w:type="dxa"/>
+              <w:left w:w="90" w:type="dxa"/>
+              <w:right w:w="90" w:type="dxa"/>
             </w:tcMar>
           </w:tcPr>
           <w:p>
@@ -5560,7 +5560,7 @@
               <w:rPr>
                 <w:rFonts w:ascii="Calibri" w:hAnsi="Calibri"/>
                 <w:color w:val="262626"/>
-                <w:sz w:val="19"/>
+                <w:sz w:val="18"/>
               </w:rPr>
               <w:t>21</w:t>
             </w:r>
@@ -5568,14 +5568,14 @@
         </w:tc>
         <w:tc>
           <w:tcPr>
-            <w:tcW w:type="dxa" w:w="1129"/>
+            <w:tcW w:type="dxa" w:w="1870"/>
             <w:vAlign w:val="center"/>
             <w:shd w:fill="FFFFFF"/>
             <w:tcMar>
-              <w:top w:w="80" w:type="dxa"/>
-              <w:bottom w:w="80" w:type="dxa"/>
-              <w:left w:w="100" w:type="dxa"/>
-              <w:right w:w="100" w:type="dxa"/>
+              <w:top w:w="70" w:type="dxa"/>
+              <w:bottom w:w="70" w:type="dxa"/>
+              <w:left w:w="90" w:type="dxa"/>
+              <w:right w:w="90" w:type="dxa"/>
             </w:tcMar>
           </w:tcPr>
           <w:p>
@@ -5587,7 +5587,7 @@
               <w:rPr>
                 <w:rFonts w:ascii="Consolas" w:hAnsi="Consolas"/>
                 <w:color w:val="A02828"/>
-                <w:sz w:val="18"/>
+                <w:sz w:val="17"/>
               </w:rPr>
               <w:t>STI-504</w:t>
             </w:r>
@@ -5595,14 +5595,14 @@
         </w:tc>
         <w:tc>
           <w:tcPr>
-            <w:tcW w:type="dxa" w:w="1129"/>
+            <w:tcW w:type="dxa" w:w="1870"/>
             <w:vAlign w:val="center"/>
             <w:shd w:fill="FFFFFF"/>
             <w:tcMar>
-              <w:top w:w="80" w:type="dxa"/>
-              <w:bottom w:w="80" w:type="dxa"/>
-              <w:left w:w="100" w:type="dxa"/>
-              <w:right w:w="100" w:type="dxa"/>
+              <w:top w:w="70" w:type="dxa"/>
+              <w:bottom w:w="70" w:type="dxa"/>
+              <w:left w:w="90" w:type="dxa"/>
+              <w:right w:w="90" w:type="dxa"/>
             </w:tcMar>
           </w:tcPr>
           <w:p>
@@ -5615,7 +5615,7 @@
                 <w:rFonts w:ascii="Calibri" w:hAnsi="Calibri"/>
                 <w:b/>
                 <w:color w:val="262626"/>
-                <w:sz w:val="19"/>
+                <w:sz w:val="18"/>
               </w:rPr>
               <w:t>`STI-521`</w:t>
             </w:r>
@@ -5623,14 +5623,14 @@
         </w:tc>
         <w:tc>
           <w:tcPr>
-            <w:tcW w:type="dxa" w:w="1129"/>
+            <w:tcW w:type="dxa" w:w="1870"/>
             <w:vAlign w:val="center"/>
             <w:shd w:fill="FFFFFF"/>
             <w:tcMar>
-              <w:top w:w="80" w:type="dxa"/>
-              <w:bottom w:w="80" w:type="dxa"/>
-              <w:left w:w="100" w:type="dxa"/>
-              <w:right w:w="100" w:type="dxa"/>
+              <w:top w:w="70" w:type="dxa"/>
+              <w:bottom w:w="70" w:type="dxa"/>
+              <w:left w:w="90" w:type="dxa"/>
+              <w:right w:w="90" w:type="dxa"/>
             </w:tcMar>
           </w:tcPr>
           <w:p>
@@ -5642,7 +5642,7 @@
               <w:rPr>
                 <w:rFonts w:ascii="Calibri" w:hAnsi="Calibri"/>
                 <w:color w:val="262626"/>
-                <w:sz w:val="19"/>
+                <w:sz w:val="18"/>
               </w:rPr>
               <w:t>Internet of Things (IoT)</w:t>
             </w:r>
@@ -5650,14 +5650,14 @@
         </w:tc>
         <w:tc>
           <w:tcPr>
-            <w:tcW w:type="dxa" w:w="1129"/>
+            <w:tcW w:type="dxa" w:w="1870"/>
             <w:vAlign w:val="center"/>
             <w:shd w:fill="FFFFFF"/>
             <w:tcMar>
-              <w:top w:w="80" w:type="dxa"/>
-              <w:bottom w:w="80" w:type="dxa"/>
-              <w:left w:w="100" w:type="dxa"/>
-              <w:right w:w="100" w:type="dxa"/>
+              <w:top w:w="70" w:type="dxa"/>
+              <w:bottom w:w="70" w:type="dxa"/>
+              <w:left w:w="90" w:type="dxa"/>
+              <w:right w:w="90" w:type="dxa"/>
             </w:tcMar>
           </w:tcPr>
           <w:p>
@@ -5669,7 +5669,7 @@
               <w:rPr>
                 <w:rFonts w:ascii="Calibri" w:hAnsi="Calibri"/>
                 <w:color w:val="262626"/>
-                <w:sz w:val="19"/>
+                <w:sz w:val="18"/>
               </w:rPr>
               <w:t>3</w:t>
             </w:r>
@@ -5677,14 +5677,14 @@
         </w:tc>
         <w:tc>
           <w:tcPr>
-            <w:tcW w:type="dxa" w:w="1129"/>
+            <w:tcW w:type="dxa" w:w="1870"/>
             <w:vAlign w:val="center"/>
             <w:shd w:fill="FFFFFF"/>
             <w:tcMar>
-              <w:top w:w="80" w:type="dxa"/>
-              <w:bottom w:w="80" w:type="dxa"/>
-              <w:left w:w="100" w:type="dxa"/>
-              <w:right w:w="100" w:type="dxa"/>
+              <w:top w:w="70" w:type="dxa"/>
+              <w:bottom w:w="70" w:type="dxa"/>
+              <w:left w:w="90" w:type="dxa"/>
+              <w:right w:w="90" w:type="dxa"/>
             </w:tcMar>
           </w:tcPr>
           <w:p>
@@ -5696,7 +5696,7 @@
               <w:rPr>
                 <w:rFonts w:ascii="Consolas" w:hAnsi="Consolas"/>
                 <w:color w:val="A02828"/>
-                <w:sz w:val="18"/>
+                <w:sz w:val="17"/>
               </w:rPr>
               <w:t>STI-307</w:t>
             </w:r>
@@ -5704,7 +5704,7 @@
               <w:rPr>
                 <w:rFonts w:ascii="Calibri" w:hAnsi="Calibri"/>
                 <w:color w:val="262626"/>
-                <w:sz w:val="19"/>
+                <w:sz w:val="18"/>
               </w:rPr>
               <w:t xml:space="preserve">, </w:t>
             </w:r>
@@ -5712,7 +5712,7 @@
               <w:rPr>
                 <w:rFonts w:ascii="Consolas" w:hAnsi="Consolas"/>
                 <w:color w:val="A02828"/>
-                <w:sz w:val="18"/>
+                <w:sz w:val="17"/>
               </w:rPr>
               <w:t>STI-305</w:t>
             </w:r>
@@ -5720,14 +5720,14 @@
         </w:tc>
         <w:tc>
           <w:tcPr>
-            <w:tcW w:type="dxa" w:w="1129"/>
+            <w:tcW w:type="dxa" w:w="1870"/>
             <w:vAlign w:val="center"/>
             <w:shd w:fill="FFFFFF"/>
             <w:tcMar>
-              <w:top w:w="80" w:type="dxa"/>
-              <w:bottom w:w="80" w:type="dxa"/>
-              <w:left w:w="100" w:type="dxa"/>
-              <w:right w:w="100" w:type="dxa"/>
+              <w:top w:w="70" w:type="dxa"/>
+              <w:bottom w:w="70" w:type="dxa"/>
+              <w:left w:w="90" w:type="dxa"/>
+              <w:right w:w="90" w:type="dxa"/>
             </w:tcMar>
           </w:tcPr>
           <w:p>
@@ -5740,7 +5740,7 @@
                 <w:rFonts w:ascii="Calibri" w:hAnsi="Calibri"/>
                 <w:b/>
                 <w:color w:val="262626"/>
-                <w:sz w:val="19"/>
+                <w:sz w:val="18"/>
               </w:rPr>
               <w:t>`STI-312`</w:t>
             </w:r>
@@ -5748,7 +5748,7 @@
               <w:rPr>
                 <w:rFonts w:ascii="Calibri" w:hAnsi="Calibri"/>
                 <w:color w:val="262626"/>
-                <w:sz w:val="19"/>
+                <w:sz w:val="18"/>
               </w:rPr>
               <w:t xml:space="preserve">, </w:t>
             </w:r>
@@ -5757,7 +5757,7 @@
                 <w:rFonts w:ascii="Calibri" w:hAnsi="Calibri"/>
                 <w:b/>
                 <w:color w:val="262626"/>
-                <w:sz w:val="19"/>
+                <w:sz w:val="18"/>
               </w:rPr>
               <w:t>`STI-310`</w:t>
             </w:r>
@@ -5770,14 +5770,14 @@
         </w:trPr>
         <w:tc>
           <w:tcPr>
-            <w:tcW w:type="dxa" w:w="1129"/>
+            <w:tcW w:type="dxa" w:w="1870"/>
             <w:vAlign w:val="center"/>
             <w:shd w:fill="F2F5F9"/>
             <w:tcMar>
-              <w:top w:w="80" w:type="dxa"/>
-              <w:bottom w:w="80" w:type="dxa"/>
-              <w:left w:w="100" w:type="dxa"/>
-              <w:right w:w="100" w:type="dxa"/>
+              <w:top w:w="70" w:type="dxa"/>
+              <w:bottom w:w="70" w:type="dxa"/>
+              <w:left w:w="90" w:type="dxa"/>
+              <w:right w:w="90" w:type="dxa"/>
             </w:tcMar>
           </w:tcPr>
           <w:p>
@@ -5790,7 +5790,7 @@
                 <w:rFonts w:ascii="Calibri" w:hAnsi="Calibri"/>
                 <w:b/>
                 <w:color w:val="262626"/>
-                <w:sz w:val="19"/>
+                <w:sz w:val="18"/>
               </w:rPr>
               <w:t>5</w:t>
             </w:r>
@@ -5798,14 +5798,14 @@
         </w:tc>
         <w:tc>
           <w:tcPr>
-            <w:tcW w:type="dxa" w:w="1129"/>
+            <w:tcW w:type="dxa" w:w="1870"/>
             <w:vAlign w:val="center"/>
             <w:shd w:fill="F2F5F9"/>
             <w:tcMar>
-              <w:top w:w="80" w:type="dxa"/>
-              <w:bottom w:w="80" w:type="dxa"/>
-              <w:left w:w="100" w:type="dxa"/>
-              <w:right w:w="100" w:type="dxa"/>
+              <w:top w:w="70" w:type="dxa"/>
+              <w:bottom w:w="70" w:type="dxa"/>
+              <w:left w:w="90" w:type="dxa"/>
+              <w:right w:w="90" w:type="dxa"/>
             </w:tcMar>
           </w:tcPr>
           <w:p>
@@ -5817,7 +5817,7 @@
               <w:rPr>
                 <w:rFonts w:ascii="Calibri" w:hAnsi="Calibri"/>
                 <w:color w:val="262626"/>
-                <w:sz w:val="19"/>
+                <w:sz w:val="18"/>
               </w:rPr>
               <w:t>22</w:t>
             </w:r>
@@ -5825,14 +5825,14 @@
         </w:tc>
         <w:tc>
           <w:tcPr>
-            <w:tcW w:type="dxa" w:w="1129"/>
+            <w:tcW w:type="dxa" w:w="1870"/>
             <w:vAlign w:val="center"/>
             <w:shd w:fill="F2F5F9"/>
             <w:tcMar>
-              <w:top w:w="80" w:type="dxa"/>
-              <w:bottom w:w="80" w:type="dxa"/>
-              <w:left w:w="100" w:type="dxa"/>
-              <w:right w:w="100" w:type="dxa"/>
+              <w:top w:w="70" w:type="dxa"/>
+              <w:bottom w:w="70" w:type="dxa"/>
+              <w:left w:w="90" w:type="dxa"/>
+              <w:right w:w="90" w:type="dxa"/>
             </w:tcMar>
           </w:tcPr>
           <w:p>
@@ -5844,7 +5844,7 @@
               <w:rPr>
                 <w:rFonts w:ascii="Consolas" w:hAnsi="Consolas"/>
                 <w:color w:val="A02828"/>
-                <w:sz w:val="18"/>
+                <w:sz w:val="17"/>
               </w:rPr>
               <w:t>STI-505</w:t>
             </w:r>
@@ -5852,14 +5852,14 @@
         </w:tc>
         <w:tc>
           <w:tcPr>
-            <w:tcW w:type="dxa" w:w="1129"/>
+            <w:tcW w:type="dxa" w:w="1870"/>
             <w:vAlign w:val="center"/>
             <w:shd w:fill="F2F5F9"/>
             <w:tcMar>
-              <w:top w:w="80" w:type="dxa"/>
-              <w:bottom w:w="80" w:type="dxa"/>
-              <w:left w:w="100" w:type="dxa"/>
-              <w:right w:w="100" w:type="dxa"/>
+              <w:top w:w="70" w:type="dxa"/>
+              <w:bottom w:w="70" w:type="dxa"/>
+              <w:left w:w="90" w:type="dxa"/>
+              <w:right w:w="90" w:type="dxa"/>
             </w:tcMar>
           </w:tcPr>
           <w:p>
@@ -5872,7 +5872,7 @@
                 <w:rFonts w:ascii="Calibri" w:hAnsi="Calibri"/>
                 <w:b/>
                 <w:color w:val="262626"/>
-                <w:sz w:val="19"/>
+                <w:sz w:val="18"/>
               </w:rPr>
               <w:t>`STI-522`</w:t>
             </w:r>
@@ -5880,14 +5880,14 @@
         </w:tc>
         <w:tc>
           <w:tcPr>
-            <w:tcW w:type="dxa" w:w="1129"/>
+            <w:tcW w:type="dxa" w:w="1870"/>
             <w:vAlign w:val="center"/>
             <w:shd w:fill="F2F5F9"/>
             <w:tcMar>
-              <w:top w:w="80" w:type="dxa"/>
-              <w:bottom w:w="80" w:type="dxa"/>
-              <w:left w:w="100" w:type="dxa"/>
-              <w:right w:w="100" w:type="dxa"/>
+              <w:top w:w="70" w:type="dxa"/>
+              <w:bottom w:w="70" w:type="dxa"/>
+              <w:left w:w="90" w:type="dxa"/>
+              <w:right w:w="90" w:type="dxa"/>
             </w:tcMar>
           </w:tcPr>
           <w:p>
@@ -5899,7 +5899,7 @@
               <w:rPr>
                 <w:rFonts w:ascii="Calibri" w:hAnsi="Calibri"/>
                 <w:color w:val="262626"/>
-                <w:sz w:val="19"/>
+                <w:sz w:val="18"/>
               </w:rPr>
               <w:t>Pemrograman Aplikasi Mobile</w:t>
             </w:r>
@@ -5907,14 +5907,14 @@
         </w:tc>
         <w:tc>
           <w:tcPr>
-            <w:tcW w:type="dxa" w:w="1129"/>
+            <w:tcW w:type="dxa" w:w="1870"/>
             <w:vAlign w:val="center"/>
             <w:shd w:fill="F2F5F9"/>
             <w:tcMar>
-              <w:top w:w="80" w:type="dxa"/>
-              <w:bottom w:w="80" w:type="dxa"/>
-              <w:left w:w="100" w:type="dxa"/>
-              <w:right w:w="100" w:type="dxa"/>
+              <w:top w:w="70" w:type="dxa"/>
+              <w:bottom w:w="70" w:type="dxa"/>
+              <w:left w:w="90" w:type="dxa"/>
+              <w:right w:w="90" w:type="dxa"/>
             </w:tcMar>
           </w:tcPr>
           <w:p>
@@ -5926,7 +5926,7 @@
               <w:rPr>
                 <w:rFonts w:ascii="Calibri" w:hAnsi="Calibri"/>
                 <w:color w:val="262626"/>
-                <w:sz w:val="19"/>
+                <w:sz w:val="18"/>
               </w:rPr>
               <w:t>3</w:t>
             </w:r>
@@ -5934,14 +5934,14 @@
         </w:tc>
         <w:tc>
           <w:tcPr>
-            <w:tcW w:type="dxa" w:w="1129"/>
+            <w:tcW w:type="dxa" w:w="1870"/>
             <w:vAlign w:val="center"/>
             <w:shd w:fill="F2F5F9"/>
             <w:tcMar>
-              <w:top w:w="80" w:type="dxa"/>
-              <w:bottom w:w="80" w:type="dxa"/>
-              <w:left w:w="100" w:type="dxa"/>
-              <w:right w:w="100" w:type="dxa"/>
+              <w:top w:w="70" w:type="dxa"/>
+              <w:bottom w:w="70" w:type="dxa"/>
+              <w:left w:w="90" w:type="dxa"/>
+              <w:right w:w="90" w:type="dxa"/>
             </w:tcMar>
           </w:tcPr>
           <w:p>
@@ -5953,7 +5953,7 @@
               <w:rPr>
                 <w:rFonts w:ascii="Consolas" w:hAnsi="Consolas"/>
                 <w:color w:val="A02828"/>
-                <w:sz w:val="18"/>
+                <w:sz w:val="17"/>
               </w:rPr>
               <w:t>STI-306</w:t>
             </w:r>
@@ -5961,7 +5961,7 @@
               <w:rPr>
                 <w:rFonts w:ascii="Calibri" w:hAnsi="Calibri"/>
                 <w:color w:val="262626"/>
-                <w:sz w:val="19"/>
+                <w:sz w:val="18"/>
               </w:rPr>
               <w:t xml:space="preserve">, </w:t>
             </w:r>
@@ -5969,7 +5969,7 @@
               <w:rPr>
                 <w:rFonts w:ascii="Consolas" w:hAnsi="Consolas"/>
                 <w:color w:val="A02828"/>
-                <w:sz w:val="18"/>
+                <w:sz w:val="17"/>
               </w:rPr>
               <w:t>STI-407</w:t>
             </w:r>
@@ -5977,14 +5977,14 @@
         </w:tc>
         <w:tc>
           <w:tcPr>
-            <w:tcW w:type="dxa" w:w="1129"/>
+            <w:tcW w:type="dxa" w:w="1870"/>
             <w:vAlign w:val="center"/>
             <w:shd w:fill="F2F5F9"/>
             <w:tcMar>
-              <w:top w:w="80" w:type="dxa"/>
-              <w:bottom w:w="80" w:type="dxa"/>
-              <w:left w:w="100" w:type="dxa"/>
-              <w:right w:w="100" w:type="dxa"/>
+              <w:top w:w="70" w:type="dxa"/>
+              <w:bottom w:w="70" w:type="dxa"/>
+              <w:left w:w="90" w:type="dxa"/>
+              <w:right w:w="90" w:type="dxa"/>
             </w:tcMar>
           </w:tcPr>
           <w:p>
@@ -5997,7 +5997,7 @@
                 <w:rFonts w:ascii="Calibri" w:hAnsi="Calibri"/>
                 <w:b/>
                 <w:color w:val="262626"/>
-                <w:sz w:val="19"/>
+                <w:sz w:val="18"/>
               </w:rPr>
               <w:t>`STI-311`</w:t>
             </w:r>
@@ -6005,7 +6005,7 @@
               <w:rPr>
                 <w:rFonts w:ascii="Calibri" w:hAnsi="Calibri"/>
                 <w:color w:val="262626"/>
-                <w:sz w:val="19"/>
+                <w:sz w:val="18"/>
               </w:rPr>
               <w:t xml:space="preserve">, </w:t>
             </w:r>
@@ -6014,7 +6014,7 @@
                 <w:rFonts w:ascii="Calibri" w:hAnsi="Calibri"/>
                 <w:b/>
                 <w:color w:val="262626"/>
-                <w:sz w:val="19"/>
+                <w:sz w:val="18"/>
               </w:rPr>
               <w:t>`STI-416`</w:t>
             </w:r>
@@ -6027,14 +6027,14 @@
         </w:trPr>
         <w:tc>
           <w:tcPr>
-            <w:tcW w:type="dxa" w:w="1129"/>
+            <w:tcW w:type="dxa" w:w="1870"/>
             <w:vAlign w:val="center"/>
             <w:shd w:fill="FFFFFF"/>
             <w:tcMar>
-              <w:top w:w="80" w:type="dxa"/>
-              <w:bottom w:w="80" w:type="dxa"/>
-              <w:left w:w="100" w:type="dxa"/>
-              <w:right w:w="100" w:type="dxa"/>
+              <w:top w:w="70" w:type="dxa"/>
+              <w:bottom w:w="70" w:type="dxa"/>
+              <w:left w:w="90" w:type="dxa"/>
+              <w:right w:w="90" w:type="dxa"/>
             </w:tcMar>
           </w:tcPr>
           <w:p>
@@ -6047,7 +6047,7 @@
                 <w:rFonts w:ascii="Calibri" w:hAnsi="Calibri"/>
                 <w:b/>
                 <w:color w:val="262626"/>
-                <w:sz w:val="19"/>
+                <w:sz w:val="18"/>
               </w:rPr>
               <w:t>5</w:t>
             </w:r>
@@ -6055,14 +6055,14 @@
         </w:tc>
         <w:tc>
           <w:tcPr>
-            <w:tcW w:type="dxa" w:w="1129"/>
+            <w:tcW w:type="dxa" w:w="1870"/>
             <w:vAlign w:val="center"/>
             <w:shd w:fill="FFFFFF"/>
             <w:tcMar>
-              <w:top w:w="80" w:type="dxa"/>
-              <w:bottom w:w="80" w:type="dxa"/>
-              <w:left w:w="100" w:type="dxa"/>
-              <w:right w:w="100" w:type="dxa"/>
+              <w:top w:w="70" w:type="dxa"/>
+              <w:bottom w:w="70" w:type="dxa"/>
+              <w:left w:w="90" w:type="dxa"/>
+              <w:right w:w="90" w:type="dxa"/>
             </w:tcMar>
           </w:tcPr>
           <w:p>
@@ -6074,7 +6074,7 @@
               <w:rPr>
                 <w:rFonts w:ascii="Calibri" w:hAnsi="Calibri"/>
                 <w:color w:val="262626"/>
-                <w:sz w:val="19"/>
+                <w:sz w:val="18"/>
               </w:rPr>
               <w:t>23</w:t>
             </w:r>
@@ -6082,14 +6082,14 @@
         </w:tc>
         <w:tc>
           <w:tcPr>
-            <w:tcW w:type="dxa" w:w="1129"/>
+            <w:tcW w:type="dxa" w:w="1870"/>
             <w:vAlign w:val="center"/>
             <w:shd w:fill="FFFFFF"/>
             <w:tcMar>
-              <w:top w:w="80" w:type="dxa"/>
-              <w:bottom w:w="80" w:type="dxa"/>
-              <w:left w:w="100" w:type="dxa"/>
-              <w:right w:w="100" w:type="dxa"/>
+              <w:top w:w="70" w:type="dxa"/>
+              <w:bottom w:w="70" w:type="dxa"/>
+              <w:left w:w="90" w:type="dxa"/>
+              <w:right w:w="90" w:type="dxa"/>
             </w:tcMar>
           </w:tcPr>
           <w:p>
@@ -6101,7 +6101,7 @@
               <w:rPr>
                 <w:rFonts w:ascii="Consolas" w:hAnsi="Consolas"/>
                 <w:color w:val="A02828"/>
-                <w:sz w:val="18"/>
+                <w:sz w:val="17"/>
               </w:rPr>
               <w:t>STI-506</w:t>
             </w:r>
@@ -6109,14 +6109,14 @@
         </w:tc>
         <w:tc>
           <w:tcPr>
-            <w:tcW w:type="dxa" w:w="1129"/>
+            <w:tcW w:type="dxa" w:w="1870"/>
             <w:vAlign w:val="center"/>
             <w:shd w:fill="FFFFFF"/>
             <w:tcMar>
-              <w:top w:w="80" w:type="dxa"/>
-              <w:bottom w:w="80" w:type="dxa"/>
-              <w:left w:w="100" w:type="dxa"/>
-              <w:right w:w="100" w:type="dxa"/>
+              <w:top w:w="70" w:type="dxa"/>
+              <w:bottom w:w="70" w:type="dxa"/>
+              <w:left w:w="90" w:type="dxa"/>
+              <w:right w:w="90" w:type="dxa"/>
             </w:tcMar>
           </w:tcPr>
           <w:p>
@@ -6129,7 +6129,7 @@
                 <w:rFonts w:ascii="Calibri" w:hAnsi="Calibri"/>
                 <w:b/>
                 <w:color w:val="262626"/>
-                <w:sz w:val="19"/>
+                <w:sz w:val="18"/>
               </w:rPr>
               <w:t>`STI-523`</w:t>
             </w:r>
@@ -6137,14 +6137,14 @@
         </w:tc>
         <w:tc>
           <w:tcPr>
-            <w:tcW w:type="dxa" w:w="1129"/>
+            <w:tcW w:type="dxa" w:w="1870"/>
             <w:vAlign w:val="center"/>
             <w:shd w:fill="FFFFFF"/>
             <w:tcMar>
-              <w:top w:w="80" w:type="dxa"/>
-              <w:bottom w:w="80" w:type="dxa"/>
-              <w:left w:w="100" w:type="dxa"/>
-              <w:right w:w="100" w:type="dxa"/>
+              <w:top w:w="70" w:type="dxa"/>
+              <w:bottom w:w="70" w:type="dxa"/>
+              <w:left w:w="90" w:type="dxa"/>
+              <w:right w:w="90" w:type="dxa"/>
             </w:tcMar>
           </w:tcPr>
           <w:p>
@@ -6156,7 +6156,7 @@
               <w:rPr>
                 <w:rFonts w:ascii="Calibri" w:hAnsi="Calibri"/>
                 <w:color w:val="262626"/>
-                <w:sz w:val="19"/>
+                <w:sz w:val="18"/>
               </w:rPr>
               <w:t>Manajemen Proyek TI</w:t>
             </w:r>
@@ -6164,14 +6164,14 @@
         </w:tc>
         <w:tc>
           <w:tcPr>
-            <w:tcW w:type="dxa" w:w="1129"/>
+            <w:tcW w:type="dxa" w:w="1870"/>
             <w:vAlign w:val="center"/>
             <w:shd w:fill="FFFFFF"/>
             <w:tcMar>
-              <w:top w:w="80" w:type="dxa"/>
-              <w:bottom w:w="80" w:type="dxa"/>
-              <w:left w:w="100" w:type="dxa"/>
-              <w:right w:w="100" w:type="dxa"/>
+              <w:top w:w="70" w:type="dxa"/>
+              <w:bottom w:w="70" w:type="dxa"/>
+              <w:left w:w="90" w:type="dxa"/>
+              <w:right w:w="90" w:type="dxa"/>
             </w:tcMar>
           </w:tcPr>
           <w:p>
@@ -6183,7 +6183,7 @@
               <w:rPr>
                 <w:rFonts w:ascii="Calibri" w:hAnsi="Calibri"/>
                 <w:color w:val="262626"/>
-                <w:sz w:val="19"/>
+                <w:sz w:val="18"/>
               </w:rPr>
               <w:t>3</w:t>
             </w:r>
@@ -6191,14 +6191,14 @@
         </w:tc>
         <w:tc>
           <w:tcPr>
-            <w:tcW w:type="dxa" w:w="1129"/>
+            <w:tcW w:type="dxa" w:w="1870"/>
             <w:vAlign w:val="center"/>
             <w:shd w:fill="FFFFFF"/>
             <w:tcMar>
-              <w:top w:w="80" w:type="dxa"/>
-              <w:bottom w:w="80" w:type="dxa"/>
-              <w:left w:w="100" w:type="dxa"/>
-              <w:right w:w="100" w:type="dxa"/>
+              <w:top w:w="70" w:type="dxa"/>
+              <w:bottom w:w="70" w:type="dxa"/>
+              <w:left w:w="90" w:type="dxa"/>
+              <w:right w:w="90" w:type="dxa"/>
             </w:tcMar>
           </w:tcPr>
           <w:p>
@@ -6210,7 +6210,7 @@
               <w:rPr>
                 <w:rFonts w:ascii="Consolas" w:hAnsi="Consolas"/>
                 <w:color w:val="A02828"/>
-                <w:sz w:val="18"/>
+                <w:sz w:val="17"/>
               </w:rPr>
               <w:t>STI-301</w:t>
             </w:r>
@@ -6218,7 +6218,7 @@
               <w:rPr>
                 <w:rFonts w:ascii="Calibri" w:hAnsi="Calibri"/>
                 <w:color w:val="262626"/>
-                <w:sz w:val="19"/>
+                <w:sz w:val="18"/>
               </w:rPr>
               <w:t xml:space="preserve">, </w:t>
             </w:r>
@@ -6226,7 +6226,7 @@
               <w:rPr>
                 <w:rFonts w:ascii="Consolas" w:hAnsi="Consolas"/>
                 <w:color w:val="A02828"/>
-                <w:sz w:val="18"/>
+                <w:sz w:val="17"/>
               </w:rPr>
               <w:t>STI-304</w:t>
             </w:r>
@@ -6234,14 +6234,14 @@
         </w:tc>
         <w:tc>
           <w:tcPr>
-            <w:tcW w:type="dxa" w:w="1129"/>
+            <w:tcW w:type="dxa" w:w="1870"/>
             <w:vAlign w:val="center"/>
             <w:shd w:fill="FFFFFF"/>
             <w:tcMar>
-              <w:top w:w="80" w:type="dxa"/>
-              <w:bottom w:w="80" w:type="dxa"/>
-              <w:left w:w="100" w:type="dxa"/>
-              <w:right w:w="100" w:type="dxa"/>
+              <w:top w:w="70" w:type="dxa"/>
+              <w:bottom w:w="70" w:type="dxa"/>
+              <w:left w:w="90" w:type="dxa"/>
+              <w:right w:w="90" w:type="dxa"/>
             </w:tcMar>
           </w:tcPr>
           <w:p>
@@ -6254,7 +6254,7 @@
                 <w:rFonts w:ascii="Calibri" w:hAnsi="Calibri"/>
                 <w:b/>
                 <w:color w:val="262626"/>
-                <w:sz w:val="19"/>
+                <w:sz w:val="18"/>
               </w:rPr>
               <w:t>`STI-306`</w:t>
             </w:r>
@@ -6262,7 +6262,7 @@
               <w:rPr>
                 <w:rFonts w:ascii="Calibri" w:hAnsi="Calibri"/>
                 <w:color w:val="262626"/>
-                <w:sz w:val="19"/>
+                <w:sz w:val="18"/>
               </w:rPr>
               <w:t xml:space="preserve">, </w:t>
             </w:r>
@@ -6271,7 +6271,7 @@
                 <w:rFonts w:ascii="Calibri" w:hAnsi="Calibri"/>
                 <w:b/>
                 <w:color w:val="262626"/>
-                <w:sz w:val="19"/>
+                <w:sz w:val="18"/>
               </w:rPr>
               <w:t>`STI-309`</w:t>
             </w:r>
@@ -6284,14 +6284,14 @@
         </w:trPr>
         <w:tc>
           <w:tcPr>
-            <w:tcW w:type="dxa" w:w="1129"/>
+            <w:tcW w:type="dxa" w:w="1870"/>
             <w:vAlign w:val="center"/>
             <w:shd w:fill="F2F5F9"/>
             <w:tcMar>
-              <w:top w:w="80" w:type="dxa"/>
-              <w:bottom w:w="80" w:type="dxa"/>
-              <w:left w:w="100" w:type="dxa"/>
-              <w:right w:w="100" w:type="dxa"/>
+              <w:top w:w="70" w:type="dxa"/>
+              <w:bottom w:w="70" w:type="dxa"/>
+              <w:left w:w="90" w:type="dxa"/>
+              <w:right w:w="90" w:type="dxa"/>
             </w:tcMar>
           </w:tcPr>
           <w:p>
@@ -6304,7 +6304,7 @@
                 <w:rFonts w:ascii="Calibri" w:hAnsi="Calibri"/>
                 <w:b/>
                 <w:color w:val="262626"/>
-                <w:sz w:val="19"/>
+                <w:sz w:val="18"/>
               </w:rPr>
               <w:t>6</w:t>
             </w:r>
@@ -6312,14 +6312,14 @@
         </w:tc>
         <w:tc>
           <w:tcPr>
-            <w:tcW w:type="dxa" w:w="1129"/>
+            <w:tcW w:type="dxa" w:w="1870"/>
             <w:vAlign w:val="center"/>
             <w:shd w:fill="F2F5F9"/>
             <w:tcMar>
-              <w:top w:w="80" w:type="dxa"/>
-              <w:bottom w:w="80" w:type="dxa"/>
-              <w:left w:w="100" w:type="dxa"/>
-              <w:right w:w="100" w:type="dxa"/>
+              <w:top w:w="70" w:type="dxa"/>
+              <w:bottom w:w="70" w:type="dxa"/>
+              <w:left w:w="90" w:type="dxa"/>
+              <w:right w:w="90" w:type="dxa"/>
             </w:tcMar>
           </w:tcPr>
           <w:p>
@@ -6331,7 +6331,7 @@
               <w:rPr>
                 <w:rFonts w:ascii="Calibri" w:hAnsi="Calibri"/>
                 <w:color w:val="262626"/>
-                <w:sz w:val="19"/>
+                <w:sz w:val="18"/>
               </w:rPr>
               <w:t>24</w:t>
             </w:r>
@@ -6339,14 +6339,14 @@
         </w:tc>
         <w:tc>
           <w:tcPr>
-            <w:tcW w:type="dxa" w:w="1129"/>
+            <w:tcW w:type="dxa" w:w="1870"/>
             <w:vAlign w:val="center"/>
             <w:shd w:fill="F2F5F9"/>
             <w:tcMar>
-              <w:top w:w="80" w:type="dxa"/>
-              <w:bottom w:w="80" w:type="dxa"/>
-              <w:left w:w="100" w:type="dxa"/>
-              <w:right w:w="100" w:type="dxa"/>
+              <w:top w:w="70" w:type="dxa"/>
+              <w:bottom w:w="70" w:type="dxa"/>
+              <w:left w:w="90" w:type="dxa"/>
+              <w:right w:w="90" w:type="dxa"/>
             </w:tcMar>
           </w:tcPr>
           <w:p>
@@ -6358,7 +6358,7 @@
               <w:rPr>
                 <w:rFonts w:ascii="Consolas" w:hAnsi="Consolas"/>
                 <w:color w:val="A02828"/>
-                <w:sz w:val="18"/>
+                <w:sz w:val="17"/>
               </w:rPr>
               <w:t>STI-601</w:t>
             </w:r>
@@ -6366,14 +6366,14 @@
         </w:tc>
         <w:tc>
           <w:tcPr>
-            <w:tcW w:type="dxa" w:w="1129"/>
+            <w:tcW w:type="dxa" w:w="1870"/>
             <w:vAlign w:val="center"/>
             <w:shd w:fill="F2F5F9"/>
             <w:tcMar>
-              <w:top w:w="80" w:type="dxa"/>
-              <w:bottom w:w="80" w:type="dxa"/>
-              <w:left w:w="100" w:type="dxa"/>
-              <w:right w:w="100" w:type="dxa"/>
+              <w:top w:w="70" w:type="dxa"/>
+              <w:bottom w:w="70" w:type="dxa"/>
+              <w:left w:w="90" w:type="dxa"/>
+              <w:right w:w="90" w:type="dxa"/>
             </w:tcMar>
           </w:tcPr>
           <w:p>
@@ -6386,7 +6386,7 @@
                 <w:rFonts w:ascii="Calibri" w:hAnsi="Calibri"/>
                 <w:b/>
                 <w:color w:val="262626"/>
-                <w:sz w:val="19"/>
+                <w:sz w:val="18"/>
               </w:rPr>
               <w:t>`STI-624`</w:t>
             </w:r>
@@ -6394,14 +6394,14 @@
         </w:tc>
         <w:tc>
           <w:tcPr>
-            <w:tcW w:type="dxa" w:w="1129"/>
+            <w:tcW w:type="dxa" w:w="1870"/>
             <w:vAlign w:val="center"/>
             <w:shd w:fill="F2F5F9"/>
             <w:tcMar>
-              <w:top w:w="80" w:type="dxa"/>
-              <w:bottom w:w="80" w:type="dxa"/>
-              <w:left w:w="100" w:type="dxa"/>
-              <w:right w:w="100" w:type="dxa"/>
+              <w:top w:w="70" w:type="dxa"/>
+              <w:bottom w:w="70" w:type="dxa"/>
+              <w:left w:w="90" w:type="dxa"/>
+              <w:right w:w="90" w:type="dxa"/>
             </w:tcMar>
           </w:tcPr>
           <w:p>
@@ -6413,7 +6413,7 @@
               <w:rPr>
                 <w:rFonts w:ascii="Calibri" w:hAnsi="Calibri"/>
                 <w:color w:val="262626"/>
-                <w:sz w:val="19"/>
+                <w:sz w:val="18"/>
               </w:rPr>
               <w:t>Integrasi Layanan Cerdas Berbasis AI</w:t>
             </w:r>
@@ -6421,14 +6421,14 @@
         </w:tc>
         <w:tc>
           <w:tcPr>
-            <w:tcW w:type="dxa" w:w="1129"/>
+            <w:tcW w:type="dxa" w:w="1870"/>
             <w:vAlign w:val="center"/>
             <w:shd w:fill="F2F5F9"/>
             <w:tcMar>
-              <w:top w:w="80" w:type="dxa"/>
-              <w:bottom w:w="80" w:type="dxa"/>
-              <w:left w:w="100" w:type="dxa"/>
-              <w:right w:w="100" w:type="dxa"/>
+              <w:top w:w="70" w:type="dxa"/>
+              <w:bottom w:w="70" w:type="dxa"/>
+              <w:left w:w="90" w:type="dxa"/>
+              <w:right w:w="90" w:type="dxa"/>
             </w:tcMar>
           </w:tcPr>
           <w:p>
@@ -6440,7 +6440,7 @@
               <w:rPr>
                 <w:rFonts w:ascii="Calibri" w:hAnsi="Calibri"/>
                 <w:color w:val="262626"/>
-                <w:sz w:val="19"/>
+                <w:sz w:val="18"/>
               </w:rPr>
               <w:t>3</w:t>
             </w:r>
@@ -6448,14 +6448,14 @@
         </w:tc>
         <w:tc>
           <w:tcPr>
-            <w:tcW w:type="dxa" w:w="1129"/>
+            <w:tcW w:type="dxa" w:w="1870"/>
             <w:vAlign w:val="center"/>
             <w:shd w:fill="F2F5F9"/>
             <w:tcMar>
-              <w:top w:w="80" w:type="dxa"/>
-              <w:bottom w:w="80" w:type="dxa"/>
-              <w:left w:w="100" w:type="dxa"/>
-              <w:right w:w="100" w:type="dxa"/>
+              <w:top w:w="70" w:type="dxa"/>
+              <w:bottom w:w="70" w:type="dxa"/>
+              <w:left w:w="90" w:type="dxa"/>
+              <w:right w:w="90" w:type="dxa"/>
             </w:tcMar>
           </w:tcPr>
           <w:p>
@@ -6467,7 +6467,7 @@
               <w:rPr>
                 <w:rFonts w:ascii="Consolas" w:hAnsi="Consolas"/>
                 <w:color w:val="A02828"/>
-                <w:sz w:val="18"/>
+                <w:sz w:val="17"/>
               </w:rPr>
               <w:t>STI-501</w:t>
             </w:r>
@@ -6475,7 +6475,7 @@
               <w:rPr>
                 <w:rFonts w:ascii="Calibri" w:hAnsi="Calibri"/>
                 <w:color w:val="262626"/>
-                <w:sz w:val="19"/>
+                <w:sz w:val="18"/>
               </w:rPr>
               <w:t xml:space="preserve">, </w:t>
             </w:r>
@@ -6483,7 +6483,7 @@
               <w:rPr>
                 <w:rFonts w:ascii="Consolas" w:hAnsi="Consolas"/>
                 <w:color w:val="A02828"/>
-                <w:sz w:val="18"/>
+                <w:sz w:val="17"/>
               </w:rPr>
               <w:t>STI-407</w:t>
             </w:r>
@@ -6491,14 +6491,14 @@
         </w:tc>
         <w:tc>
           <w:tcPr>
-            <w:tcW w:type="dxa" w:w="1129"/>
+            <w:tcW w:type="dxa" w:w="1870"/>
             <w:vAlign w:val="center"/>
             <w:shd w:fill="F2F5F9"/>
             <w:tcMar>
-              <w:top w:w="80" w:type="dxa"/>
-              <w:bottom w:w="80" w:type="dxa"/>
-              <w:left w:w="100" w:type="dxa"/>
-              <w:right w:w="100" w:type="dxa"/>
+              <w:top w:w="70" w:type="dxa"/>
+              <w:bottom w:w="70" w:type="dxa"/>
+              <w:left w:w="90" w:type="dxa"/>
+              <w:right w:w="90" w:type="dxa"/>
             </w:tcMar>
           </w:tcPr>
           <w:p>
@@ -6511,7 +6511,7 @@
                 <w:rFonts w:ascii="Calibri" w:hAnsi="Calibri"/>
                 <w:b/>
                 <w:color w:val="262626"/>
-                <w:sz w:val="19"/>
+                <w:sz w:val="18"/>
               </w:rPr>
               <w:t>`STI-519`</w:t>
             </w:r>
@@ -6519,7 +6519,7 @@
               <w:rPr>
                 <w:rFonts w:ascii="Calibri" w:hAnsi="Calibri"/>
                 <w:color w:val="262626"/>
-                <w:sz w:val="19"/>
+                <w:sz w:val="18"/>
               </w:rPr>
               <w:t xml:space="preserve">, </w:t>
             </w:r>
@@ -6528,7 +6528,7 @@
                 <w:rFonts w:ascii="Calibri" w:hAnsi="Calibri"/>
                 <w:b/>
                 <w:color w:val="262626"/>
-                <w:sz w:val="19"/>
+                <w:sz w:val="18"/>
               </w:rPr>
               <w:t>`STI-416`</w:t>
             </w:r>
@@ -6541,14 +6541,14 @@
         </w:trPr>
         <w:tc>
           <w:tcPr>
-            <w:tcW w:type="dxa" w:w="1129"/>
+            <w:tcW w:type="dxa" w:w="1870"/>
             <w:vAlign w:val="center"/>
             <w:shd w:fill="FFFFFF"/>
             <w:tcMar>
-              <w:top w:w="80" w:type="dxa"/>
-              <w:bottom w:w="80" w:type="dxa"/>
-              <w:left w:w="100" w:type="dxa"/>
-              <w:right w:w="100" w:type="dxa"/>
+              <w:top w:w="70" w:type="dxa"/>
+              <w:bottom w:w="70" w:type="dxa"/>
+              <w:left w:w="90" w:type="dxa"/>
+              <w:right w:w="90" w:type="dxa"/>
             </w:tcMar>
           </w:tcPr>
           <w:p>
@@ -6561,7 +6561,7 @@
                 <w:rFonts w:ascii="Calibri" w:hAnsi="Calibri"/>
                 <w:b/>
                 <w:color w:val="262626"/>
-                <w:sz w:val="19"/>
+                <w:sz w:val="18"/>
               </w:rPr>
               <w:t>6</w:t>
             </w:r>
@@ -6569,14 +6569,14 @@
         </w:tc>
         <w:tc>
           <w:tcPr>
-            <w:tcW w:type="dxa" w:w="1129"/>
+            <w:tcW w:type="dxa" w:w="1870"/>
             <w:vAlign w:val="center"/>
             <w:shd w:fill="FFFFFF"/>
             <w:tcMar>
-              <w:top w:w="80" w:type="dxa"/>
-              <w:bottom w:w="80" w:type="dxa"/>
-              <w:left w:w="100" w:type="dxa"/>
-              <w:right w:w="100" w:type="dxa"/>
+              <w:top w:w="70" w:type="dxa"/>
+              <w:bottom w:w="70" w:type="dxa"/>
+              <w:left w:w="90" w:type="dxa"/>
+              <w:right w:w="90" w:type="dxa"/>
             </w:tcMar>
           </w:tcPr>
           <w:p>
@@ -6588,7 +6588,7 @@
               <w:rPr>
                 <w:rFonts w:ascii="Calibri" w:hAnsi="Calibri"/>
                 <w:color w:val="262626"/>
-                <w:sz w:val="19"/>
+                <w:sz w:val="18"/>
               </w:rPr>
               <w:t>25</w:t>
             </w:r>
@@ -6596,14 +6596,14 @@
         </w:tc>
         <w:tc>
           <w:tcPr>
-            <w:tcW w:type="dxa" w:w="1129"/>
+            <w:tcW w:type="dxa" w:w="1870"/>
             <w:vAlign w:val="center"/>
             <w:shd w:fill="FFFFFF"/>
             <w:tcMar>
-              <w:top w:w="80" w:type="dxa"/>
-              <w:bottom w:w="80" w:type="dxa"/>
-              <w:left w:w="100" w:type="dxa"/>
-              <w:right w:w="100" w:type="dxa"/>
+              <w:top w:w="70" w:type="dxa"/>
+              <w:bottom w:w="70" w:type="dxa"/>
+              <w:left w:w="90" w:type="dxa"/>
+              <w:right w:w="90" w:type="dxa"/>
             </w:tcMar>
           </w:tcPr>
           <w:p>
@@ -6615,7 +6615,7 @@
               <w:rPr>
                 <w:rFonts w:ascii="Consolas" w:hAnsi="Consolas"/>
                 <w:color w:val="A02828"/>
-                <w:sz w:val="18"/>
+                <w:sz w:val="17"/>
               </w:rPr>
               <w:t>STI-602</w:t>
             </w:r>
@@ -6623,14 +6623,14 @@
         </w:tc>
         <w:tc>
           <w:tcPr>
-            <w:tcW w:type="dxa" w:w="1129"/>
+            <w:tcW w:type="dxa" w:w="1870"/>
             <w:vAlign w:val="center"/>
             <w:shd w:fill="FFFFFF"/>
             <w:tcMar>
-              <w:top w:w="80" w:type="dxa"/>
-              <w:bottom w:w="80" w:type="dxa"/>
-              <w:left w:w="100" w:type="dxa"/>
-              <w:right w:w="100" w:type="dxa"/>
+              <w:top w:w="70" w:type="dxa"/>
+              <w:bottom w:w="70" w:type="dxa"/>
+              <w:left w:w="90" w:type="dxa"/>
+              <w:right w:w="90" w:type="dxa"/>
             </w:tcMar>
           </w:tcPr>
           <w:p>
@@ -6643,7 +6643,7 @@
                 <w:rFonts w:ascii="Calibri" w:hAnsi="Calibri"/>
                 <w:b/>
                 <w:color w:val="262626"/>
-                <w:sz w:val="19"/>
+                <w:sz w:val="18"/>
               </w:rPr>
               <w:t>`STI-625`</w:t>
             </w:r>
@@ -6651,14 +6651,14 @@
         </w:tc>
         <w:tc>
           <w:tcPr>
-            <w:tcW w:type="dxa" w:w="1129"/>
+            <w:tcW w:type="dxa" w:w="1870"/>
             <w:vAlign w:val="center"/>
             <w:shd w:fill="FFFFFF"/>
             <w:tcMar>
-              <w:top w:w="80" w:type="dxa"/>
-              <w:bottom w:w="80" w:type="dxa"/>
-              <w:left w:w="100" w:type="dxa"/>
-              <w:right w:w="100" w:type="dxa"/>
+              <w:top w:w="70" w:type="dxa"/>
+              <w:bottom w:w="70" w:type="dxa"/>
+              <w:left w:w="90" w:type="dxa"/>
+              <w:right w:w="90" w:type="dxa"/>
             </w:tcMar>
           </w:tcPr>
           <w:p>
@@ -6670,7 +6670,7 @@
               <w:rPr>
                 <w:rFonts w:ascii="Calibri" w:hAnsi="Calibri"/>
                 <w:color w:val="262626"/>
-                <w:sz w:val="19"/>
+                <w:sz w:val="18"/>
               </w:rPr>
               <w:t>Smart City &amp; Pemerintahan Digital</w:t>
             </w:r>
@@ -6678,14 +6678,14 @@
         </w:tc>
         <w:tc>
           <w:tcPr>
-            <w:tcW w:type="dxa" w:w="1129"/>
+            <w:tcW w:type="dxa" w:w="1870"/>
             <w:vAlign w:val="center"/>
             <w:shd w:fill="FFFFFF"/>
             <w:tcMar>
-              <w:top w:w="80" w:type="dxa"/>
-              <w:bottom w:w="80" w:type="dxa"/>
-              <w:left w:w="100" w:type="dxa"/>
-              <w:right w:w="100" w:type="dxa"/>
+              <w:top w:w="70" w:type="dxa"/>
+              <w:bottom w:w="70" w:type="dxa"/>
+              <w:left w:w="90" w:type="dxa"/>
+              <w:right w:w="90" w:type="dxa"/>
             </w:tcMar>
           </w:tcPr>
           <w:p>
@@ -6697,7 +6697,7 @@
               <w:rPr>
                 <w:rFonts w:ascii="Calibri" w:hAnsi="Calibri"/>
                 <w:color w:val="262626"/>
-                <w:sz w:val="19"/>
+                <w:sz w:val="18"/>
               </w:rPr>
               <w:t>2</w:t>
             </w:r>
@@ -6705,14 +6705,14 @@
         </w:tc>
         <w:tc>
           <w:tcPr>
-            <w:tcW w:type="dxa" w:w="1129"/>
+            <w:tcW w:type="dxa" w:w="1870"/>
             <w:vAlign w:val="center"/>
             <w:shd w:fill="FFFFFF"/>
             <w:tcMar>
-              <w:top w:w="80" w:type="dxa"/>
-              <w:bottom w:w="80" w:type="dxa"/>
-              <w:left w:w="100" w:type="dxa"/>
-              <w:right w:w="100" w:type="dxa"/>
+              <w:top w:w="70" w:type="dxa"/>
+              <w:bottom w:w="70" w:type="dxa"/>
+              <w:left w:w="90" w:type="dxa"/>
+              <w:right w:w="90" w:type="dxa"/>
             </w:tcMar>
           </w:tcPr>
           <w:p>
@@ -6724,7 +6724,7 @@
               <w:rPr>
                 <w:rFonts w:ascii="Consolas" w:hAnsi="Consolas"/>
                 <w:color w:val="A02828"/>
-                <w:sz w:val="18"/>
+                <w:sz w:val="17"/>
               </w:rPr>
               <w:t>STI-504</w:t>
             </w:r>
@@ -6732,14 +6732,14 @@
         </w:tc>
         <w:tc>
           <w:tcPr>
-            <w:tcW w:type="dxa" w:w="1129"/>
+            <w:tcW w:type="dxa" w:w="1870"/>
             <w:vAlign w:val="center"/>
             <w:shd w:fill="FFFFFF"/>
             <w:tcMar>
-              <w:top w:w="80" w:type="dxa"/>
-              <w:bottom w:w="80" w:type="dxa"/>
-              <w:left w:w="100" w:type="dxa"/>
-              <w:right w:w="100" w:type="dxa"/>
+              <w:top w:w="70" w:type="dxa"/>
+              <w:bottom w:w="70" w:type="dxa"/>
+              <w:left w:w="90" w:type="dxa"/>
+              <w:right w:w="90" w:type="dxa"/>
             </w:tcMar>
           </w:tcPr>
           <w:p>
@@ -6752,7 +6752,7 @@
                 <w:rFonts w:ascii="Calibri" w:hAnsi="Calibri"/>
                 <w:b/>
                 <w:color w:val="262626"/>
-                <w:sz w:val="19"/>
+                <w:sz w:val="18"/>
               </w:rPr>
               <w:t>`STI-521`</w:t>
             </w:r>
@@ -6765,14 +6765,14 @@
         </w:trPr>
         <w:tc>
           <w:tcPr>
-            <w:tcW w:type="dxa" w:w="1129"/>
+            <w:tcW w:type="dxa" w:w="1870"/>
             <w:vAlign w:val="center"/>
             <w:shd w:fill="F2F5F9"/>
             <w:tcMar>
-              <w:top w:w="80" w:type="dxa"/>
-              <w:bottom w:w="80" w:type="dxa"/>
-              <w:left w:w="100" w:type="dxa"/>
-              <w:right w:w="100" w:type="dxa"/>
+              <w:top w:w="70" w:type="dxa"/>
+              <w:bottom w:w="70" w:type="dxa"/>
+              <w:left w:w="90" w:type="dxa"/>
+              <w:right w:w="90" w:type="dxa"/>
             </w:tcMar>
           </w:tcPr>
           <w:p>
@@ -6785,7 +6785,7 @@
                 <w:rFonts w:ascii="Calibri" w:hAnsi="Calibri"/>
                 <w:b/>
                 <w:color w:val="262626"/>
-                <w:sz w:val="19"/>
+                <w:sz w:val="18"/>
               </w:rPr>
               <w:t>6</w:t>
             </w:r>
@@ -6793,14 +6793,14 @@
         </w:tc>
         <w:tc>
           <w:tcPr>
-            <w:tcW w:type="dxa" w:w="1129"/>
+            <w:tcW w:type="dxa" w:w="1870"/>
             <w:vAlign w:val="center"/>
             <w:shd w:fill="F2F5F9"/>
             <w:tcMar>
-              <w:top w:w="80" w:type="dxa"/>
-              <w:bottom w:w="80" w:type="dxa"/>
-              <w:left w:w="100" w:type="dxa"/>
-              <w:right w:w="100" w:type="dxa"/>
+              <w:top w:w="70" w:type="dxa"/>
+              <w:bottom w:w="70" w:type="dxa"/>
+              <w:left w:w="90" w:type="dxa"/>
+              <w:right w:w="90" w:type="dxa"/>
             </w:tcMar>
           </w:tcPr>
           <w:p>
@@ -6812,7 +6812,7 @@
               <w:rPr>
                 <w:rFonts w:ascii="Calibri" w:hAnsi="Calibri"/>
                 <w:color w:val="262626"/>
-                <w:sz w:val="19"/>
+                <w:sz w:val="18"/>
               </w:rPr>
               <w:t>26</w:t>
             </w:r>
@@ -6820,14 +6820,14 @@
         </w:tc>
         <w:tc>
           <w:tcPr>
-            <w:tcW w:type="dxa" w:w="1129"/>
+            <w:tcW w:type="dxa" w:w="1870"/>
             <w:vAlign w:val="center"/>
             <w:shd w:fill="F2F5F9"/>
             <w:tcMar>
-              <w:top w:w="80" w:type="dxa"/>
-              <w:bottom w:w="80" w:type="dxa"/>
-              <w:left w:w="100" w:type="dxa"/>
-              <w:right w:w="100" w:type="dxa"/>
+              <w:top w:w="70" w:type="dxa"/>
+              <w:bottom w:w="70" w:type="dxa"/>
+              <w:left w:w="90" w:type="dxa"/>
+              <w:right w:w="90" w:type="dxa"/>
             </w:tcMar>
           </w:tcPr>
           <w:p>
@@ -6839,7 +6839,7 @@
               <w:rPr>
                 <w:rFonts w:ascii="Consolas" w:hAnsi="Consolas"/>
                 <w:color w:val="A02828"/>
-                <w:sz w:val="18"/>
+                <w:sz w:val="17"/>
               </w:rPr>
               <w:t>STI-603</w:t>
             </w:r>
@@ -6847,14 +6847,14 @@
         </w:tc>
         <w:tc>
           <w:tcPr>
-            <w:tcW w:type="dxa" w:w="1129"/>
+            <w:tcW w:type="dxa" w:w="1870"/>
             <w:vAlign w:val="center"/>
             <w:shd w:fill="F2F5F9"/>
             <w:tcMar>
-              <w:top w:w="80" w:type="dxa"/>
-              <w:bottom w:w="80" w:type="dxa"/>
-              <w:left w:w="100" w:type="dxa"/>
-              <w:right w:w="100" w:type="dxa"/>
+              <w:top w:w="70" w:type="dxa"/>
+              <w:bottom w:w="70" w:type="dxa"/>
+              <w:left w:w="90" w:type="dxa"/>
+              <w:right w:w="90" w:type="dxa"/>
             </w:tcMar>
           </w:tcPr>
           <w:p>
@@ -6867,7 +6867,7 @@
                 <w:rFonts w:ascii="Calibri" w:hAnsi="Calibri"/>
                 <w:b/>
                 <w:color w:val="262626"/>
-                <w:sz w:val="19"/>
+                <w:sz w:val="18"/>
               </w:rPr>
               <w:t>`STI-626`</w:t>
             </w:r>
@@ -6875,14 +6875,14 @@
         </w:tc>
         <w:tc>
           <w:tcPr>
-            <w:tcW w:type="dxa" w:w="1129"/>
+            <w:tcW w:type="dxa" w:w="1870"/>
             <w:vAlign w:val="center"/>
             <w:shd w:fill="F2F5F9"/>
             <w:tcMar>
-              <w:top w:w="80" w:type="dxa"/>
-              <w:bottom w:w="80" w:type="dxa"/>
-              <w:left w:w="100" w:type="dxa"/>
-              <w:right w:w="100" w:type="dxa"/>
+              <w:top w:w="70" w:type="dxa"/>
+              <w:bottom w:w="70" w:type="dxa"/>
+              <w:left w:w="90" w:type="dxa"/>
+              <w:right w:w="90" w:type="dxa"/>
             </w:tcMar>
           </w:tcPr>
           <w:p>
@@ -6894,7 +6894,7 @@
               <w:rPr>
                 <w:rFonts w:ascii="Calibri" w:hAnsi="Calibri"/>
                 <w:color w:val="262626"/>
-                <w:sz w:val="19"/>
+                <w:sz w:val="18"/>
               </w:rPr>
               <w:t>Keamanan Informasi Lanjut</w:t>
             </w:r>
@@ -6902,14 +6902,14 @@
         </w:tc>
         <w:tc>
           <w:tcPr>
-            <w:tcW w:type="dxa" w:w="1129"/>
+            <w:tcW w:type="dxa" w:w="1870"/>
             <w:vAlign w:val="center"/>
             <w:shd w:fill="F2F5F9"/>
             <w:tcMar>
-              <w:top w:w="80" w:type="dxa"/>
-              <w:bottom w:w="80" w:type="dxa"/>
-              <w:left w:w="100" w:type="dxa"/>
-              <w:right w:w="100" w:type="dxa"/>
+              <w:top w:w="70" w:type="dxa"/>
+              <w:bottom w:w="70" w:type="dxa"/>
+              <w:left w:w="90" w:type="dxa"/>
+              <w:right w:w="90" w:type="dxa"/>
             </w:tcMar>
           </w:tcPr>
           <w:p>
@@ -6921,7 +6921,7 @@
               <w:rPr>
                 <w:rFonts w:ascii="Calibri" w:hAnsi="Calibri"/>
                 <w:color w:val="262626"/>
-                <w:sz w:val="19"/>
+                <w:sz w:val="18"/>
               </w:rPr>
               <w:t>3</w:t>
             </w:r>
@@ -6929,14 +6929,14 @@
         </w:tc>
         <w:tc>
           <w:tcPr>
-            <w:tcW w:type="dxa" w:w="1129"/>
+            <w:tcW w:type="dxa" w:w="1870"/>
             <w:vAlign w:val="center"/>
             <w:shd w:fill="F2F5F9"/>
             <w:tcMar>
-              <w:top w:w="80" w:type="dxa"/>
-              <w:bottom w:w="80" w:type="dxa"/>
-              <w:left w:w="100" w:type="dxa"/>
-              <w:right w:w="100" w:type="dxa"/>
+              <w:top w:w="70" w:type="dxa"/>
+              <w:bottom w:w="70" w:type="dxa"/>
+              <w:left w:w="90" w:type="dxa"/>
+              <w:right w:w="90" w:type="dxa"/>
             </w:tcMar>
           </w:tcPr>
           <w:p>
@@ -6948,7 +6948,7 @@
               <w:rPr>
                 <w:rFonts w:ascii="Consolas" w:hAnsi="Consolas"/>
                 <w:color w:val="A02828"/>
-                <w:sz w:val="18"/>
+                <w:sz w:val="17"/>
               </w:rPr>
               <w:t>STI-405</w:t>
             </w:r>
@@ -6956,14 +6956,14 @@
         </w:tc>
         <w:tc>
           <w:tcPr>
-            <w:tcW w:type="dxa" w:w="1129"/>
+            <w:tcW w:type="dxa" w:w="1870"/>
             <w:vAlign w:val="center"/>
             <w:shd w:fill="F2F5F9"/>
             <w:tcMar>
-              <w:top w:w="80" w:type="dxa"/>
-              <w:bottom w:w="80" w:type="dxa"/>
-              <w:left w:w="100" w:type="dxa"/>
-              <w:right w:w="100" w:type="dxa"/>
+              <w:top w:w="70" w:type="dxa"/>
+              <w:bottom w:w="70" w:type="dxa"/>
+              <w:left w:w="90" w:type="dxa"/>
+              <w:right w:w="90" w:type="dxa"/>
             </w:tcMar>
           </w:tcPr>
           <w:p>
@@ -6976,7 +6976,7 @@
                 <w:rFonts w:ascii="Calibri" w:hAnsi="Calibri"/>
                 <w:b/>
                 <w:color w:val="262626"/>
-                <w:sz w:val="19"/>
+                <w:sz w:val="18"/>
               </w:rPr>
               <w:t>`STI-418`</w:t>
             </w:r>
@@ -6989,14 +6989,14 @@
         </w:trPr>
         <w:tc>
           <w:tcPr>
-            <w:tcW w:type="dxa" w:w="1129"/>
+            <w:tcW w:type="dxa" w:w="1870"/>
             <w:vAlign w:val="center"/>
             <w:shd w:fill="FFFFFF"/>
             <w:tcMar>
-              <w:top w:w="80" w:type="dxa"/>
-              <w:bottom w:w="80" w:type="dxa"/>
-              <w:left w:w="100" w:type="dxa"/>
-              <w:right w:w="100" w:type="dxa"/>
+              <w:top w:w="70" w:type="dxa"/>
+              <w:bottom w:w="70" w:type="dxa"/>
+              <w:left w:w="90" w:type="dxa"/>
+              <w:right w:w="90" w:type="dxa"/>
             </w:tcMar>
           </w:tcPr>
           <w:p>
@@ -7009,7 +7009,7 @@
                 <w:rFonts w:ascii="Calibri" w:hAnsi="Calibri"/>
                 <w:b/>
                 <w:color w:val="262626"/>
-                <w:sz w:val="19"/>
+                <w:sz w:val="18"/>
               </w:rPr>
               <w:t>6</w:t>
             </w:r>
@@ -7017,14 +7017,14 @@
         </w:tc>
         <w:tc>
           <w:tcPr>
-            <w:tcW w:type="dxa" w:w="1129"/>
+            <w:tcW w:type="dxa" w:w="1870"/>
             <w:vAlign w:val="center"/>
             <w:shd w:fill="FFFFFF"/>
             <w:tcMar>
-              <w:top w:w="80" w:type="dxa"/>
-              <w:bottom w:w="80" w:type="dxa"/>
-              <w:left w:w="100" w:type="dxa"/>
-              <w:right w:w="100" w:type="dxa"/>
+              <w:top w:w="70" w:type="dxa"/>
+              <w:bottom w:w="70" w:type="dxa"/>
+              <w:left w:w="90" w:type="dxa"/>
+              <w:right w:w="90" w:type="dxa"/>
             </w:tcMar>
           </w:tcPr>
           <w:p>
@@ -7036,7 +7036,7 @@
               <w:rPr>
                 <w:rFonts w:ascii="Calibri" w:hAnsi="Calibri"/>
                 <w:color w:val="262626"/>
-                <w:sz w:val="19"/>
+                <w:sz w:val="18"/>
               </w:rPr>
               <w:t>27</w:t>
             </w:r>
@@ -7044,14 +7044,14 @@
         </w:tc>
         <w:tc>
           <w:tcPr>
-            <w:tcW w:type="dxa" w:w="1129"/>
+            <w:tcW w:type="dxa" w:w="1870"/>
             <w:vAlign w:val="center"/>
             <w:shd w:fill="FFFFFF"/>
             <w:tcMar>
-              <w:top w:w="80" w:type="dxa"/>
-              <w:bottom w:w="80" w:type="dxa"/>
-              <w:left w:w="100" w:type="dxa"/>
-              <w:right w:w="100" w:type="dxa"/>
+              <w:top w:w="70" w:type="dxa"/>
+              <w:bottom w:w="70" w:type="dxa"/>
+              <w:left w:w="90" w:type="dxa"/>
+              <w:right w:w="90" w:type="dxa"/>
             </w:tcMar>
           </w:tcPr>
           <w:p>
@@ -7063,7 +7063,7 @@
               <w:rPr>
                 <w:rFonts w:ascii="Consolas" w:hAnsi="Consolas"/>
                 <w:color w:val="A02828"/>
-                <w:sz w:val="18"/>
+                <w:sz w:val="17"/>
               </w:rPr>
               <w:t>STI-604</w:t>
             </w:r>
@@ -7071,14 +7071,14 @@
         </w:tc>
         <w:tc>
           <w:tcPr>
-            <w:tcW w:type="dxa" w:w="1129"/>
+            <w:tcW w:type="dxa" w:w="1870"/>
             <w:vAlign w:val="center"/>
             <w:shd w:fill="FFFFFF"/>
             <w:tcMar>
-              <w:top w:w="80" w:type="dxa"/>
-              <w:bottom w:w="80" w:type="dxa"/>
-              <w:left w:w="100" w:type="dxa"/>
-              <w:right w:w="100" w:type="dxa"/>
+              <w:top w:w="70" w:type="dxa"/>
+              <w:bottom w:w="70" w:type="dxa"/>
+              <w:left w:w="90" w:type="dxa"/>
+              <w:right w:w="90" w:type="dxa"/>
             </w:tcMar>
           </w:tcPr>
           <w:p>
@@ -7091,7 +7091,7 @@
                 <w:rFonts w:ascii="Calibri" w:hAnsi="Calibri"/>
                 <w:b/>
                 <w:color w:val="262626"/>
-                <w:sz w:val="19"/>
+                <w:sz w:val="18"/>
               </w:rPr>
               <w:t>`STI-627`</w:t>
             </w:r>
@@ -7099,14 +7099,14 @@
         </w:tc>
         <w:tc>
           <w:tcPr>
-            <w:tcW w:type="dxa" w:w="1129"/>
+            <w:tcW w:type="dxa" w:w="1870"/>
             <w:vAlign w:val="center"/>
             <w:shd w:fill="FFFFFF"/>
             <w:tcMar>
-              <w:top w:w="80" w:type="dxa"/>
-              <w:bottom w:w="80" w:type="dxa"/>
-              <w:left w:w="100" w:type="dxa"/>
-              <w:right w:w="100" w:type="dxa"/>
+              <w:top w:w="70" w:type="dxa"/>
+              <w:bottom w:w="70" w:type="dxa"/>
+              <w:left w:w="90" w:type="dxa"/>
+              <w:right w:w="90" w:type="dxa"/>
             </w:tcMar>
           </w:tcPr>
           <w:p>
@@ -7118,7 +7118,7 @@
               <w:rPr>
                 <w:rFonts w:ascii="Calibri" w:hAnsi="Calibri"/>
                 <w:color w:val="262626"/>
-                <w:sz w:val="19"/>
+                <w:sz w:val="18"/>
               </w:rPr>
               <w:t>Digital Platform Engineering</w:t>
             </w:r>
@@ -7126,14 +7126,14 @@
         </w:tc>
         <w:tc>
           <w:tcPr>
-            <w:tcW w:type="dxa" w:w="1129"/>
+            <w:tcW w:type="dxa" w:w="1870"/>
             <w:vAlign w:val="center"/>
             <w:shd w:fill="FFFFFF"/>
             <w:tcMar>
-              <w:top w:w="80" w:type="dxa"/>
-              <w:bottom w:w="80" w:type="dxa"/>
-              <w:left w:w="100" w:type="dxa"/>
-              <w:right w:w="100" w:type="dxa"/>
+              <w:top w:w="70" w:type="dxa"/>
+              <w:bottom w:w="70" w:type="dxa"/>
+              <w:left w:w="90" w:type="dxa"/>
+              <w:right w:w="90" w:type="dxa"/>
             </w:tcMar>
           </w:tcPr>
           <w:p>
@@ -7145,7 +7145,7 @@
               <w:rPr>
                 <w:rFonts w:ascii="Calibri" w:hAnsi="Calibri"/>
                 <w:color w:val="262626"/>
-                <w:sz w:val="19"/>
+                <w:sz w:val="18"/>
               </w:rPr>
               <w:t>3</w:t>
             </w:r>
@@ -7153,14 +7153,14 @@
         </w:tc>
         <w:tc>
           <w:tcPr>
-            <w:tcW w:type="dxa" w:w="1129"/>
+            <w:tcW w:type="dxa" w:w="1870"/>
             <w:vAlign w:val="center"/>
             <w:shd w:fill="FFFFFF"/>
             <w:tcMar>
-              <w:top w:w="80" w:type="dxa"/>
-              <w:bottom w:w="80" w:type="dxa"/>
-              <w:left w:w="100" w:type="dxa"/>
-              <w:right w:w="100" w:type="dxa"/>
+              <w:top w:w="70" w:type="dxa"/>
+              <w:bottom w:w="70" w:type="dxa"/>
+              <w:left w:w="90" w:type="dxa"/>
+              <w:right w:w="90" w:type="dxa"/>
             </w:tcMar>
           </w:tcPr>
           <w:p>
@@ -7172,7 +7172,7 @@
               <w:rPr>
                 <w:rFonts w:ascii="Consolas" w:hAnsi="Consolas"/>
                 <w:color w:val="A02828"/>
-                <w:sz w:val="18"/>
+                <w:sz w:val="17"/>
               </w:rPr>
               <w:t>STI-407</w:t>
             </w:r>
@@ -7180,14 +7180,14 @@
         </w:tc>
         <w:tc>
           <w:tcPr>
-            <w:tcW w:type="dxa" w:w="1129"/>
+            <w:tcW w:type="dxa" w:w="1870"/>
             <w:vAlign w:val="center"/>
             <w:shd w:fill="FFFFFF"/>
             <w:tcMar>
-              <w:top w:w="80" w:type="dxa"/>
-              <w:bottom w:w="80" w:type="dxa"/>
-              <w:left w:w="100" w:type="dxa"/>
-              <w:right w:w="100" w:type="dxa"/>
+              <w:top w:w="70" w:type="dxa"/>
+              <w:bottom w:w="70" w:type="dxa"/>
+              <w:left w:w="90" w:type="dxa"/>
+              <w:right w:w="90" w:type="dxa"/>
             </w:tcMar>
           </w:tcPr>
           <w:p>
@@ -7200,7 +7200,7 @@
                 <w:rFonts w:ascii="Calibri" w:hAnsi="Calibri"/>
                 <w:b/>
                 <w:color w:val="262626"/>
-                <w:sz w:val="19"/>
+                <w:sz w:val="18"/>
               </w:rPr>
               <w:t>`STI-416`</w:t>
             </w:r>
@@ -7213,14 +7213,14 @@
         </w:trPr>
         <w:tc>
           <w:tcPr>
-            <w:tcW w:type="dxa" w:w="1129"/>
+            <w:tcW w:type="dxa" w:w="1870"/>
             <w:vAlign w:val="center"/>
             <w:shd w:fill="F2F5F9"/>
             <w:tcMar>
-              <w:top w:w="80" w:type="dxa"/>
-              <w:bottom w:w="80" w:type="dxa"/>
-              <w:left w:w="100" w:type="dxa"/>
-              <w:right w:w="100" w:type="dxa"/>
+              <w:top w:w="70" w:type="dxa"/>
+              <w:bottom w:w="70" w:type="dxa"/>
+              <w:left w:w="90" w:type="dxa"/>
+              <w:right w:w="90" w:type="dxa"/>
             </w:tcMar>
           </w:tcPr>
           <w:p>
@@ -7233,7 +7233,7 @@
                 <w:rFonts w:ascii="Calibri" w:hAnsi="Calibri"/>
                 <w:b/>
                 <w:color w:val="262626"/>
-                <w:sz w:val="19"/>
+                <w:sz w:val="18"/>
               </w:rPr>
               <w:t>7</w:t>
             </w:r>
@@ -7241,14 +7241,14 @@
         </w:tc>
         <w:tc>
           <w:tcPr>
-            <w:tcW w:type="dxa" w:w="1129"/>
+            <w:tcW w:type="dxa" w:w="1870"/>
             <w:vAlign w:val="center"/>
             <w:shd w:fill="F2F5F9"/>
             <w:tcMar>
-              <w:top w:w="80" w:type="dxa"/>
-              <w:bottom w:w="80" w:type="dxa"/>
-              <w:left w:w="100" w:type="dxa"/>
-              <w:right w:w="100" w:type="dxa"/>
+              <w:top w:w="70" w:type="dxa"/>
+              <w:bottom w:w="70" w:type="dxa"/>
+              <w:left w:w="90" w:type="dxa"/>
+              <w:right w:w="90" w:type="dxa"/>
             </w:tcMar>
           </w:tcPr>
           <w:p>
@@ -7260,7 +7260,7 @@
               <w:rPr>
                 <w:rFonts w:ascii="Calibri" w:hAnsi="Calibri"/>
                 <w:color w:val="262626"/>
-                <w:sz w:val="19"/>
+                <w:sz w:val="18"/>
               </w:rPr>
               <w:t>28</w:t>
             </w:r>
@@ -7268,14 +7268,14 @@
         </w:tc>
         <w:tc>
           <w:tcPr>
-            <w:tcW w:type="dxa" w:w="1129"/>
+            <w:tcW w:type="dxa" w:w="1870"/>
             <w:vAlign w:val="center"/>
             <w:shd w:fill="F2F5F9"/>
             <w:tcMar>
-              <w:top w:w="80" w:type="dxa"/>
-              <w:bottom w:w="80" w:type="dxa"/>
-              <w:left w:w="100" w:type="dxa"/>
-              <w:right w:w="100" w:type="dxa"/>
+              <w:top w:w="70" w:type="dxa"/>
+              <w:bottom w:w="70" w:type="dxa"/>
+              <w:left w:w="90" w:type="dxa"/>
+              <w:right w:w="90" w:type="dxa"/>
             </w:tcMar>
           </w:tcPr>
           <w:p>
@@ -7287,7 +7287,7 @@
               <w:rPr>
                 <w:rFonts w:ascii="Consolas" w:hAnsi="Consolas"/>
                 <w:color w:val="A02828"/>
-                <w:sz w:val="18"/>
+                <w:sz w:val="17"/>
               </w:rPr>
               <w:t>STI-701</w:t>
             </w:r>
@@ -7295,14 +7295,14 @@
         </w:tc>
         <w:tc>
           <w:tcPr>
-            <w:tcW w:type="dxa" w:w="1129"/>
+            <w:tcW w:type="dxa" w:w="1870"/>
             <w:vAlign w:val="center"/>
             <w:shd w:fill="F2F5F9"/>
             <w:tcMar>
-              <w:top w:w="80" w:type="dxa"/>
-              <w:bottom w:w="80" w:type="dxa"/>
-              <w:left w:w="100" w:type="dxa"/>
-              <w:right w:w="100" w:type="dxa"/>
+              <w:top w:w="70" w:type="dxa"/>
+              <w:bottom w:w="70" w:type="dxa"/>
+              <w:left w:w="90" w:type="dxa"/>
+              <w:right w:w="90" w:type="dxa"/>
             </w:tcMar>
           </w:tcPr>
           <w:p>
@@ -7315,7 +7315,7 @@
                 <w:rFonts w:ascii="Calibri" w:hAnsi="Calibri"/>
                 <w:b/>
                 <w:color w:val="262626"/>
-                <w:sz w:val="19"/>
+                <w:sz w:val="18"/>
               </w:rPr>
               <w:t>`STI-728`</w:t>
             </w:r>
@@ -7323,14 +7323,14 @@
         </w:tc>
         <w:tc>
           <w:tcPr>
-            <w:tcW w:type="dxa" w:w="1129"/>
+            <w:tcW w:type="dxa" w:w="1870"/>
             <w:vAlign w:val="center"/>
             <w:shd w:fill="F2F5F9"/>
             <w:tcMar>
-              <w:top w:w="80" w:type="dxa"/>
-              <w:bottom w:w="80" w:type="dxa"/>
-              <w:left w:w="100" w:type="dxa"/>
-              <w:right w:w="100" w:type="dxa"/>
+              <w:top w:w="70" w:type="dxa"/>
+              <w:bottom w:w="70" w:type="dxa"/>
+              <w:left w:w="90" w:type="dxa"/>
+              <w:right w:w="90" w:type="dxa"/>
             </w:tcMar>
           </w:tcPr>
           <w:p>
@@ -7342,7 +7342,7 @@
               <w:rPr>
                 <w:rFonts w:ascii="Calibri" w:hAnsi="Calibri"/>
                 <w:color w:val="262626"/>
-                <w:sz w:val="19"/>
+                <w:sz w:val="18"/>
               </w:rPr>
               <w:t>Inovasi Teknologi dan Startup Digital</w:t>
             </w:r>
@@ -7350,14 +7350,14 @@
         </w:tc>
         <w:tc>
           <w:tcPr>
-            <w:tcW w:type="dxa" w:w="1129"/>
+            <w:tcW w:type="dxa" w:w="1870"/>
             <w:vAlign w:val="center"/>
             <w:shd w:fill="F2F5F9"/>
             <w:tcMar>
-              <w:top w:w="80" w:type="dxa"/>
-              <w:bottom w:w="80" w:type="dxa"/>
-              <w:left w:w="100" w:type="dxa"/>
-              <w:right w:w="100" w:type="dxa"/>
+              <w:top w:w="70" w:type="dxa"/>
+              <w:bottom w:w="70" w:type="dxa"/>
+              <w:left w:w="90" w:type="dxa"/>
+              <w:right w:w="90" w:type="dxa"/>
             </w:tcMar>
           </w:tcPr>
           <w:p>
@@ -7369,7 +7369,7 @@
               <w:rPr>
                 <w:rFonts w:ascii="Calibri" w:hAnsi="Calibri"/>
                 <w:color w:val="262626"/>
-                <w:sz w:val="19"/>
+                <w:sz w:val="18"/>
               </w:rPr>
               <w:t>3</w:t>
             </w:r>
@@ -7377,14 +7377,14 @@
         </w:tc>
         <w:tc>
           <w:tcPr>
-            <w:tcW w:type="dxa" w:w="1129"/>
+            <w:tcW w:type="dxa" w:w="1870"/>
             <w:vAlign w:val="center"/>
             <w:shd w:fill="F2F5F9"/>
             <w:tcMar>
-              <w:top w:w="80" w:type="dxa"/>
-              <w:bottom w:w="80" w:type="dxa"/>
-              <w:left w:w="100" w:type="dxa"/>
-              <w:right w:w="100" w:type="dxa"/>
+              <w:top w:w="70" w:type="dxa"/>
+              <w:bottom w:w="70" w:type="dxa"/>
+              <w:left w:w="90" w:type="dxa"/>
+              <w:right w:w="90" w:type="dxa"/>
             </w:tcMar>
           </w:tcPr>
           <w:p>
@@ -7396,7 +7396,7 @@
               <w:rPr>
                 <w:rFonts w:ascii="Consolas" w:hAnsi="Consolas"/>
                 <w:color w:val="A02828"/>
-                <w:sz w:val="18"/>
+                <w:sz w:val="17"/>
               </w:rPr>
               <w:t>STI-604</w:t>
             </w:r>
@@ -7404,7 +7404,7 @@
               <w:rPr>
                 <w:rFonts w:ascii="Calibri" w:hAnsi="Calibri"/>
                 <w:color w:val="262626"/>
-                <w:sz w:val="19"/>
+                <w:sz w:val="18"/>
               </w:rPr>
               <w:t xml:space="preserve">, </w:t>
             </w:r>
@@ -7412,7 +7412,7 @@
               <w:rPr>
                 <w:rFonts w:ascii="Consolas" w:hAnsi="Consolas"/>
                 <w:color w:val="A02828"/>
-                <w:sz w:val="18"/>
+                <w:sz w:val="17"/>
               </w:rPr>
               <w:t>MKU-204</w:t>
             </w:r>
@@ -7420,14 +7420,14 @@
         </w:tc>
         <w:tc>
           <w:tcPr>
-            <w:tcW w:type="dxa" w:w="1129"/>
+            <w:tcW w:type="dxa" w:w="1870"/>
             <w:vAlign w:val="center"/>
             <w:shd w:fill="F2F5F9"/>
             <w:tcMar>
-              <w:top w:w="80" w:type="dxa"/>
-              <w:bottom w:w="80" w:type="dxa"/>
-              <w:left w:w="100" w:type="dxa"/>
-              <w:right w:w="100" w:type="dxa"/>
+              <w:top w:w="70" w:type="dxa"/>
+              <w:bottom w:w="70" w:type="dxa"/>
+              <w:left w:w="90" w:type="dxa"/>
+              <w:right w:w="90" w:type="dxa"/>
             </w:tcMar>
           </w:tcPr>
           <w:p>
@@ -7440,7 +7440,7 @@
                 <w:rFonts w:ascii="Calibri" w:hAnsi="Calibri"/>
                 <w:b/>
                 <w:color w:val="262626"/>
-                <w:sz w:val="19"/>
+                <w:sz w:val="18"/>
               </w:rPr>
               <w:t>`STI-627`</w:t>
             </w:r>
@@ -7448,7 +7448,7 @@
               <w:rPr>
                 <w:rFonts w:ascii="Calibri" w:hAnsi="Calibri"/>
                 <w:color w:val="262626"/>
-                <w:sz w:val="19"/>
+                <w:sz w:val="18"/>
               </w:rPr>
               <w:t xml:space="preserve">, </w:t>
             </w:r>
@@ -7456,7 +7456,7 @@
               <w:rPr>
                 <w:rFonts w:ascii="Consolas" w:hAnsi="Consolas"/>
                 <w:color w:val="A02828"/>
-                <w:sz w:val="18"/>
+                <w:sz w:val="17"/>
               </w:rPr>
               <w:t>MKU-204</w:t>
             </w:r>
@@ -7466,7 +7466,7 @@
     </w:tbl>
     <w:p>
       <w:pPr>
-        <w:spacing w:after="120"/>
+        <w:spacing w:after="100"/>
       </w:pPr>
     </w:p>
     <w:p>
@@ -7476,9 +7476,9 @@
       <w:r>
         <w:rPr>
           <w:color w:val="C8D2E1"/>
-          <w:sz w:val="16"/>
+          <w:sz w:val="14"/>
         </w:rPr>
-        <w:t>_________________________________________________________________________________</w:t>
+        <w:t>————————————————————————————————————————————————————————————————————————————————————————————————————————————————————————</w:t>
       </w:r>
     </w:p>
     <w:p>
@@ -8066,9 +8066,9 @@
       <w:r>
         <w:rPr>
           <w:color w:val="C8D2E1"/>
-          <w:sz w:val="16"/>
+          <w:sz w:val="14"/>
         </w:rPr>
-        <w:t>_________________________________________________________________________________</w:t>
+        <w:t>————————————————————————————————————————————————————————————————————————————————————————————————————————————————————————</w:t>
       </w:r>
     </w:p>
     <w:p>
@@ -8452,9 +8452,9 @@
       <w:r>
         <w:rPr>
           <w:color w:val="C8D2E1"/>
-          <w:sz w:val="16"/>
+          <w:sz w:val="14"/>
         </w:rPr>
-        <w:t>_________________________________________________________________________________</w:t>
+        <w:t>————————————————————————————————————————————————————————————————————————————————————————————————————————————————————————</w:t>
       </w:r>
     </w:p>
     <w:p>
@@ -9122,13 +9122,53 @@
       </w:r>
     </w:p>
     <w:sectPr>
-      <w:pgSz w:w="11909" w:h="16834"/>
-      <w:pgMar w:top="1440" w:right="1440" w:bottom="1440" w:left="1440" w:header="720" w:footer="720" w:gutter="0"/>
+      <w:headerReference w:type="default" r:id="rId9"/>
+      <w:footerReference w:type="default" r:id="rId10"/>
+      <w:pgSz w:w="16834" w:h="11909" w:orient="landscape"/>
+      <w:pgMar w:top="936" w:right="936" w:bottom="936" w:left="936" w:header="720" w:footer="720" w:gutter="0"/>
       <w:cols w:space="720"/>
       <w:docGrid w:linePitch="360"/>
     </w:sectPr>
   </w:body>
 </w:document>
+</file>
+
+<file path=word/footer1.xml><?xml version="1.0" encoding="utf-8"?>
+<w:ftr xmlns:m="http://schemas.openxmlformats.org/officeDocument/2006/math" xmlns:mc="http://schemas.openxmlformats.org/markup-compatibility/2006" xmlns:mo="http://schemas.microsoft.com/office/mac/office/2008/main" xmlns:mv="urn:schemas-microsoft-com:mac:vml" xmlns:o="urn:schemas-microsoft-com:office:office" xmlns:r="http://schemas.openxmlformats.org/officeDocument/2006/relationships" xmlns:v="urn:schemas-microsoft-com:vml" xmlns:w10="urn:schemas-microsoft-com:office:word" xmlns:w14="http://schemas.microsoft.com/office/word/2010/wordml" xmlns:w="http://schemas.openxmlformats.org/wordprocessingml/2006/main" xmlns:wne="http://schemas.microsoft.com/office/word/2006/wordml" xmlns:wp14="http://schemas.microsoft.com/office/word/2010/wordprocessingDrawing" xmlns:wp="http://schemas.openxmlformats.org/drawingml/2006/wordprocessingDrawing" xmlns:wpc="http://schemas.microsoft.com/office/word/2010/wordprocessingCanvas" xmlns:wpg="http://schemas.microsoft.com/office/word/2010/wordprocessingGroup" xmlns:wpi="http://schemas.microsoft.com/office/word/2010/wordprocessingInk" xmlns:wps="http://schemas.microsoft.com/office/word/2010/wordprocessingShape" mc:Ignorable="w14 wp14">
+  <w:p>
+    <w:pPr>
+      <w:pStyle w:val="Footer"/>
+      <w:jc w:val="left"/>
+    </w:pPr>
+    <w:r>
+      <w:rPr>
+        <w:rFonts w:ascii="Calibri" w:hAnsi="Calibri"/>
+        <w:color w:val="646464"/>
+        <w:sz w:val="17"/>
+      </w:rPr>
+      <w:t>Buku Kurikulum KPT-OBE SISTEKIN 2026  |  FSTI Universitas Widyagama Malang</w:t>
+    </w:r>
+  </w:p>
+</w:ftr>
+</file>
+
+<file path=word/header1.xml><?xml version="1.0" encoding="utf-8"?>
+<w:hdr xmlns:m="http://schemas.openxmlformats.org/officeDocument/2006/math" xmlns:mc="http://schemas.openxmlformats.org/markup-compatibility/2006" xmlns:mo="http://schemas.microsoft.com/office/mac/office/2008/main" xmlns:mv="urn:schemas-microsoft-com:mac:vml" xmlns:o="urn:schemas-microsoft-com:office:office" xmlns:r="http://schemas.openxmlformats.org/officeDocument/2006/relationships" xmlns:v="urn:schemas-microsoft-com:vml" xmlns:w10="urn:schemas-microsoft-com:office:word" xmlns:w14="http://schemas.microsoft.com/office/word/2010/wordml" xmlns:w="http://schemas.openxmlformats.org/wordprocessingml/2006/main" xmlns:wne="http://schemas.microsoft.com/office/word/2006/wordml" xmlns:wp14="http://schemas.microsoft.com/office/word/2010/wordprocessingDrawing" xmlns:wp="http://schemas.openxmlformats.org/drawingml/2006/wordprocessingDrawing" xmlns:wpc="http://schemas.microsoft.com/office/word/2010/wordprocessingCanvas" xmlns:wpg="http://schemas.microsoft.com/office/word/2010/wordprocessingGroup" xmlns:wpi="http://schemas.microsoft.com/office/word/2010/wordprocessingInk" xmlns:wps="http://schemas.microsoft.com/office/word/2010/wordprocessingShape" mc:Ignorable="w14 wp14">
+  <w:p>
+    <w:pPr>
+      <w:pStyle w:val="Header"/>
+      <w:jc w:val="right"/>
+    </w:pPr>
+    <w:r>
+      <w:rPr>
+        <w:rFonts w:ascii="Calibri" w:hAnsi="Calibri"/>
+        <w:color w:val="646464"/>
+        <w:sz w:val="17"/>
+      </w:rPr>
+      <w:t>PROGRAM STUDI SISTEM DAN TEKNOLOGI INFORMASI (SISTEKIN) — FSTI UWG</w:t>
+    </w:r>
+  </w:p>
+</w:hdr>
 </file>
 
 <file path=word/numbering.xml><?xml version="1.0" encoding="utf-8"?>
